--- a/translate-pt/2-docker/helper/pt/2.docx
+++ b/translate-pt/2-docker/helper/pt/2.docx
@@ -1,49 +1,34 @@
 
 <file path=word/document.xml><?xml version="1.0" encoding="utf-8"?>
-<w:document xmlns:wpc="http://schemas.microsoft.com/office/word/2010/wordprocessingCanvas" xmlns:cx="http://schemas.microsoft.com/office/drawing/2014/chartex" xmlns:mc="http://schemas.openxmlformats.org/markup-compatibility/2006" xmlns:o="urn:schemas-microsoft-com:office:office" xmlns:r="http://schemas.openxmlformats.org/officeDocument/2006/relationships" xmlns:m="http://schemas.openxmlformats.org/officeDocument/2006/math" xmlns:v="urn:schemas-microsoft-com:vml" xmlns:wp14="http://schemas.microsoft.com/office/word/2010/wordprocessingDrawing" xmlns:wp="http://schemas.openxmlformats.org/drawingml/2006/wordprocessingDrawing" xmlns:w10="urn:schemas-microsoft-com:office:word" xmlns:w="http://schemas.openxmlformats.org/wordprocessingml/2006/main" xmlns:w14="http://schemas.microsoft.com/office/word/2010/wordml" xmlns:w15="http://schemas.microsoft.com/office/word/2012/wordml" xmlns:w16se="http://schemas.microsoft.com/office/word/2015/wordml/symex" xmlns:wpg="http://schemas.microsoft.com/office/word/2010/wordprocessingGroup" xmlns:wpi="http://schemas.microsoft.com/office/word/2010/wordprocessingInk" xmlns:wne="http://schemas.microsoft.com/office/word/2006/wordml" xmlns:wps="http://schemas.microsoft.com/office/word/2010/wordprocessingShape" mc:Ignorable="w14 w15 w16se wp14">
+<w:document xmlns:wpc="http://schemas.microsoft.com/office/word/2010/wordprocessingCanvas" xmlns:cx="http://schemas.microsoft.com/office/drawing/2014/chartex" xmlns:cx1="http://schemas.microsoft.com/office/drawing/2015/9/8/chartex" xmlns:cx2="http://schemas.microsoft.com/office/drawing/2015/10/21/chartex" xmlns:cx3="http://schemas.microsoft.com/office/drawing/2016/5/9/chartex" xmlns:cx4="http://schemas.microsoft.com/office/drawing/2016/5/10/chartex" xmlns:cx5="http://schemas.microsoft.com/office/drawing/2016/5/11/chartex" xmlns:cx6="http://schemas.microsoft.com/office/drawing/2016/5/12/chartex" xmlns:cx7="http://schemas.microsoft.com/office/drawing/2016/5/13/chartex" xmlns:cx8="http://schemas.microsoft.com/office/drawing/2016/5/14/chartex" xmlns:mc="http://schemas.openxmlformats.org/markup-compatibility/2006" xmlns:aink="http://schemas.microsoft.com/office/drawing/2016/ink" xmlns:am3d="http://schemas.microsoft.com/office/drawing/2017/model3d" xmlns:o="urn:schemas-microsoft-com:office:office" xmlns:oel="http://schemas.microsoft.com/office/2019/extlst" xmlns:r="http://schemas.openxmlformats.org/officeDocument/2006/relationships" xmlns:m="http://schemas.openxmlformats.org/officeDocument/2006/math" xmlns:v="urn:schemas-microsoft-com:vml" xmlns:wp14="http://schemas.microsoft.com/office/word/2010/wordprocessingDrawing" xmlns:wp="http://schemas.openxmlformats.org/drawingml/2006/wordprocessingDrawing" xmlns:w10="urn:schemas-microsoft-com:office:word" xmlns:w="http://schemas.openxmlformats.org/wordprocessingml/2006/main" xmlns:w14="http://schemas.microsoft.com/office/word/2010/wordml" xmlns:w15="http://schemas.microsoft.com/office/word/2012/wordml" xmlns:w16cex="http://schemas.microsoft.com/office/word/2018/wordml/cex" xmlns:w16cid="http://schemas.microsoft.com/office/word/2016/wordml/cid" xmlns:w16="http://schemas.microsoft.com/office/word/2018/wordml" xmlns:w16du="http://schemas.microsoft.com/office/word/2023/wordml/word16du" xmlns:w16sdtdh="http://schemas.microsoft.com/office/word/2020/wordml/sdtdatahash" xmlns:w16sdtfl="http://schemas.microsoft.com/office/word/2024/wordml/sdtformatlock" xmlns:w16se="http://schemas.microsoft.com/office/word/2015/wordml/symex" xmlns:wpg="http://schemas.microsoft.com/office/word/2010/wordprocessingGroup" xmlns:wpi="http://schemas.microsoft.com/office/word/2010/wordprocessingInk" xmlns:wne="http://schemas.microsoft.com/office/word/2006/wordml" xmlns:wps="http://schemas.microsoft.com/office/word/2010/wordprocessingShape" mc:Ignorable="w14 w15 w16se w16cid w16 w16cex w16sdtdh w16sdtfl w16du wp14">
   <w:body>
     <w:p>
       <w:pPr>
         <w:ind w:left="3119"/>
-        <w:jc w:val="right"/>
-        <w:rPr>
-          <w:b/>
-          <w:sz w:val="36"/>
-          <w:szCs w:val="36"/>
-        </w:rPr>
-      </w:pPr>
-      <w:r>
-        <w:rPr>
-          <w:b/>
+        <w:jc w:val="left"/>
+        <w:rPr>
+          <w:sz w:val="18"/>
+          <w:szCs w:val="18"/>
+        </w:rPr>
+      </w:pPr>
+      <w:r>
+        <w:rPr>
           <w:noProof/>
-          <w:sz w:val="36"/>
-          <w:szCs w:val="36"/>
-          <w:lang w:eastAsia="en-US"/>
         </w:rPr>
         <w:drawing>
-          <wp:anchor distT="0" distB="0" distL="114300" distR="114300" simplePos="0" relativeHeight="251659264" behindDoc="1" locked="0" layoutInCell="1" allowOverlap="1" wp14:anchorId="73890A22" wp14:editId="6B56A92B">
-            <wp:simplePos x="0" y="0"/>
-            <wp:positionH relativeFrom="column">
-              <wp:posOffset>-67310</wp:posOffset>
-            </wp:positionH>
-            <wp:positionV relativeFrom="paragraph">
-              <wp:posOffset>0</wp:posOffset>
-            </wp:positionV>
-            <wp:extent cx="1880235" cy="728980"/>
-            <wp:effectExtent l="0" t="0" r="5715" b="0"/>
-            <wp:wrapSquare wrapText="bothSides"/>
-            <wp:docPr id="6" name="Picture 6"/>
+          <wp:inline distT="0" distB="0" distL="0" distR="0" wp14:anchorId="440033E9" wp14:editId="73F00C94">
+            <wp:extent cx="1524635" cy="575945"/>
+            <wp:effectExtent l="0" t="0" r="0" b="0"/>
+            <wp:docPr id="232970045" name="Picture 8"/>
             <wp:cNvGraphicFramePr>
-              <a:graphicFrameLocks xmlns:a="http://schemas.openxmlformats.org/drawingml/2006/main" noChangeAspect="1"/>
+              <a:graphicFrameLocks xmlns:a="http://schemas.openxmlformats.org/drawingml/2006/main"/>
             </wp:cNvGraphicFramePr>
             <a:graphic xmlns:a="http://schemas.openxmlformats.org/drawingml/2006/main">
               <a:graphicData uri="http://schemas.openxmlformats.org/drawingml/2006/picture">
                 <pic:pic xmlns:pic="http://schemas.openxmlformats.org/drawingml/2006/picture">
                   <pic:nvPicPr>
-                    <pic:cNvPr id="0" name="Picture 8" descr="C:\Users\juan\AppData\Local\Microsoft\Windows\INetCache\Content.Word\Logo_caseslu.emf"/>
-                    <pic:cNvPicPr>
-                      <a:picLocks noChangeAspect="1" noChangeArrowheads="1"/>
-                    </pic:cNvPicPr>
+                    <pic:cNvPr id="0" name="Picture 8"/>
+                    <pic:cNvPicPr/>
                   </pic:nvPicPr>
                   <pic:blipFill>
                     <a:blip r:embed="rId7" cstate="print">
@@ -60,26 +45,17 @@
                   <pic:spPr bwMode="auto">
                     <a:xfrm>
                       <a:off x="0" y="0"/>
-                      <a:ext cx="1880235" cy="728980"/>
+                      <a:ext cx="1524635" cy="575945"/>
                     </a:xfrm>
                     <a:prstGeom prst="rect">
                       <a:avLst/>
                     </a:prstGeom>
                     <a:noFill/>
-                    <a:ln>
-                      <a:noFill/>
-                    </a:ln>
                   </pic:spPr>
                 </pic:pic>
               </a:graphicData>
             </a:graphic>
-            <wp14:sizeRelH relativeFrom="margin">
-              <wp14:pctWidth>0</wp14:pctWidth>
-            </wp14:sizeRelH>
-            <wp14:sizeRelV relativeFrom="margin">
-              <wp14:pctHeight>0</wp14:pctHeight>
-            </wp14:sizeRelV>
-          </wp:anchor>
+          </wp:inline>
         </w:drawing>
       </w:r>
     </w:p>
@@ -89,6 +65,7 @@
         <w:jc w:val="right"/>
         <w:rPr>
           <w:b/>
+          <w:bCs/>
           <w:sz w:val="36"/>
           <w:szCs w:val="36"/>
         </w:rPr>
@@ -100,6 +77,7 @@
         <w:jc w:val="right"/>
         <w:rPr>
           <w:b/>
+          <w:bCs/>
           <w:sz w:val="36"/>
           <w:szCs w:val="36"/>
         </w:rPr>
@@ -111,6 +89,7 @@
         <w:jc w:val="right"/>
         <w:rPr>
           <w:b/>
+          <w:bCs/>
           <w:sz w:val="36"/>
           <w:szCs w:val="36"/>
         </w:rPr>
@@ -122,6 +101,7 @@
         <w:jc w:val="right"/>
         <w:rPr>
           <w:b/>
+          <w:bCs/>
           <w:sz w:val="36"/>
           <w:szCs w:val="36"/>
         </w:rPr>
@@ -133,12 +113,11 @@
         <w:jc w:val="right"/>
         <w:rPr>
           <w:b/>
+          <w:bCs/>
           <w:sz w:val="36"/>
           <w:szCs w:val="36"/>
         </w:rPr>
       </w:pPr>
-      <w:bookmarkStart w:id="0" w:name="_GoBack"/>
-      <w:bookmarkEnd w:id="0"/>
     </w:p>
     <w:p>
       <w:pPr>
@@ -149,6 +128,7 @@
         <w:jc w:val="right"/>
         <w:rPr>
           <w:b/>
+          <w:bCs/>
           <w:sz w:val="36"/>
           <w:szCs w:val="36"/>
         </w:rPr>
@@ -156,6 +136,7 @@
       <w:r>
         <w:rPr>
           <w:b/>
+          <w:bCs/>
           <w:sz w:val="36"/>
           <w:szCs w:val="36"/>
         </w:rPr>
@@ -163,12 +144,12 @@
       </w:r>
     </w:p>
     <w:p>
-      <w:bookmarkStart w:id="1" w:name="_Toc21257203"/>
-      <w:bookmarkStart w:id="2" w:name="_Toc21404234"/>
-      <w:bookmarkStart w:id="3" w:name="_Toc21419504"/>
-      <w:bookmarkStart w:id="4" w:name="_Toc21425305"/>
-      <w:bookmarkStart w:id="5" w:name="_Toc21427160"/>
-      <w:bookmarkStart w:id="6" w:name="_Toc44755072"/>
+      <w:bookmarkStart w:id="0" w:name="_Toc21257203"/>
+      <w:bookmarkStart w:id="1" w:name="_Toc21404234"/>
+      <w:bookmarkStart w:id="2" w:name="_Toc21419504"/>
+      <w:bookmarkStart w:id="3" w:name="_Toc21425305"/>
+      <w:bookmarkStart w:id="4" w:name="_Toc21427160"/>
+      <w:bookmarkStart w:id="5" w:name="_Toc44755072"/>
     </w:p>
     <w:p/>
     <w:p>
@@ -186,6 +167,7 @@
         <w:jc w:val="center"/>
         <w:rPr>
           <w:b/>
+          <w:bCs/>
           <w:color w:val="1F497D" w:themeColor="text2"/>
           <w:sz w:val="48"/>
           <w:szCs w:val="48"/>
@@ -194,6 +176,7 @@
       <w:r>
         <w:rPr>
           <w:b/>
+          <w:bCs/>
           <w:color w:val="1F497D" w:themeColor="text2"/>
           <w:sz w:val="48"/>
           <w:szCs w:val="48"/>
@@ -209,14 +192,15 @@
         </w:rPr>
       </w:pPr>
     </w:p>
-    <w:bookmarkStart w:id="7" w:name="OLE_LINK1"/>
-    <w:bookmarkStart w:id="8" w:name="OLE_LINK2"/>
+    <w:bookmarkStart w:id="6" w:name="OLE_LINK1"/>
+    <w:bookmarkStart w:id="7" w:name="OLE_LINK2"/>
     <w:p>
       <w:pPr>
         <w:ind w:left="1560" w:right="1417"/>
         <w:jc w:val="center"/>
         <w:rPr>
           <w:b/>
+          <w:bCs/>
           <w:color w:val="1F497D" w:themeColor="text2"/>
           <w:sz w:val="36"/>
           <w:szCs w:val="36"/>
@@ -225,6 +209,7 @@
       <w:r>
         <w:rPr>
           <w:b/>
+          <w:bCs/>
           <w:color w:val="1F497D" w:themeColor="text2"/>
           <w:sz w:val="36"/>
           <w:szCs w:val="36"/>
@@ -234,6 +219,7 @@
       <w:r>
         <w:rPr>
           <w:b/>
+          <w:bCs/>
           <w:color w:val="1F497D" w:themeColor="text2"/>
           <w:sz w:val="36"/>
           <w:szCs w:val="36"/>
@@ -243,33 +229,70 @@
       <w:r>
         <w:rPr>
           <w:b/>
+          <w:bCs/>
           <w:color w:val="1F497D" w:themeColor="text2"/>
           <w:sz w:val="36"/>
           <w:szCs w:val="36"/>
         </w:rPr>
         <w:fldChar w:fldCharType="separate"/>
       </w:r>
+      <w:proofErr w:type="spellStart"/>
       <w:r>
         <w:rPr>
           <w:b/>
+          <w:bCs/>
           <w:color w:val="1F497D" w:themeColor="text2"/>
           <w:sz w:val="36"/>
           <w:szCs w:val="36"/>
         </w:rPr>
-        <w:t>Information security - MONARC</w:t>
-      </w:r>
+        <w:t>Information</w:t>
+      </w:r>
+      <w:proofErr w:type="spellEnd"/>
       <w:r>
         <w:rPr>
           <w:b/>
+          <w:bCs/>
           <w:color w:val="1F497D" w:themeColor="text2"/>
           <w:sz w:val="36"/>
           <w:szCs w:val="36"/>
         </w:rPr>
+        <w:t xml:space="preserve"> </w:t>
+      </w:r>
+      <w:proofErr w:type="spellStart"/>
+      <w:r>
+        <w:rPr>
+          <w:b/>
+          <w:bCs/>
+          <w:color w:val="1F497D" w:themeColor="text2"/>
+          <w:sz w:val="36"/>
+          <w:szCs w:val="36"/>
+        </w:rPr>
+        <w:t>security</w:t>
+      </w:r>
+      <w:proofErr w:type="spellEnd"/>
+      <w:r>
+        <w:rPr>
+          <w:b/>
+          <w:bCs/>
+          <w:color w:val="1F497D" w:themeColor="text2"/>
+          <w:sz w:val="36"/>
+          <w:szCs w:val="36"/>
+        </w:rPr>
+        <w:t xml:space="preserve"> - MONARC</w:t>
+      </w:r>
+      <w:r>
+        <w:rPr>
+          <w:b/>
+          <w:bCs/>
+          <w:color w:val="1F497D" w:themeColor="text2"/>
+          <w:sz w:val="36"/>
+          <w:szCs w:val="36"/>
+        </w:rPr>
         <w:fldChar w:fldCharType="end"/>
       </w:r>
     </w:p>
+    <w:bookmarkEnd w:id="6"/>
     <w:bookmarkEnd w:id="7"/>
-    <w:bookmarkEnd w:id="8"/>
     <w:p/>
     <w:p/>
     <w:p/>
@@ -287,37 +310,34 @@
         </w:tabs>
       </w:pPr>
     </w:p>
-    <w:p>
-      <w:pPr>
-        <w:tabs>
-          <w:tab w:val="left" w:pos="6115"/>
-        </w:tabs>
-      </w:pPr>
-    </w:p>
     <w:p/>
     <w:p/>
     <w:p/>
-    <w:p>
-      <w:pPr>
-        <w:rPr>
-          <w:b/>
-          <w:sz w:val="28"/>
-        </w:rPr>
-      </w:pPr>
-      <w:r>
-        <w:rPr>
-          <w:b/>
-          <w:sz w:val="28"/>
-        </w:rPr>
-        <w:t>General information</w:t>
-      </w:r>
-    </w:p>
+    <w:bookmarkEnd w:id="0"/>
     <w:bookmarkEnd w:id="1"/>
     <w:bookmarkEnd w:id="2"/>
     <w:bookmarkEnd w:id="3"/>
     <w:bookmarkEnd w:id="4"/>
     <w:bookmarkEnd w:id="5"/>
-    <w:bookmarkEnd w:id="6"/>
+    <w:p>
+      <w:pPr>
+        <w:keepLines/>
+        <w:spacing w:after="0"/>
+        <w:rPr>
+          <w:rFonts w:eastAsia="Century Schoolbook" w:cs="Century Schoolbook"/>
+          <w:sz w:val="28"/>
+          <w:szCs w:val="28"/>
+        </w:rPr>
+      </w:pPr>
+      <w:r>
+        <w:rPr>
+          <w:rFonts w:eastAsia="Century Schoolbook" w:cs="Century Schoolbook"/>
+          <w:sz w:val="28"/>
+          <w:szCs w:val="28"/>
+        </w:rPr>
+        <w:t>Informações gerais</w:t>
+      </w:r>
+    </w:p>
     <w:p>
       <w:pPr>
         <w:keepLines/>
@@ -340,19 +360,23 @@
       </w:pPr>
       <w:r>
         <w:rPr>
+          <w:rFonts w:eastAsia="Century Schoolbook" w:cs="Century Schoolbook"/>
           <w:sz w:val="20"/>
           <w:szCs w:val="20"/>
-          <w:lang w:val="fr-LU"/>
-        </w:rPr>
-        <w:t>Version:</w:t>
+        </w:rPr>
+        <w:t>Versão:</w:t>
+      </w:r>
+      <w:r>
+        <w:tab/>
+      </w:r>
+      <w:r>
+        <w:tab/>
       </w:r>
       <w:r>
         <w:rPr>
           <w:sz w:val="20"/>
           <w:szCs w:val="20"/>
-          <w:lang w:val="fr-LU"/>
-        </w:rPr>
-        <w:tab/>
+        </w:rPr>
         <w:t>${VERSION}</w:t>
       </w:r>
     </w:p>
@@ -378,37 +402,23 @@
       </w:pPr>
       <w:r>
         <w:rPr>
+          <w:rFonts w:eastAsia="Century Schoolbook" w:cs="Century Schoolbook"/>
           <w:sz w:val="20"/>
           <w:szCs w:val="20"/>
-          <w:lang w:val="fr-LU"/>
-        </w:rPr>
-        <w:t xml:space="preserve">Document </w:t>
-      </w:r>
-      <w:proofErr w:type="spellStart"/>
+        </w:rPr>
+        <w:t>Estado do documento:</w:t>
+      </w:r>
+      <w:r>
+        <w:tab/>
+      </w:r>
+      <w:r>
+        <w:tab/>
+      </w:r>
       <w:r>
         <w:rPr>
           <w:sz w:val="20"/>
           <w:szCs w:val="20"/>
-          <w:lang w:val="fr-LU"/>
-        </w:rPr>
-        <w:t>status</w:t>
-      </w:r>
-      <w:proofErr w:type="spellEnd"/>
-      <w:r>
-        <w:rPr>
-          <w:sz w:val="20"/>
-          <w:szCs w:val="20"/>
-          <w:lang w:val="fr-LU"/>
-        </w:rPr>
-        <w:t>:</w:t>
-      </w:r>
-      <w:r>
-        <w:rPr>
-          <w:sz w:val="20"/>
-          <w:szCs w:val="20"/>
-          <w:lang w:val="fr-LU"/>
-        </w:rPr>
-        <w:tab/>
+        </w:rPr>
         <w:t>${STATE}</w:t>
       </w:r>
     </w:p>
@@ -434,19 +444,23 @@
       </w:pPr>
       <w:r>
         <w:rPr>
+          <w:rFonts w:eastAsia="Century Schoolbook" w:cs="Century Schoolbook"/>
           <w:sz w:val="20"/>
           <w:szCs w:val="20"/>
-          <w:lang w:val="fr-LU"/>
-        </w:rPr>
-        <w:t>Classification:</w:t>
+        </w:rPr>
+        <w:t>Classificação:</w:t>
+      </w:r>
+      <w:r>
+        <w:tab/>
+      </w:r>
+      <w:r>
+        <w:tab/>
       </w:r>
       <w:r>
         <w:rPr>
           <w:sz w:val="20"/>
           <w:szCs w:val="20"/>
-          <w:lang w:val="fr-LU"/>
-        </w:rPr>
-        <w:tab/>
+        </w:rPr>
         <w:t>${CLASSIFICATION}</w:t>
       </w:r>
     </w:p>
@@ -470,31 +484,25 @@
           <w:lang w:val="fr-LU"/>
         </w:rPr>
       </w:pPr>
-      <w:proofErr w:type="spellStart"/>
-      <w:r>
-        <w:rPr>
+      <w:r>
+        <w:rPr>
+          <w:rFonts w:eastAsia="Century Schoolbook" w:cs="Century Schoolbook"/>
           <w:sz w:val="20"/>
           <w:szCs w:val="20"/>
-          <w:lang w:val="fr-LU"/>
-        </w:rPr>
-        <w:t>Company</w:t>
-      </w:r>
-      <w:proofErr w:type="spellEnd"/>
+        </w:rPr>
+        <w:t>Empresa:</w:t>
+      </w:r>
+      <w:r>
+        <w:tab/>
+      </w:r>
+      <w:r>
+        <w:tab/>
+      </w:r>
       <w:r>
         <w:rPr>
           <w:sz w:val="20"/>
           <w:szCs w:val="20"/>
-          <w:lang w:val="fr-LU"/>
-        </w:rPr>
-        <w:t>:</w:t>
-      </w:r>
-      <w:r>
-        <w:rPr>
-          <w:sz w:val="20"/>
-          <w:szCs w:val="20"/>
-          <w:lang w:val="fr-LU"/>
-        </w:rPr>
-        <w:tab/>
+        </w:rPr>
         <w:t>${COMPANY}</w:t>
       </w:r>
     </w:p>
@@ -521,37 +529,23 @@
       </w:pPr>
       <w:r>
         <w:rPr>
+          <w:rFonts w:eastAsia="Century Schoolbook" w:cs="Century Schoolbook"/>
           <w:sz w:val="20"/>
           <w:szCs w:val="20"/>
-          <w:lang w:val="fr-LU"/>
-        </w:rPr>
-        <w:t xml:space="preserve">Document </w:t>
-      </w:r>
-      <w:proofErr w:type="spellStart"/>
+        </w:rPr>
+        <w:t>Nome do documento:</w:t>
+      </w:r>
+      <w:r>
+        <w:tab/>
+      </w:r>
+      <w:r>
+        <w:tab/>
+      </w:r>
       <w:r>
         <w:rPr>
           <w:sz w:val="20"/>
           <w:szCs w:val="20"/>
-          <w:lang w:val="fr-LU"/>
-        </w:rPr>
-        <w:t>name</w:t>
-      </w:r>
-      <w:proofErr w:type="spellEnd"/>
-      <w:r>
-        <w:rPr>
-          <w:sz w:val="20"/>
-          <w:szCs w:val="20"/>
-          <w:lang w:val="fr-LU"/>
-        </w:rPr>
-        <w:t>:</w:t>
-      </w:r>
-      <w:r>
-        <w:rPr>
-          <w:sz w:val="20"/>
-          <w:szCs w:val="20"/>
-          <w:lang w:val="fr-LU"/>
-        </w:rPr>
-        <w:tab/>
+        </w:rPr>
         <w:t>${DOCUMENT}</w:t>
       </w:r>
     </w:p>
@@ -576,17 +570,23 @@
       </w:pPr>
       <w:r>
         <w:rPr>
+          <w:rFonts w:eastAsia="Century Schoolbook" w:cs="Century Schoolbook"/>
           <w:sz w:val="20"/>
           <w:szCs w:val="20"/>
         </w:rPr>
-        <w:t>Date:</w:t>
+        <w:t>Data:</w:t>
+      </w:r>
+      <w:r>
+        <w:tab/>
+      </w:r>
+      <w:r>
+        <w:tab/>
       </w:r>
       <w:r>
         <w:rPr>
           <w:sz w:val="20"/>
           <w:szCs w:val="20"/>
         </w:rPr>
-        <w:tab/>
         <w:t>${DATE}</w:t>
       </w:r>
     </w:p>
@@ -611,24 +611,45 @@
       </w:pPr>
       <w:r>
         <w:rPr>
+          <w:rFonts w:eastAsia="Century Schoolbook" w:cs="Century Schoolbook"/>
           <w:sz w:val="20"/>
           <w:szCs w:val="20"/>
         </w:rPr>
-        <w:t>Security consultant(s)</w:t>
-      </w:r>
-      <w:r>
-        <w:rPr>
+        <w:t>Consultor(</w:t>
+      </w:r>
+      <w:proofErr w:type="spellStart"/>
+      <w:r>
+        <w:rPr>
+          <w:rFonts w:eastAsia="Century Schoolbook" w:cs="Century Schoolbook"/>
           <w:sz w:val="20"/>
           <w:szCs w:val="20"/>
         </w:rPr>
-        <w:t xml:space="preserve">: </w:t>
-      </w:r>
-      <w:r>
-        <w:rPr>
+        <w:t>es</w:t>
+      </w:r>
+      <w:proofErr w:type="spellEnd"/>
+      <w:r>
+        <w:rPr>
+          <w:rFonts w:eastAsia="Century Schoolbook" w:cs="Century Schoolbook"/>
           <w:sz w:val="20"/>
           <w:szCs w:val="20"/>
         </w:rPr>
+        <w:t>) de segurança:</w:t>
+      </w:r>
+      <w:r>
+        <w:rPr>
+          <w:sz w:val="20"/>
+          <w:szCs w:val="20"/>
+        </w:rPr>
+        <w:t xml:space="preserve"> </w:t>
+      </w:r>
+      <w:r>
         <w:tab/>
+      </w:r>
+      <w:r>
+        <w:rPr>
+          <w:sz w:val="20"/>
+          <w:szCs w:val="20"/>
+        </w:rPr>
         <w:t>${SMILE}</w:t>
       </w:r>
     </w:p>
@@ -653,37 +674,35 @@
       </w:pPr>
       <w:r>
         <w:rPr>
+          <w:rFonts w:eastAsia="Century Schoolbook" w:cs="Century Schoolbook"/>
           <w:sz w:val="20"/>
           <w:szCs w:val="20"/>
         </w:rPr>
-        <w:t>Client representative(s)</w:t>
+        <w:t>Representante(s) do cliente:</w:t>
+      </w:r>
+      <w:r>
+        <w:tab/>
       </w:r>
       <w:r>
         <w:rPr>
           <w:sz w:val="20"/>
           <w:szCs w:val="20"/>
         </w:rPr>
-        <w:t xml:space="preserve">: </w:t>
-      </w:r>
-      <w:r>
+        <w:t>${CLIENT}</w:t>
+      </w:r>
+    </w:p>
+    <w:p>
+      <w:pPr>
+        <w:spacing w:after="0"/>
+        <w:ind w:right="0"/>
+        <w:jc w:val="left"/>
         <w:rPr>
           <w:sz w:val="20"/>
           <w:szCs w:val="20"/>
         </w:rPr>
-        <w:tab/>
-        <w:t>${CLIENT}</w:t>
-      </w:r>
-    </w:p>
-    <w:p>
-      <w:pPr>
-        <w:spacing w:after="0" w:line="276" w:lineRule="auto"/>
-        <w:ind w:right="0"/>
-        <w:jc w:val="left"/>
-        <w:rPr>
-          <w:sz w:val="20"/>
-        </w:rPr>
-      </w:pPr>
-      <w:r>
+      </w:pPr>
+      <w:r>
+        <w:lastRenderedPageBreak/>
         <w:br w:type="page"/>
       </w:r>
     </w:p>
@@ -712,15 +731,338 @@
       <w:sdtContent>
         <w:p>
           <w:pPr>
-            <w:pStyle w:val="TOCHeading"/>
+            <w:pStyle w:val="Cabealhodondice"/>
           </w:pPr>
+          <w:proofErr w:type="spellStart"/>
           <w:r>
-            <w:t>Contents</w:t>
+            <w:t>Indíce</w:t>
           </w:r>
+          <w:proofErr w:type="spellEnd"/>
         </w:p>
         <w:p>
           <w:pPr>
-            <w:pStyle w:val="TOC1"/>
+            <w:pStyle w:val="ndice2"/>
+            <w:tabs>
+              <w:tab w:val="left" w:pos="880"/>
+              <w:tab w:val="right" w:leader="dot" w:pos="9770"/>
+            </w:tabs>
+            <w:rPr>
+              <w:rFonts w:asciiTheme="minorHAnsi" w:eastAsiaTheme="minorEastAsia" w:hAnsiTheme="minorHAnsi" w:cstheme="minorBidi"/>
+              <w:smallCaps w:val="0"/>
+              <w:noProof/>
+              <w:kern w:val="2"/>
+              <w:sz w:val="24"/>
+              <w:szCs w:val="24"/>
+              <w:lang w:eastAsia="pt-PT"/>
+              <w14:ligatures w14:val="standardContextual"/>
+            </w:rPr>
+          </w:pPr>
+          <w:r>
+            <w:rPr>
+              <w:caps/>
+            </w:rPr>
+            <w:fldChar w:fldCharType="begin"/>
+          </w:r>
+          <w:r>
+            <w:instrText xml:space="preserve"> TOC \o "1-3" \h \z \u </w:instrText>
+          </w:r>
+          <w:r>
+            <w:rPr>
+              <w:caps/>
+            </w:rPr>
+            <w:fldChar w:fldCharType="separate"/>
+          </w:r>
+          <w:hyperlink w:anchor="_Toc190693362" w:history="1">
+            <w:r>
+              <w:rPr>
+                <w:rStyle w:val="Hiperligao"/>
+                <w:noProof/>
+                <w14:scene3d>
+                  <w14:camera w14:prst="orthographicFront"/>
+                  <w14:lightRig w14:rig="threePt" w14:dir="t">
+                    <w14:rot w14:lat="0" w14:lon="0" w14:rev="0"/>
+                  </w14:lightRig>
+                </w14:scene3d>
+              </w:rPr>
+              <w:t>1.1</w:t>
+            </w:r>
+            <w:r>
+              <w:rPr>
+                <w:rFonts w:asciiTheme="minorHAnsi" w:eastAsiaTheme="minorEastAsia" w:hAnsiTheme="minorHAnsi" w:cstheme="minorBidi"/>
+                <w:smallCaps w:val="0"/>
+                <w:noProof/>
+                <w:kern w:val="2"/>
+                <w:sz w:val="24"/>
+                <w:szCs w:val="24"/>
+                <w:lang w:eastAsia="pt-PT"/>
+                <w14:ligatures w14:val="standardContextual"/>
+              </w:rPr>
+              <w:tab/>
+            </w:r>
+            <w:r>
+              <w:rPr>
+                <w:rStyle w:val="Hiperligao"/>
+                <w:noProof/>
+              </w:rPr>
+              <w:t>Contextualizar a análise de risco</w:t>
+            </w:r>
+            <w:r>
+              <w:rPr>
+                <w:noProof/>
+                <w:webHidden/>
+              </w:rPr>
+              <w:tab/>
+            </w:r>
+            <w:r>
+              <w:rPr>
+                <w:noProof/>
+                <w:webHidden/>
+              </w:rPr>
+              <w:fldChar w:fldCharType="begin"/>
+            </w:r>
+            <w:r>
+              <w:rPr>
+                <w:noProof/>
+                <w:webHidden/>
+              </w:rPr>
+              <w:instrText xml:space="preserve"> PAGEREF _Toc190693362 \h </w:instrText>
+            </w:r>
+            <w:r>
+              <w:rPr>
+                <w:noProof/>
+                <w:webHidden/>
+              </w:rPr>
+            </w:r>
+            <w:r>
+              <w:rPr>
+                <w:noProof/>
+                <w:webHidden/>
+              </w:rPr>
+              <w:fldChar w:fldCharType="separate"/>
+            </w:r>
+            <w:r>
+              <w:rPr>
+                <w:noProof/>
+                <w:webHidden/>
+              </w:rPr>
+              <w:t>4</w:t>
+            </w:r>
+            <w:r>
+              <w:rPr>
+                <w:noProof/>
+                <w:webHidden/>
+              </w:rPr>
+              <w:fldChar w:fldCharType="end"/>
+            </w:r>
+          </w:hyperlink>
+        </w:p>
+        <w:p>
+          <w:pPr>
+            <w:pStyle w:val="ndice2"/>
+            <w:tabs>
+              <w:tab w:val="left" w:pos="880"/>
+              <w:tab w:val="right" w:leader="dot" w:pos="9770"/>
+            </w:tabs>
+            <w:rPr>
+              <w:rFonts w:asciiTheme="minorHAnsi" w:eastAsiaTheme="minorEastAsia" w:hAnsiTheme="minorHAnsi" w:cstheme="minorBidi"/>
+              <w:smallCaps w:val="0"/>
+              <w:noProof/>
+              <w:kern w:val="2"/>
+              <w:sz w:val="24"/>
+              <w:szCs w:val="24"/>
+              <w:lang w:eastAsia="pt-PT"/>
+              <w14:ligatures w14:val="standardContextual"/>
+            </w:rPr>
+          </w:pPr>
+          <w:hyperlink w:anchor="_Toc190693363" w:history="1">
+            <w:r>
+              <w:rPr>
+                <w:rStyle w:val="Hiperligao"/>
+                <w:noProof/>
+                <w14:scene3d>
+                  <w14:camera w14:prst="orthographicFront"/>
+                  <w14:lightRig w14:rig="threePt" w14:dir="t">
+                    <w14:rot w14:lat="0" w14:lon="0" w14:rev="0"/>
+                  </w14:lightRig>
+                </w14:scene3d>
+              </w:rPr>
+              <w:t>1.2</w:t>
+            </w:r>
+            <w:r>
+              <w:rPr>
+                <w:rFonts w:asciiTheme="minorHAnsi" w:eastAsiaTheme="minorEastAsia" w:hAnsiTheme="minorHAnsi" w:cstheme="minorBidi"/>
+                <w:smallCaps w:val="0"/>
+                <w:noProof/>
+                <w:kern w:val="2"/>
+                <w:sz w:val="24"/>
+                <w:szCs w:val="24"/>
+                <w:lang w:eastAsia="pt-PT"/>
+                <w14:ligatures w14:val="standardContextual"/>
+              </w:rPr>
+              <w:tab/>
+            </w:r>
+            <w:r>
+              <w:rPr>
+                <w:rStyle w:val="Hiperligao"/>
+                <w:noProof/>
+              </w:rPr>
+              <w:t>Objetivos do documento</w:t>
+            </w:r>
+            <w:r>
+              <w:rPr>
+                <w:noProof/>
+                <w:webHidden/>
+              </w:rPr>
+              <w:tab/>
+            </w:r>
+            <w:r>
+              <w:rPr>
+                <w:noProof/>
+                <w:webHidden/>
+              </w:rPr>
+              <w:fldChar w:fldCharType="begin"/>
+            </w:r>
+            <w:r>
+              <w:rPr>
+                <w:noProof/>
+                <w:webHidden/>
+              </w:rPr>
+              <w:instrText xml:space="preserve"> PAGEREF _Toc190693363 \h </w:instrText>
+            </w:r>
+            <w:r>
+              <w:rPr>
+                <w:noProof/>
+                <w:webHidden/>
+              </w:rPr>
+            </w:r>
+            <w:r>
+              <w:rPr>
+                <w:noProof/>
+                <w:webHidden/>
+              </w:rPr>
+              <w:fldChar w:fldCharType="separate"/>
+            </w:r>
+            <w:r>
+              <w:rPr>
+                <w:noProof/>
+                <w:webHidden/>
+              </w:rPr>
+              <w:t>4</w:t>
+            </w:r>
+            <w:r>
+              <w:rPr>
+                <w:noProof/>
+                <w:webHidden/>
+              </w:rPr>
+              <w:fldChar w:fldCharType="end"/>
+            </w:r>
+          </w:hyperlink>
+        </w:p>
+        <w:p>
+          <w:pPr>
+            <w:pStyle w:val="ndice2"/>
+            <w:tabs>
+              <w:tab w:val="left" w:pos="880"/>
+              <w:tab w:val="right" w:leader="dot" w:pos="9770"/>
+            </w:tabs>
+            <w:rPr>
+              <w:rFonts w:asciiTheme="minorHAnsi" w:eastAsiaTheme="minorEastAsia" w:hAnsiTheme="minorHAnsi" w:cstheme="minorBidi"/>
+              <w:smallCaps w:val="0"/>
+              <w:noProof/>
+              <w:kern w:val="2"/>
+              <w:sz w:val="24"/>
+              <w:szCs w:val="24"/>
+              <w:lang w:eastAsia="pt-PT"/>
+              <w14:ligatures w14:val="standardContextual"/>
+            </w:rPr>
+          </w:pPr>
+          <w:hyperlink w:anchor="_Toc190693364" w:history="1">
+            <w:r>
+              <w:rPr>
+                <w:rStyle w:val="Hiperligao"/>
+                <w:noProof/>
+                <w14:scene3d>
+                  <w14:camera w14:prst="orthographicFront"/>
+                  <w14:lightRig w14:rig="threePt" w14:dir="t">
+                    <w14:rot w14:lat="0" w14:lon="0" w14:rev="0"/>
+                  </w14:lightRig>
+                </w14:scene3d>
+              </w:rPr>
+              <w:t>1.3</w:t>
+            </w:r>
+            <w:r>
+              <w:rPr>
+                <w:rFonts w:asciiTheme="minorHAnsi" w:eastAsiaTheme="minorEastAsia" w:hAnsiTheme="minorHAnsi" w:cstheme="minorBidi"/>
+                <w:smallCaps w:val="0"/>
+                <w:noProof/>
+                <w:kern w:val="2"/>
+                <w:sz w:val="24"/>
+                <w:szCs w:val="24"/>
+                <w:lang w:eastAsia="pt-PT"/>
+                <w14:ligatures w14:val="standardContextual"/>
+              </w:rPr>
+              <w:tab/>
+            </w:r>
+            <w:r>
+              <w:rPr>
+                <w:rStyle w:val="Hiperligao"/>
+                <w:noProof/>
+              </w:rPr>
+              <w:t>Acrónimos/Glossário</w:t>
+            </w:r>
+            <w:r>
+              <w:rPr>
+                <w:noProof/>
+                <w:webHidden/>
+              </w:rPr>
+              <w:tab/>
+            </w:r>
+            <w:r>
+              <w:rPr>
+                <w:noProof/>
+                <w:webHidden/>
+              </w:rPr>
+              <w:fldChar w:fldCharType="begin"/>
+            </w:r>
+            <w:r>
+              <w:rPr>
+                <w:noProof/>
+                <w:webHidden/>
+              </w:rPr>
+              <w:instrText xml:space="preserve"> PAGEREF _Toc190693364 \h </w:instrText>
+            </w:r>
+            <w:r>
+              <w:rPr>
+                <w:noProof/>
+                <w:webHidden/>
+              </w:rPr>
+            </w:r>
+            <w:r>
+              <w:rPr>
+                <w:noProof/>
+                <w:webHidden/>
+              </w:rPr>
+              <w:fldChar w:fldCharType="separate"/>
+            </w:r>
+            <w:r>
+              <w:rPr>
+                <w:noProof/>
+                <w:webHidden/>
+              </w:rPr>
+              <w:t>4</w:t>
+            </w:r>
+            <w:r>
+              <w:rPr>
+                <w:noProof/>
+                <w:webHidden/>
+              </w:rPr>
+              <w:fldChar w:fldCharType="end"/>
+            </w:r>
+          </w:hyperlink>
+        </w:p>
+        <w:p>
+          <w:pPr>
+            <w:pStyle w:val="ndice1"/>
             <w:tabs>
               <w:tab w:val="left" w:pos="440"/>
               <w:tab w:val="right" w:leader="dot" w:pos="9770"/>
@@ -731,27 +1073,20 @@
               <w:bCs w:val="0"/>
               <w:caps w:val="0"/>
               <w:noProof/>
-              <w:sz w:val="22"/>
-              <w:szCs w:val="22"/>
-              <w:lang w:eastAsia="en-US"/>
+              <w:kern w:val="2"/>
+              <w:sz w:val="24"/>
+              <w:szCs w:val="24"/>
+              <w:lang w:eastAsia="pt-PT"/>
+              <w14:ligatures w14:val="standardContextual"/>
             </w:rPr>
           </w:pPr>
-          <w:r>
-            <w:fldChar w:fldCharType="begin"/>
-          </w:r>
-          <w:r>
-            <w:instrText xml:space="preserve"> TOC \o "1-3" \h \z \u </w:instrText>
-          </w:r>
-          <w:r>
-            <w:fldChar w:fldCharType="separate"/>
-          </w:r>
-          <w:hyperlink w:anchor="_Toc511640086" w:history="1">
-            <w:r>
-              <w:rPr>
-                <w:rStyle w:val="Hyperlink"/>
-                <w:noProof/>
-              </w:rPr>
-              <w:t>1</w:t>
+          <w:hyperlink w:anchor="_Toc190693365" w:history="1">
+            <w:r>
+              <w:rPr>
+                <w:rStyle w:val="Hiperligao"/>
+                <w:noProof/>
+              </w:rPr>
+              <w:t>2</w:t>
             </w:r>
             <w:r>
               <w:rPr>
@@ -760,18 +1095,20 @@
                 <w:bCs w:val="0"/>
                 <w:caps w:val="0"/>
                 <w:noProof/>
-                <w:sz w:val="22"/>
-                <w:szCs w:val="22"/>
-                <w:lang w:eastAsia="en-US"/>
+                <w:kern w:val="2"/>
+                <w:sz w:val="24"/>
+                <w:szCs w:val="24"/>
+                <w:lang w:eastAsia="pt-PT"/>
+                <w14:ligatures w14:val="standardContextual"/>
               </w:rPr>
               <w:tab/>
             </w:r>
             <w:r>
               <w:rPr>
-                <w:rStyle w:val="Hyperlink"/>
-                <w:noProof/>
-              </w:rPr>
-              <w:t>Introduction</w:t>
+                <w:rStyle w:val="Hiperligao"/>
+                <w:noProof/>
+              </w:rPr>
+              <w:t>Modelação de Contexto</w:t>
             </w:r>
             <w:r>
               <w:rPr>
@@ -792,7 +1129,7 @@
                 <w:noProof/>
                 <w:webHidden/>
               </w:rPr>
-              <w:instrText xml:space="preserve"> PAGEREF _Toc511640086 \h </w:instrText>
+              <w:instrText xml:space="preserve"> PAGEREF _Toc190693365 \h </w:instrText>
             </w:r>
             <w:r>
               <w:rPr>
@@ -812,7 +1149,7 @@
                 <w:noProof/>
                 <w:webHidden/>
               </w:rPr>
-              <w:t>3</w:t>
+              <w:t>5</w:t>
             </w:r>
             <w:r>
               <w:rPr>
@@ -825,7 +1162,7 @@
         </w:p>
         <w:p>
           <w:pPr>
-            <w:pStyle w:val="TOC2"/>
+            <w:pStyle w:val="ndice2"/>
             <w:tabs>
               <w:tab w:val="left" w:pos="880"/>
               <w:tab w:val="right" w:leader="dot" w:pos="9770"/>
@@ -834,15 +1171,17 @@
               <w:rFonts w:asciiTheme="minorHAnsi" w:eastAsiaTheme="minorEastAsia" w:hAnsiTheme="minorHAnsi" w:cstheme="minorBidi"/>
               <w:smallCaps w:val="0"/>
               <w:noProof/>
-              <w:sz w:val="22"/>
-              <w:szCs w:val="22"/>
-              <w:lang w:eastAsia="en-US"/>
+              <w:kern w:val="2"/>
+              <w:sz w:val="24"/>
+              <w:szCs w:val="24"/>
+              <w:lang w:eastAsia="pt-PT"/>
+              <w14:ligatures w14:val="standardContextual"/>
             </w:rPr>
           </w:pPr>
-          <w:hyperlink w:anchor="_Toc511640087" w:history="1">
-            <w:r>
-              <w:rPr>
-                <w:rStyle w:val="Hyperlink"/>
+          <w:hyperlink w:anchor="_Toc190693366" w:history="1">
+            <w:r>
+              <w:rPr>
+                <w:rStyle w:val="Hiperligao"/>
                 <w:noProof/>
                 <w14:scene3d>
                   <w14:camera w14:prst="orthographicFront"/>
@@ -851,25 +1190,27 @@
                   </w14:lightRig>
                 </w14:scene3d>
               </w:rPr>
-              <w:t>1.1</w:t>
+              <w:t>2.1</w:t>
             </w:r>
             <w:r>
               <w:rPr>
                 <w:rFonts w:asciiTheme="minorHAnsi" w:eastAsiaTheme="minorEastAsia" w:hAnsiTheme="minorHAnsi" w:cstheme="minorBidi"/>
                 <w:smallCaps w:val="0"/>
                 <w:noProof/>
-                <w:sz w:val="22"/>
-                <w:szCs w:val="22"/>
-                <w:lang w:eastAsia="en-US"/>
+                <w:kern w:val="2"/>
+                <w:sz w:val="24"/>
+                <w:szCs w:val="24"/>
+                <w:lang w:eastAsia="pt-PT"/>
+                <w14:ligatures w14:val="standardContextual"/>
               </w:rPr>
               <w:tab/>
             </w:r>
             <w:r>
               <w:rPr>
-                <w:rStyle w:val="Hyperlink"/>
-                <w:noProof/>
-              </w:rPr>
-              <w:t>Placing the risk analysis in context</w:t>
+                <w:rStyle w:val="Hiperligao"/>
+                <w:noProof/>
+              </w:rPr>
+              <w:t>Identificação dos ativos</w:t>
             </w:r>
             <w:r>
               <w:rPr>
@@ -890,7 +1231,7 @@
                 <w:noProof/>
                 <w:webHidden/>
               </w:rPr>
-              <w:instrText xml:space="preserve"> PAGEREF _Toc511640087 \h </w:instrText>
+              <w:instrText xml:space="preserve"> PAGEREF _Toc190693366 \h </w:instrText>
             </w:r>
             <w:r>
               <w:rPr>
@@ -910,7 +1251,7 @@
                 <w:noProof/>
                 <w:webHidden/>
               </w:rPr>
-              <w:t>3</w:t>
+              <w:t>5</w:t>
             </w:r>
             <w:r>
               <w:rPr>
@@ -923,7 +1264,7 @@
         </w:p>
         <w:p>
           <w:pPr>
-            <w:pStyle w:val="TOC2"/>
+            <w:pStyle w:val="ndice2"/>
             <w:tabs>
               <w:tab w:val="left" w:pos="880"/>
               <w:tab w:val="right" w:leader="dot" w:pos="9770"/>
@@ -932,15 +1273,17 @@
               <w:rFonts w:asciiTheme="minorHAnsi" w:eastAsiaTheme="minorEastAsia" w:hAnsiTheme="minorHAnsi" w:cstheme="minorBidi"/>
               <w:smallCaps w:val="0"/>
               <w:noProof/>
-              <w:sz w:val="22"/>
-              <w:szCs w:val="22"/>
-              <w:lang w:eastAsia="en-US"/>
+              <w:kern w:val="2"/>
+              <w:sz w:val="24"/>
+              <w:szCs w:val="24"/>
+              <w:lang w:eastAsia="pt-PT"/>
+              <w14:ligatures w14:val="standardContextual"/>
             </w:rPr>
           </w:pPr>
-          <w:hyperlink w:anchor="_Toc511640088" w:history="1">
-            <w:r>
-              <w:rPr>
-                <w:rStyle w:val="Hyperlink"/>
+          <w:hyperlink w:anchor="_Toc190693367" w:history="1">
+            <w:r>
+              <w:rPr>
+                <w:rStyle w:val="Hiperligao"/>
                 <w:noProof/>
                 <w14:scene3d>
                   <w14:camera w14:prst="orthographicFront"/>
@@ -949,25 +1292,27 @@
                   </w14:lightRig>
                 </w14:scene3d>
               </w:rPr>
-              <w:t>1.2</w:t>
+              <w:t>2.2</w:t>
             </w:r>
             <w:r>
               <w:rPr>
                 <w:rFonts w:asciiTheme="minorHAnsi" w:eastAsiaTheme="minorEastAsia" w:hAnsiTheme="minorHAnsi" w:cstheme="minorBidi"/>
                 <w:smallCaps w:val="0"/>
                 <w:noProof/>
-                <w:sz w:val="22"/>
-                <w:szCs w:val="22"/>
-                <w:lang w:eastAsia="en-US"/>
+                <w:kern w:val="2"/>
+                <w:sz w:val="24"/>
+                <w:szCs w:val="24"/>
+                <w:lang w:eastAsia="pt-PT"/>
+                <w14:ligatures w14:val="standardContextual"/>
               </w:rPr>
               <w:tab/>
             </w:r>
             <w:r>
               <w:rPr>
-                <w:rStyle w:val="Hyperlink"/>
-                <w:noProof/>
-              </w:rPr>
-              <w:t>Aims of the document</w:t>
+                <w:rStyle w:val="Hiperligao"/>
+                <w:noProof/>
+              </w:rPr>
+              <w:t>Identificação das vulnerabilidades</w:t>
             </w:r>
             <w:r>
               <w:rPr>
@@ -988,7 +1333,7 @@
                 <w:noProof/>
                 <w:webHidden/>
               </w:rPr>
-              <w:instrText xml:space="preserve"> PAGEREF _Toc511640088 \h </w:instrText>
+              <w:instrText xml:space="preserve"> PAGEREF _Toc190693367 \h </w:instrText>
             </w:r>
             <w:r>
               <w:rPr>
@@ -1008,7 +1353,7 @@
                 <w:noProof/>
                 <w:webHidden/>
               </w:rPr>
-              <w:t>3</w:t>
+              <w:t>5</w:t>
             </w:r>
             <w:r>
               <w:rPr>
@@ -1021,7 +1366,7 @@
         </w:p>
         <w:p>
           <w:pPr>
-            <w:pStyle w:val="TOC2"/>
+            <w:pStyle w:val="ndice2"/>
             <w:tabs>
               <w:tab w:val="left" w:pos="880"/>
               <w:tab w:val="right" w:leader="dot" w:pos="9770"/>
@@ -1030,15 +1375,17 @@
               <w:rFonts w:asciiTheme="minorHAnsi" w:eastAsiaTheme="minorEastAsia" w:hAnsiTheme="minorHAnsi" w:cstheme="minorBidi"/>
               <w:smallCaps w:val="0"/>
               <w:noProof/>
-              <w:sz w:val="22"/>
-              <w:szCs w:val="22"/>
-              <w:lang w:eastAsia="en-US"/>
+              <w:kern w:val="2"/>
+              <w:sz w:val="24"/>
+              <w:szCs w:val="24"/>
+              <w:lang w:eastAsia="pt-PT"/>
+              <w14:ligatures w14:val="standardContextual"/>
             </w:rPr>
           </w:pPr>
-          <w:hyperlink w:anchor="_Toc511640089" w:history="1">
-            <w:r>
-              <w:rPr>
-                <w:rStyle w:val="Hyperlink"/>
+          <w:hyperlink w:anchor="_Toc190693368" w:history="1">
+            <w:r>
+              <w:rPr>
+                <w:rStyle w:val="Hiperligao"/>
                 <w:noProof/>
                 <w14:scene3d>
                   <w14:camera w14:prst="orthographicFront"/>
@@ -1047,25 +1394,27 @@
                   </w14:lightRig>
                 </w14:scene3d>
               </w:rPr>
-              <w:t>1.3</w:t>
+              <w:t>2.3</w:t>
             </w:r>
             <w:r>
               <w:rPr>
                 <w:rFonts w:asciiTheme="minorHAnsi" w:eastAsiaTheme="minorEastAsia" w:hAnsiTheme="minorHAnsi" w:cstheme="minorBidi"/>
                 <w:smallCaps w:val="0"/>
                 <w:noProof/>
-                <w:sz w:val="22"/>
-                <w:szCs w:val="22"/>
-                <w:lang w:eastAsia="en-US"/>
+                <w:kern w:val="2"/>
+                <w:sz w:val="24"/>
+                <w:szCs w:val="24"/>
+                <w:lang w:eastAsia="pt-PT"/>
+                <w14:ligatures w14:val="standardContextual"/>
               </w:rPr>
               <w:tab/>
             </w:r>
             <w:r>
               <w:rPr>
-                <w:rStyle w:val="Hyperlink"/>
-                <w:noProof/>
-              </w:rPr>
-              <w:t>Acronyms/Glossary</w:t>
+                <w:rStyle w:val="Hiperligao"/>
+                <w:noProof/>
+              </w:rPr>
+              <w:t>Avaliação das consequências</w:t>
             </w:r>
             <w:r>
               <w:rPr>
@@ -1086,7 +1435,7 @@
                 <w:noProof/>
                 <w:webHidden/>
               </w:rPr>
-              <w:instrText xml:space="preserve"> PAGEREF _Toc511640089 \h </w:instrText>
+              <w:instrText xml:space="preserve"> PAGEREF _Toc190693368 \h </w:instrText>
             </w:r>
             <w:r>
               <w:rPr>
@@ -1106,7 +1455,7 @@
                 <w:noProof/>
                 <w:webHidden/>
               </w:rPr>
-              <w:t>3</w:t>
+              <w:t>5</w:t>
             </w:r>
             <w:r>
               <w:rPr>
@@ -1119,397 +1468,7 @@
         </w:p>
         <w:p>
           <w:pPr>
-            <w:pStyle w:val="TOC1"/>
-            <w:tabs>
-              <w:tab w:val="left" w:pos="440"/>
-              <w:tab w:val="right" w:leader="dot" w:pos="9770"/>
-            </w:tabs>
-            <w:rPr>
-              <w:rFonts w:asciiTheme="minorHAnsi" w:eastAsiaTheme="minorEastAsia" w:hAnsiTheme="minorHAnsi" w:cstheme="minorBidi"/>
-              <w:b w:val="0"/>
-              <w:bCs w:val="0"/>
-              <w:caps w:val="0"/>
-              <w:noProof/>
-              <w:sz w:val="22"/>
-              <w:szCs w:val="22"/>
-              <w:lang w:eastAsia="en-US"/>
-            </w:rPr>
-          </w:pPr>
-          <w:hyperlink w:anchor="_Toc511640090" w:history="1">
-            <w:r>
-              <w:rPr>
-                <w:rStyle w:val="Hyperlink"/>
-                <w:noProof/>
-              </w:rPr>
-              <w:t>2</w:t>
-            </w:r>
-            <w:r>
-              <w:rPr>
-                <w:rFonts w:asciiTheme="minorHAnsi" w:eastAsiaTheme="minorEastAsia" w:hAnsiTheme="minorHAnsi" w:cstheme="minorBidi"/>
-                <w:b w:val="0"/>
-                <w:bCs w:val="0"/>
-                <w:caps w:val="0"/>
-                <w:noProof/>
-                <w:sz w:val="22"/>
-                <w:szCs w:val="22"/>
-                <w:lang w:eastAsia="en-US"/>
-              </w:rPr>
-              <w:tab/>
-            </w:r>
-            <w:r>
-              <w:rPr>
-                <w:rStyle w:val="Hyperlink"/>
-                <w:noProof/>
-              </w:rPr>
-              <w:t>Context Modelling</w:t>
-            </w:r>
-            <w:r>
-              <w:rPr>
-                <w:noProof/>
-                <w:webHidden/>
-              </w:rPr>
-              <w:tab/>
-            </w:r>
-            <w:r>
-              <w:rPr>
-                <w:noProof/>
-                <w:webHidden/>
-              </w:rPr>
-              <w:fldChar w:fldCharType="begin"/>
-            </w:r>
-            <w:r>
-              <w:rPr>
-                <w:noProof/>
-                <w:webHidden/>
-              </w:rPr>
-              <w:instrText xml:space="preserve"> PAGEREF _Toc511640090 \h </w:instrText>
-            </w:r>
-            <w:r>
-              <w:rPr>
-                <w:noProof/>
-                <w:webHidden/>
-              </w:rPr>
-            </w:r>
-            <w:r>
-              <w:rPr>
-                <w:noProof/>
-                <w:webHidden/>
-              </w:rPr>
-              <w:fldChar w:fldCharType="separate"/>
-            </w:r>
-            <w:r>
-              <w:rPr>
-                <w:noProof/>
-                <w:webHidden/>
-              </w:rPr>
-              <w:t>4</w:t>
-            </w:r>
-            <w:r>
-              <w:rPr>
-                <w:noProof/>
-                <w:webHidden/>
-              </w:rPr>
-              <w:fldChar w:fldCharType="end"/>
-            </w:r>
-          </w:hyperlink>
-        </w:p>
-        <w:p>
-          <w:pPr>
-            <w:pStyle w:val="TOC2"/>
-            <w:tabs>
-              <w:tab w:val="left" w:pos="880"/>
-              <w:tab w:val="right" w:leader="dot" w:pos="9770"/>
-            </w:tabs>
-            <w:rPr>
-              <w:rFonts w:asciiTheme="minorHAnsi" w:eastAsiaTheme="minorEastAsia" w:hAnsiTheme="minorHAnsi" w:cstheme="minorBidi"/>
-              <w:smallCaps w:val="0"/>
-              <w:noProof/>
-              <w:sz w:val="22"/>
-              <w:szCs w:val="22"/>
-              <w:lang w:eastAsia="en-US"/>
-            </w:rPr>
-          </w:pPr>
-          <w:hyperlink w:anchor="_Toc511640091" w:history="1">
-            <w:r>
-              <w:rPr>
-                <w:rStyle w:val="Hyperlink"/>
-                <w:noProof/>
-                <w14:scene3d>
-                  <w14:camera w14:prst="orthographicFront"/>
-                  <w14:lightRig w14:rig="threePt" w14:dir="t">
-                    <w14:rot w14:lat="0" w14:lon="0" w14:rev="0"/>
-                  </w14:lightRig>
-                </w14:scene3d>
-              </w:rPr>
-              <w:t>2.1</w:t>
-            </w:r>
-            <w:r>
-              <w:rPr>
-                <w:rFonts w:asciiTheme="minorHAnsi" w:eastAsiaTheme="minorEastAsia" w:hAnsiTheme="minorHAnsi" w:cstheme="minorBidi"/>
-                <w:smallCaps w:val="0"/>
-                <w:noProof/>
-                <w:sz w:val="22"/>
-                <w:szCs w:val="22"/>
-                <w:lang w:eastAsia="en-US"/>
-              </w:rPr>
-              <w:tab/>
-            </w:r>
-            <w:r>
-              <w:rPr>
-                <w:rStyle w:val="Hyperlink"/>
-                <w:noProof/>
-              </w:rPr>
-              <w:t>Identifying the assets</w:t>
-            </w:r>
-            <w:r>
-              <w:rPr>
-                <w:noProof/>
-                <w:webHidden/>
-              </w:rPr>
-              <w:tab/>
-            </w:r>
-            <w:r>
-              <w:rPr>
-                <w:noProof/>
-                <w:webHidden/>
-              </w:rPr>
-              <w:fldChar w:fldCharType="begin"/>
-            </w:r>
-            <w:r>
-              <w:rPr>
-                <w:noProof/>
-                <w:webHidden/>
-              </w:rPr>
-              <w:instrText xml:space="preserve"> PAGEREF _Toc511640091 \h </w:instrText>
-            </w:r>
-            <w:r>
-              <w:rPr>
-                <w:noProof/>
-                <w:webHidden/>
-              </w:rPr>
-            </w:r>
-            <w:r>
-              <w:rPr>
-                <w:noProof/>
-                <w:webHidden/>
-              </w:rPr>
-              <w:fldChar w:fldCharType="separate"/>
-            </w:r>
-            <w:r>
-              <w:rPr>
-                <w:noProof/>
-                <w:webHidden/>
-              </w:rPr>
-              <w:t>4</w:t>
-            </w:r>
-            <w:r>
-              <w:rPr>
-                <w:noProof/>
-                <w:webHidden/>
-              </w:rPr>
-              <w:fldChar w:fldCharType="end"/>
-            </w:r>
-          </w:hyperlink>
-        </w:p>
-        <w:p>
-          <w:pPr>
-            <w:pStyle w:val="TOC2"/>
-            <w:tabs>
-              <w:tab w:val="left" w:pos="880"/>
-              <w:tab w:val="right" w:leader="dot" w:pos="9770"/>
-            </w:tabs>
-            <w:rPr>
-              <w:rFonts w:asciiTheme="minorHAnsi" w:eastAsiaTheme="minorEastAsia" w:hAnsiTheme="minorHAnsi" w:cstheme="minorBidi"/>
-              <w:smallCaps w:val="0"/>
-              <w:noProof/>
-              <w:sz w:val="22"/>
-              <w:szCs w:val="22"/>
-              <w:lang w:eastAsia="en-US"/>
-            </w:rPr>
-          </w:pPr>
-          <w:hyperlink w:anchor="_Toc511640092" w:history="1">
-            <w:r>
-              <w:rPr>
-                <w:rStyle w:val="Hyperlink"/>
-                <w:noProof/>
-                <w14:scene3d>
-                  <w14:camera w14:prst="orthographicFront"/>
-                  <w14:lightRig w14:rig="threePt" w14:dir="t">
-                    <w14:rot w14:lat="0" w14:lon="0" w14:rev="0"/>
-                  </w14:lightRig>
-                </w14:scene3d>
-              </w:rPr>
-              <w:t>2.2</w:t>
-            </w:r>
-            <w:r>
-              <w:rPr>
-                <w:rFonts w:asciiTheme="minorHAnsi" w:eastAsiaTheme="minorEastAsia" w:hAnsiTheme="minorHAnsi" w:cstheme="minorBidi"/>
-                <w:smallCaps w:val="0"/>
-                <w:noProof/>
-                <w:sz w:val="22"/>
-                <w:szCs w:val="22"/>
-                <w:lang w:eastAsia="en-US"/>
-              </w:rPr>
-              <w:tab/>
-            </w:r>
-            <w:r>
-              <w:rPr>
-                <w:rStyle w:val="Hyperlink"/>
-                <w:noProof/>
-              </w:rPr>
-              <w:t>Identifying the vulnerabilities</w:t>
-            </w:r>
-            <w:r>
-              <w:rPr>
-                <w:noProof/>
-                <w:webHidden/>
-              </w:rPr>
-              <w:tab/>
-            </w:r>
-            <w:r>
-              <w:rPr>
-                <w:noProof/>
-                <w:webHidden/>
-              </w:rPr>
-              <w:fldChar w:fldCharType="begin"/>
-            </w:r>
-            <w:r>
-              <w:rPr>
-                <w:noProof/>
-                <w:webHidden/>
-              </w:rPr>
-              <w:instrText xml:space="preserve"> PAGEREF _Toc511640092 \h </w:instrText>
-            </w:r>
-            <w:r>
-              <w:rPr>
-                <w:noProof/>
-                <w:webHidden/>
-              </w:rPr>
-            </w:r>
-            <w:r>
-              <w:rPr>
-                <w:noProof/>
-                <w:webHidden/>
-              </w:rPr>
-              <w:fldChar w:fldCharType="separate"/>
-            </w:r>
-            <w:r>
-              <w:rPr>
-                <w:noProof/>
-                <w:webHidden/>
-              </w:rPr>
-              <w:t>4</w:t>
-            </w:r>
-            <w:r>
-              <w:rPr>
-                <w:noProof/>
-                <w:webHidden/>
-              </w:rPr>
-              <w:fldChar w:fldCharType="end"/>
-            </w:r>
-          </w:hyperlink>
-        </w:p>
-        <w:p>
-          <w:pPr>
-            <w:pStyle w:val="TOC2"/>
-            <w:tabs>
-              <w:tab w:val="left" w:pos="880"/>
-              <w:tab w:val="right" w:leader="dot" w:pos="9770"/>
-            </w:tabs>
-            <w:rPr>
-              <w:rFonts w:asciiTheme="minorHAnsi" w:eastAsiaTheme="minorEastAsia" w:hAnsiTheme="minorHAnsi" w:cstheme="minorBidi"/>
-              <w:smallCaps w:val="0"/>
-              <w:noProof/>
-              <w:sz w:val="22"/>
-              <w:szCs w:val="22"/>
-              <w:lang w:eastAsia="en-US"/>
-            </w:rPr>
-          </w:pPr>
-          <w:hyperlink w:anchor="_Toc511640093" w:history="1">
-            <w:r>
-              <w:rPr>
-                <w:rStyle w:val="Hyperlink"/>
-                <w:noProof/>
-                <w14:scene3d>
-                  <w14:camera w14:prst="orthographicFront"/>
-                  <w14:lightRig w14:rig="threePt" w14:dir="t">
-                    <w14:rot w14:lat="0" w14:lon="0" w14:rev="0"/>
-                  </w14:lightRig>
-                </w14:scene3d>
-              </w:rPr>
-              <w:t>2.3</w:t>
-            </w:r>
-            <w:r>
-              <w:rPr>
-                <w:rFonts w:asciiTheme="minorHAnsi" w:eastAsiaTheme="minorEastAsia" w:hAnsiTheme="minorHAnsi" w:cstheme="minorBidi"/>
-                <w:smallCaps w:val="0"/>
-                <w:noProof/>
-                <w:sz w:val="22"/>
-                <w:szCs w:val="22"/>
-                <w:lang w:eastAsia="en-US"/>
-              </w:rPr>
-              <w:tab/>
-            </w:r>
-            <w:r>
-              <w:rPr>
-                <w:rStyle w:val="Hyperlink"/>
-                <w:noProof/>
-              </w:rPr>
-              <w:t>Assessing the consequences</w:t>
-            </w:r>
-            <w:r>
-              <w:rPr>
-                <w:noProof/>
-                <w:webHidden/>
-              </w:rPr>
-              <w:tab/>
-            </w:r>
-            <w:r>
-              <w:rPr>
-                <w:noProof/>
-                <w:webHidden/>
-              </w:rPr>
-              <w:fldChar w:fldCharType="begin"/>
-            </w:r>
-            <w:r>
-              <w:rPr>
-                <w:noProof/>
-                <w:webHidden/>
-              </w:rPr>
-              <w:instrText xml:space="preserve"> PAGEREF _Toc511640093 \h </w:instrText>
-            </w:r>
-            <w:r>
-              <w:rPr>
-                <w:noProof/>
-                <w:webHidden/>
-              </w:rPr>
-            </w:r>
-            <w:r>
-              <w:rPr>
-                <w:noProof/>
-                <w:webHidden/>
-              </w:rPr>
-              <w:fldChar w:fldCharType="separate"/>
-            </w:r>
-            <w:r>
-              <w:rPr>
-                <w:noProof/>
-                <w:webHidden/>
-              </w:rPr>
-              <w:t>4</w:t>
-            </w:r>
-            <w:r>
-              <w:rPr>
-                <w:noProof/>
-                <w:webHidden/>
-              </w:rPr>
-              <w:fldChar w:fldCharType="end"/>
-            </w:r>
-          </w:hyperlink>
-        </w:p>
-        <w:p>
-          <w:pPr>
-            <w:pStyle w:val="TOC1"/>
+            <w:pStyle w:val="ndice1"/>
             <w:tabs>
               <w:tab w:val="right" w:leader="dot" w:pos="9770"/>
             </w:tabs>
@@ -1519,18 +1478,20 @@
               <w:bCs w:val="0"/>
               <w:caps w:val="0"/>
               <w:noProof/>
-              <w:sz w:val="22"/>
-              <w:szCs w:val="22"/>
-              <w:lang w:eastAsia="en-US"/>
+              <w:kern w:val="2"/>
+              <w:sz w:val="24"/>
+              <w:szCs w:val="24"/>
+              <w:lang w:eastAsia="pt-PT"/>
+              <w14:ligatures w14:val="standardContextual"/>
             </w:rPr>
           </w:pPr>
-          <w:hyperlink w:anchor="_Toc511640094" w:history="1">
-            <w:r>
-              <w:rPr>
-                <w:rStyle w:val="Hyperlink"/>
-                <w:noProof/>
-              </w:rPr>
-              <w:t>Appendix A: Interview and information collection</w:t>
+          <w:hyperlink w:anchor="_Toc190693369" w:history="1">
+            <w:r>
+              <w:rPr>
+                <w:rStyle w:val="Hiperligao"/>
+                <w:noProof/>
+              </w:rPr>
+              <w:t>Apêndice A: Entrevista e recolha de informação</w:t>
             </w:r>
             <w:r>
               <w:rPr>
@@ -1551,7 +1512,7 @@
                 <w:noProof/>
                 <w:webHidden/>
               </w:rPr>
-              <w:instrText xml:space="preserve"> PAGEREF _Toc511640094 \h </w:instrText>
+              <w:instrText xml:space="preserve"> PAGEREF _Toc190693369 \h </w:instrText>
             </w:r>
             <w:r>
               <w:rPr>
@@ -1571,7 +1532,7 @@
                 <w:noProof/>
                 <w:webHidden/>
               </w:rPr>
-              <w:t>5</w:t>
+              <w:t>6</w:t>
             </w:r>
             <w:r>
               <w:rPr>
@@ -1601,78 +1562,86 @@
         </w:p>
         <w:p>
           <w:pPr>
-            <w:spacing w:after="200" w:line="276" w:lineRule="auto"/>
+            <w:spacing w:after="200"/>
             <w:ind w:right="0"/>
             <w:jc w:val="center"/>
             <w:rPr>
               <w:b/>
+              <w:bCs/>
             </w:rPr>
           </w:pPr>
         </w:p>
         <w:p>
           <w:pPr>
-            <w:spacing w:after="200" w:line="276" w:lineRule="auto"/>
+            <w:spacing w:after="200"/>
             <w:ind w:right="0"/>
             <w:jc w:val="center"/>
             <w:rPr>
               <w:b/>
+              <w:bCs/>
             </w:rPr>
           </w:pPr>
         </w:p>
         <w:p>
           <w:pPr>
-            <w:spacing w:after="200" w:line="276" w:lineRule="auto"/>
+            <w:spacing w:after="200"/>
             <w:ind w:right="0"/>
             <w:jc w:val="center"/>
             <w:rPr>
               <w:b/>
+              <w:bCs/>
             </w:rPr>
           </w:pPr>
         </w:p>
         <w:p>
           <w:pPr>
-            <w:spacing w:after="200" w:line="276" w:lineRule="auto"/>
+            <w:spacing w:after="200"/>
             <w:ind w:right="0"/>
             <w:jc w:val="center"/>
             <w:rPr>
               <w:b/>
+              <w:bCs/>
             </w:rPr>
           </w:pPr>
         </w:p>
         <w:p>
           <w:pPr>
-            <w:spacing w:after="200" w:line="276" w:lineRule="auto"/>
+            <w:spacing w:after="200"/>
             <w:ind w:right="0"/>
             <w:jc w:val="center"/>
             <w:rPr>
               <w:b/>
+              <w:bCs/>
             </w:rPr>
           </w:pPr>
         </w:p>
         <w:p>
           <w:pPr>
-            <w:spacing w:after="200" w:line="276" w:lineRule="auto"/>
+            <w:spacing w:after="200"/>
             <w:ind w:right="0"/>
             <w:jc w:val="center"/>
             <w:rPr>
               <w:b/>
+              <w:bCs/>
             </w:rPr>
           </w:pPr>
         </w:p>
         <w:p>
           <w:pPr>
-            <w:spacing w:after="200" w:line="276" w:lineRule="auto"/>
+            <w:spacing w:after="200"/>
             <w:ind w:right="0"/>
             <w:jc w:val="center"/>
             <w:rPr>
               <w:b/>
+              <w:bCs/>
             </w:rPr>
           </w:pPr>
           <w:r>
             <w:rPr>
               <w:b/>
+              <w:bCs/>
             </w:rPr>
-            <w:t>Read and approved by all the parties</w:t>
+            <w:t>Lido e aprovado por todos os intervenientes</w:t>
           </w:r>
         </w:p>
         <w:p>
@@ -1688,7 +1657,7 @@
     </w:sdt>
     <w:p>
       <w:pPr>
-        <w:spacing w:after="200" w:line="276" w:lineRule="auto"/>
+        <w:spacing w:after="200"/>
         <w:ind w:right="0"/>
         <w:jc w:val="center"/>
       </w:pPr>
@@ -1698,390 +1667,359 @@
     </w:p>
     <w:p>
       <w:pPr>
-        <w:pStyle w:val="Heading1"/>
-        <w:numPr>
-          <w:ilvl w:val="0"/>
-          <w:numId w:val="1"/>
-        </w:numPr>
-      </w:pPr>
-      <w:bookmarkStart w:id="9" w:name="_Toc511640086"/>
-      <w:r>
+        <w:rPr>
+          <w:rFonts w:eastAsia="Century Schoolbook" w:cs="Century Schoolbook"/>
+        </w:rPr>
+      </w:pPr>
+      <w:r>
+        <w:rPr>
+          <w:rFonts w:eastAsia="Century Schoolbook" w:cs="Century Schoolbook"/>
+        </w:rPr>
         <w:lastRenderedPageBreak/>
-        <w:t>Introduction</w:t>
+        <w:t>Introdução</w:t>
+      </w:r>
+    </w:p>
+    <w:p>
+      <w:pPr>
+        <w:pStyle w:val="Ttulo2"/>
+        <w:ind w:left="576"/>
+      </w:pPr>
+      <w:bookmarkStart w:id="8" w:name="_Toc190693362"/>
+      <w:r>
+        <w:t>Contextualizar a análise de risco</w:t>
+      </w:r>
+      <w:bookmarkEnd w:id="8"/>
+      <w:r>
+        <w:t xml:space="preserve"> </w:t>
+      </w:r>
+    </w:p>
+    <w:p>
+      <w:pPr>
+        <w:spacing w:before="240"/>
+        <w:rPr>
+          <w:sz w:val="10"/>
+          <w:szCs w:val="10"/>
+        </w:rPr>
+      </w:pPr>
+      <w:r>
+        <w:t>${CONTEXT_ANA_RISK}</w:t>
+      </w:r>
+    </w:p>
+    <w:p>
+      <w:pPr>
+        <w:pStyle w:val="Ttulo2"/>
+        <w:spacing w:before="0"/>
+        <w:ind w:left="576"/>
+      </w:pPr>
+      <w:bookmarkStart w:id="9" w:name="_Toc190693363"/>
+      <w:r>
+        <w:t>Objetivos do documento</w:t>
       </w:r>
       <w:bookmarkEnd w:id="9"/>
     </w:p>
     <w:p>
       <w:pPr>
-        <w:pStyle w:val="Heading2"/>
-        <w:numPr>
-          <w:ilvl w:val="1"/>
-          <w:numId w:val="1"/>
-        </w:numPr>
-        <w:ind w:left="576"/>
-      </w:pPr>
-      <w:bookmarkStart w:id="10" w:name="_Toc511640087"/>
-      <w:r>
-        <w:t>Placing the risk analysis in context</w:t>
-      </w:r>
-      <w:bookmarkEnd w:id="10"/>
-      <w:r>
-        <w:t xml:space="preserve"> </w:t>
+        <w:spacing w:before="240" w:after="240"/>
+        <w:rPr>
+          <w:rFonts w:eastAsia="Century Schoolbook" w:cs="Century Schoolbook"/>
+        </w:rPr>
+      </w:pPr>
+      <w:r>
+        <w:rPr>
+          <w:rFonts w:eastAsia="Century Schoolbook" w:cs="Century Schoolbook"/>
+        </w:rPr>
+        <w:t xml:space="preserve">Este documento tem como objetivo mostrar a modelação de contexto, tal como entendida e transposta pelos responsáveis pela gestão de riscos.  </w:t>
       </w:r>
     </w:p>
     <w:p>
-      <w:pPr>
-        <w:spacing w:before="240"/>
+      <w:r>
+        <w:rPr>
+          <w:rFonts w:eastAsia="Century Schoolbook" w:cs="Century Schoolbook"/>
+        </w:rPr>
+        <w:t>Este documento tem de ser assinado, para leitura e aceitação pela administração da organização-alvo para permitir a continuação da missão</w:t>
+      </w:r>
+      <w:r>
+        <w:t xml:space="preserve">. </w:t>
+      </w:r>
+    </w:p>
+    <w:p>
+      <w:pPr>
+        <w:pStyle w:val="Ttulo2"/>
+        <w:ind w:left="576"/>
+      </w:pPr>
+      <w:bookmarkStart w:id="10" w:name="_Toc190693364"/>
+      <w:r>
+        <w:t>Acrónimos/Glossário</w:t>
+      </w:r>
+      <w:bookmarkEnd w:id="10"/>
+      <w:r>
+        <w:t xml:space="preserve"> </w:t>
+      </w:r>
+    </w:p>
+    <w:p>
+      <w:pPr>
+        <w:spacing w:before="240" w:after="240"/>
+        <w:rPr>
+          <w:rFonts w:eastAsia="Century Schoolbook" w:cs="Century Schoolbook"/>
+        </w:rPr>
+      </w:pPr>
+      <w:r>
+        <w:rPr>
+          <w:rFonts w:eastAsia="Century Schoolbook" w:cs="Century Schoolbook"/>
+          <w:b/>
+          <w:bCs/>
+        </w:rPr>
+        <w:t>Ativo:</w:t>
+      </w:r>
+      <w:r>
+        <w:rPr>
+          <w:rFonts w:eastAsia="Century Schoolbook" w:cs="Century Schoolbook"/>
+        </w:rPr>
+        <w:t xml:space="preserve"> Qualquer item de valor para a instituição.  </w:t>
+      </w:r>
+    </w:p>
+    <w:p>
+      <w:pPr>
+        <w:spacing w:before="240" w:after="240"/>
+        <w:rPr>
+          <w:rFonts w:eastAsia="Century Schoolbook" w:cs="Century Schoolbook"/>
+        </w:rPr>
+      </w:pPr>
+      <w:r>
+        <w:rPr>
+          <w:rFonts w:eastAsia="Century Schoolbook" w:cs="Century Schoolbook"/>
+          <w:b/>
+          <w:bCs/>
+        </w:rPr>
+        <w:t>Confidencialidade:</w:t>
+      </w:r>
+      <w:r>
+        <w:rPr>
+          <w:rFonts w:eastAsia="Century Schoolbook" w:cs="Century Schoolbook"/>
+        </w:rPr>
+        <w:t xml:space="preserve"> O atributo de que as informações não estão disponíveis ou não são divulgadas a indivíduos, entidades ou processos não autorizados.</w:t>
+      </w:r>
+    </w:p>
+    <w:p>
+      <w:pPr>
+        <w:spacing w:before="240" w:after="240"/>
+        <w:rPr>
+          <w:rFonts w:eastAsia="Century Schoolbook" w:cs="Century Schoolbook"/>
+        </w:rPr>
+      </w:pPr>
+      <w:r>
+        <w:rPr>
+          <w:rFonts w:eastAsia="Century Schoolbook" w:cs="Century Schoolbook"/>
+          <w:b/>
+          <w:bCs/>
+        </w:rPr>
+        <w:t xml:space="preserve">Disponibilidade: </w:t>
+      </w:r>
+      <w:r>
+        <w:rPr>
+          <w:rFonts w:eastAsia="Century Schoolbook" w:cs="Century Schoolbook"/>
+        </w:rPr>
+        <w:t>O atributo de ser acessível e utilizável mediante pedido de uma entidade autorizada.</w:t>
+      </w:r>
+    </w:p>
+    <w:p>
+      <w:pPr>
+        <w:spacing w:before="240" w:after="240"/>
+        <w:rPr>
+          <w:rFonts w:eastAsia="Century Schoolbook" w:cs="Century Schoolbook"/>
+        </w:rPr>
+      </w:pPr>
+      <w:r>
+        <w:rPr>
+          <w:rFonts w:eastAsia="Century Schoolbook" w:cs="Century Schoolbook"/>
+          <w:b/>
+          <w:bCs/>
+        </w:rPr>
+        <w:t>Integridade:</w:t>
+      </w:r>
+      <w:r>
+        <w:rPr>
+          <w:rFonts w:eastAsia="Century Schoolbook" w:cs="Century Schoolbook"/>
+        </w:rPr>
+        <w:t xml:space="preserve"> O atributo de preservar a precisão e integridade de um item.</w:t>
+      </w:r>
+    </w:p>
+    <w:p>
+      <w:r>
+        <w:rPr>
+          <w:rFonts w:eastAsia="Century Schoolbook" w:cs="Century Schoolbook"/>
+          <w:b/>
+          <w:bCs/>
+        </w:rPr>
+        <w:t>MONARC:</w:t>
+      </w:r>
+      <w:r>
+        <w:rPr>
+          <w:rFonts w:eastAsia="Century Schoolbook" w:cs="Century Schoolbook"/>
+        </w:rPr>
+        <w:t xml:space="preserve"> Método de Análise de Risco Otimizado CASES.</w:t>
+      </w:r>
+    </w:p>
+    <w:p>
+      <w:pPr>
+        <w:pStyle w:val="Ttulo1"/>
+      </w:pPr>
+      <w:bookmarkStart w:id="11" w:name="_Toc190693365"/>
+      <w:r>
+        <w:lastRenderedPageBreak/>
+        <w:t>Modelação de Contexto</w:t>
+      </w:r>
+      <w:bookmarkEnd w:id="11"/>
+      <w:r>
+        <w:t xml:space="preserve"> </w:t>
+      </w:r>
+    </w:p>
+    <w:p>
+      <w:pPr>
+        <w:pStyle w:val="Ttulo2"/>
+        <w:ind w:left="576"/>
+      </w:pPr>
+      <w:bookmarkStart w:id="12" w:name="_Toc190693366"/>
+      <w:r>
+        <w:t>Identificação dos ativos</w:t>
+      </w:r>
+      <w:bookmarkEnd w:id="12"/>
+      <w:r>
+        <w:t xml:space="preserve"> </w:t>
+      </w:r>
+    </w:p>
+    <w:p>
+      <w:pPr>
         <w:rPr>
           <w:sz w:val="10"/>
           <w:szCs w:val="10"/>
         </w:rPr>
       </w:pPr>
       <w:r>
-        <w:t>${CONTEXT_ANA_RISK}</w:t>
+        <w:t>${SYNTH_ACTIF}</w:t>
       </w:r>
     </w:p>
     <w:p>
       <w:pPr>
-        <w:pStyle w:val="Heading2"/>
-        <w:numPr>
-          <w:ilvl w:val="1"/>
-          <w:numId w:val="1"/>
-        </w:numPr>
+        <w:pStyle w:val="Ttulo2"/>
         <w:spacing w:before="0"/>
         <w:ind w:left="576"/>
       </w:pPr>
-      <w:bookmarkStart w:id="11" w:name="_Toc511640088"/>
-      <w:r>
-        <w:t>Aims of the document</w:t>
-      </w:r>
-      <w:bookmarkEnd w:id="11"/>
+      <w:bookmarkStart w:id="13" w:name="_Toc190693367"/>
+      <w:r>
+        <w:t>Identificação das vulnerabilidades</w:t>
+      </w:r>
+      <w:bookmarkEnd w:id="13"/>
+      <w:r>
+        <w:t xml:space="preserve"> </w:t>
+      </w:r>
     </w:p>
     <w:p>
-      <w:r>
-        <w:t>This document has the goal to show the context</w:t>
-      </w:r>
-      <w:r>
-        <w:t xml:space="preserve"> modelling</w:t>
-      </w:r>
-      <w:r>
-        <w:t xml:space="preserve">, as understood and transposed by the responsible for the risk management.  </w:t>
+      <w:pPr>
+        <w:spacing w:before="240" w:after="240"/>
+      </w:pPr>
+      <w:r>
+        <w:rPr>
+          <w:rFonts w:eastAsia="Century Schoolbook" w:cs="Century Schoolbook"/>
+        </w:rPr>
+        <w:t xml:space="preserve">O uso da modelagem MONARC e seus objetos permite que as vulnerabilidades sejam identificadas com detalhes suficientes para análises de risco repetidas. </w:t>
       </w:r>
     </w:p>
     <w:p>
-      <w:r>
-        <w:t xml:space="preserve">This document has to be signed, for reading and acceptance by the management of the target </w:t>
-      </w:r>
-      <w:proofErr w:type="spellStart"/>
-      <w:r>
-        <w:t>organisation</w:t>
-      </w:r>
-      <w:proofErr w:type="spellEnd"/>
-      <w:r>
-        <w:t xml:space="preserve"> to allow the continuing of the mission. </w:t>
+      <w:pPr>
+        <w:spacing w:after="0"/>
+      </w:pPr>
+      <w:r>
+        <w:rPr>
+          <w:rFonts w:eastAsia="Century Schoolbook" w:cs="Century Schoolbook"/>
+        </w:rPr>
+        <w:t>No entanto, fica ao critério dos consultores incluir novos riscos contextuais que descubram durante a missão.</w:t>
       </w:r>
     </w:p>
     <w:p>
       <w:pPr>
-        <w:pStyle w:val="Heading2"/>
-        <w:numPr>
-          <w:ilvl w:val="1"/>
-          <w:numId w:val="1"/>
-        </w:numPr>
+        <w:pStyle w:val="Ttulo2"/>
         <w:ind w:left="576"/>
       </w:pPr>
-      <w:bookmarkStart w:id="12" w:name="_Toc475524848"/>
-      <w:bookmarkStart w:id="13" w:name="_Toc511640089"/>
-      <w:r>
-        <w:t>Acronyms/Glossary</w:t>
-      </w:r>
-      <w:bookmarkEnd w:id="12"/>
-      <w:bookmarkEnd w:id="13"/>
+      <w:bookmarkStart w:id="14" w:name="_Toc190693368"/>
+      <w:r>
+        <w:t>Avaliação das consequências</w:t>
+      </w:r>
+      <w:bookmarkEnd w:id="14"/>
       <w:r>
         <w:t xml:space="preserve"> </w:t>
       </w:r>
     </w:p>
     <w:p>
-      <w:r>
-        <w:rPr>
-          <w:b/>
-        </w:rPr>
-        <w:t xml:space="preserve">Asset: </w:t>
-      </w:r>
-      <w:r>
-        <w:t xml:space="preserve">Any item of value to the institution.  </w:t>
+      <w:pPr>
+        <w:spacing w:after="0"/>
+        <w:rPr>
+          <w:color w:val="000000" w:themeColor="text1"/>
+        </w:rPr>
+      </w:pPr>
+      <w:r>
+        <w:rPr>
+          <w:rFonts w:eastAsia="Century Schoolbook" w:cs="Century Schoolbook"/>
+        </w:rPr>
+        <w:t>A tabela abaixo mostra os impactos para os ativos essenciais de</w:t>
+      </w:r>
+      <w:r>
+        <w:rPr>
+          <w:color w:val="000000" w:themeColor="text1"/>
+        </w:rPr>
+        <w:t xml:space="preserve"> ${COMPANY}.</w:t>
       </w:r>
     </w:p>
     <w:p>
       <w:pPr>
-        <w:rPr>
-          <w:bCs/>
-        </w:rPr>
-      </w:pPr>
-      <w:r>
-        <w:rPr>
-          <w:b/>
-        </w:rPr>
-        <w:t>Confidentiality</w:t>
-      </w:r>
-      <w:r>
-        <w:t xml:space="preserve">: The attribute that information is not available or disclosed to </w:t>
-      </w:r>
-      <w:proofErr w:type="spellStart"/>
-      <w:r>
-        <w:t>unauthorised</w:t>
-      </w:r>
-      <w:proofErr w:type="spellEnd"/>
-      <w:r>
-        <w:t xml:space="preserve"> individuals, entities or processes.</w:t>
+        <w:spacing w:after="0"/>
+      </w:pPr>
+      <w:r>
+        <w:rPr>
+          <w:rFonts w:eastAsia="Century Schoolbook" w:cs="Century Schoolbook"/>
+        </w:rPr>
+        <w:t>Para economizar tempo, todos os ativos secundários que serão inseridos no modelo de ativos essenciais receberão esses impactos por padrão, que podem ser ajustados manualmente.</w:t>
       </w:r>
     </w:p>
     <w:p>
       <w:pPr>
-        <w:rPr>
-          <w:bCs/>
-        </w:rPr>
-      </w:pPr>
-      <w:r>
-        <w:rPr>
-          <w:b/>
-        </w:rPr>
-        <w:t>Availability</w:t>
-      </w:r>
-      <w:r>
-        <w:t xml:space="preserve">: The attribute of being accessible and usable upon request from an </w:t>
-      </w:r>
-      <w:proofErr w:type="spellStart"/>
-      <w:r>
-        <w:t>authorised</w:t>
-      </w:r>
-      <w:proofErr w:type="spellEnd"/>
-      <w:r>
-        <w:t xml:space="preserve"> entity.</w:t>
-      </w:r>
+        <w:spacing w:after="0"/>
+        <w:rPr>
+          <w:color w:val="000000" w:themeColor="text1"/>
+        </w:rPr>
+      </w:pPr>
     </w:p>
     <w:p>
       <w:pPr>
-        <w:rPr>
-          <w:bCs/>
-        </w:rPr>
-      </w:pPr>
-      <w:r>
-        <w:rPr>
-          <w:b/>
-        </w:rPr>
-        <w:t>Integrity</w:t>
-      </w:r>
-      <w:r>
-        <w:t>: The attribute of preserving the accuracy and completeness of an item.</w:t>
+        <w:spacing w:after="0"/>
+      </w:pPr>
+      <w:r>
+        <w:t>${IMPACTS_APPRECIATION}</w:t>
       </w:r>
     </w:p>
     <w:p>
-      <w:r>
-        <w:rPr>
-          <w:b/>
-        </w:rPr>
-        <w:t>MONARC</w:t>
-      </w:r>
-      <w:r>
-        <w:t xml:space="preserve">: CASES </w:t>
-      </w:r>
-      <w:proofErr w:type="spellStart"/>
-      <w:r>
-        <w:t>Optimised</w:t>
-      </w:r>
-      <w:proofErr w:type="spellEnd"/>
-      <w:r>
-        <w:t xml:space="preserve"> Risk Analysis Method.</w:t>
+      <w:pPr>
+        <w:spacing w:after="0"/>
+      </w:pPr>
+      <w:r>
+        <w:br w:type="page"/>
       </w:r>
     </w:p>
     <w:p>
-      <w:r>
-        <w:br w:type="page"/>
-      </w:r>
-    </w:p>
-    <w:p>
-      <w:pPr>
-        <w:pStyle w:val="Heading1"/>
-        <w:numPr>
-          <w:ilvl w:val="0"/>
-          <w:numId w:val="1"/>
-        </w:numPr>
-      </w:pPr>
-      <w:bookmarkStart w:id="14" w:name="_Toc511640090"/>
-      <w:r>
-        <w:lastRenderedPageBreak/>
-        <w:t>Context Modelling</w:t>
-      </w:r>
-      <w:bookmarkEnd w:id="14"/>
-      <w:r>
-        <w:t xml:space="preserve"> </w:t>
-      </w:r>
-    </w:p>
-    <w:p>
-      <w:pPr>
-        <w:pStyle w:val="Heading2"/>
-        <w:numPr>
-          <w:ilvl w:val="1"/>
-          <w:numId w:val="1"/>
-        </w:numPr>
-        <w:ind w:left="576"/>
-      </w:pPr>
-      <w:bookmarkStart w:id="15" w:name="_Toc511640091"/>
-      <w:r>
-        <w:t>Identifying the assets</w:t>
-      </w:r>
-      <w:bookmarkEnd w:id="15"/>
-      <w:r>
-        <w:t xml:space="preserve"> </w:t>
-      </w:r>
-    </w:p>
-    <w:p>
-      <w:pPr>
-        <w:rPr>
-          <w:sz w:val="10"/>
-          <w:szCs w:val="10"/>
-        </w:rPr>
-      </w:pPr>
-      <w:r>
-        <w:t>${SYNTH_ACTIF}</w:t>
-      </w:r>
-    </w:p>
-    <w:p>
-      <w:pPr>
-        <w:pStyle w:val="Heading2"/>
-        <w:numPr>
-          <w:ilvl w:val="1"/>
-          <w:numId w:val="1"/>
-        </w:numPr>
-        <w:spacing w:before="0"/>
-        <w:ind w:left="576"/>
-      </w:pPr>
-      <w:bookmarkStart w:id="16" w:name="_Toc511640092"/>
-      <w:r>
-        <w:t>Identifying the vulnerabilities</w:t>
-      </w:r>
-      <w:bookmarkEnd w:id="16"/>
-      <w:r>
-        <w:t xml:space="preserve"> </w:t>
-      </w:r>
-    </w:p>
-    <w:p>
-      <w:pPr>
-        <w:spacing w:after="0"/>
-        <w:rPr>
-          <w:color w:val="000000" w:themeColor="text1"/>
-        </w:rPr>
-      </w:pPr>
-      <w:r>
-        <w:rPr>
-          <w:color w:val="000000" w:themeColor="text1"/>
-        </w:rPr>
-        <w:t xml:space="preserve">Using MONARC modelling and its objects enables vulnerabilities to be identified in sufficient detail for repeated risk analysis. </w:t>
-      </w:r>
-    </w:p>
-    <w:p>
-      <w:pPr>
-        <w:spacing w:after="0"/>
-        <w:rPr>
-          <w:color w:val="000000" w:themeColor="text1"/>
-        </w:rPr>
-      </w:pPr>
-      <w:r>
-        <w:rPr>
-          <w:color w:val="000000" w:themeColor="text1"/>
-        </w:rPr>
-        <w:t>It is, however, up to the discretion of the consultants to include new contextual risks that they discover during the assignment.</w:t>
-      </w:r>
-    </w:p>
-    <w:p>
-      <w:pPr>
-        <w:pStyle w:val="Heading2"/>
-        <w:numPr>
-          <w:ilvl w:val="1"/>
-          <w:numId w:val="1"/>
-        </w:numPr>
-        <w:ind w:left="576"/>
-      </w:pPr>
-      <w:bookmarkStart w:id="17" w:name="_Toc511640093"/>
-      <w:r>
-        <w:t>Assessing the consequences</w:t>
-      </w:r>
-      <w:bookmarkEnd w:id="17"/>
-      <w:r>
-        <w:t xml:space="preserve"> </w:t>
-      </w:r>
-    </w:p>
-    <w:p>
-      <w:pPr>
-        <w:spacing w:after="0"/>
-        <w:rPr>
-          <w:color w:val="000000" w:themeColor="text1"/>
-        </w:rPr>
-      </w:pPr>
-      <w:r>
-        <w:rPr>
-          <w:color w:val="000000" w:themeColor="text1"/>
-        </w:rPr>
-        <w:t>The table below shows the impacts for the essential assets of ${COMPANY}.</w:t>
-      </w:r>
-    </w:p>
-    <w:p>
-      <w:pPr>
-        <w:spacing w:after="0"/>
-        <w:rPr>
-          <w:color w:val="000000" w:themeColor="text1"/>
-        </w:rPr>
-      </w:pPr>
-      <w:r>
-        <w:rPr>
-          <w:color w:val="000000" w:themeColor="text1"/>
-        </w:rPr>
-        <w:t>To save time, all the secondary assets that will be entered into the essential asset model will receive these impacts by default, which can then be adjusted manually.</w:t>
-      </w:r>
-    </w:p>
-    <w:p>
-      <w:pPr>
-        <w:spacing w:after="0"/>
-        <w:rPr>
-          <w:color w:val="000000" w:themeColor="text1"/>
-        </w:rPr>
-      </w:pPr>
-    </w:p>
-    <w:p>
-      <w:pPr>
-        <w:spacing w:after="0"/>
-      </w:pPr>
-      <w:r>
-        <w:t>${IMPACTS_APPRECIATION}</w:t>
-      </w:r>
-    </w:p>
-    <w:p>
-      <w:pPr>
-        <w:spacing w:after="0"/>
-      </w:pPr>
-      <w:r>
-        <w:br w:type="page"/>
-      </w:r>
-    </w:p>
-    <w:p>
-      <w:pPr>
-        <w:pStyle w:val="Heading1"/>
+      <w:pPr>
+        <w:pStyle w:val="Ttulo1"/>
         <w:numPr>
           <w:ilvl w:val="0"/>
           <w:numId w:val="0"/>
         </w:numPr>
-        <w:ind w:left="432" w:hanging="432"/>
-      </w:pPr>
-      <w:bookmarkStart w:id="18" w:name="_Toc511640094"/>
+        <w:ind w:left="432"/>
+      </w:pPr>
+      <w:bookmarkStart w:id="15" w:name="_Toc190693369"/>
       <w:r>
         <w:lastRenderedPageBreak/>
-        <w:t>Appendix</w:t>
-      </w:r>
-      <w:r>
-        <w:t xml:space="preserve"> A: Interview and information collection</w:t>
-      </w:r>
-      <w:bookmarkEnd w:id="18"/>
+        <w:t>Apêndice A: Entrevista e recolha de informação</w:t>
+      </w:r>
+      <w:bookmarkEnd w:id="15"/>
     </w:p>
     <w:p/>
     <w:p>
@@ -2096,6 +2034,8 @@
     <w:sectPr>
       <w:headerReference w:type="default" r:id="rId8"/>
       <w:footerReference w:type="default" r:id="rId9"/>
+      <w:headerReference w:type="first" r:id="rId10"/>
+      <w:footerReference w:type="first" r:id="rId11"/>
       <w:pgSz w:w="11906" w:h="16838" w:code="9"/>
       <w:pgMar w:top="1440" w:right="1133" w:bottom="1440" w:left="426" w:header="561" w:footer="561" w:gutter="567"/>
       <w:cols w:space="708"/>
@@ -2107,7 +2047,7 @@
 </file>
 
 <file path=word/endnotes.xml><?xml version="1.0" encoding="utf-8"?>
-<w:endnotes xmlns:wpc="http://schemas.microsoft.com/office/word/2010/wordprocessingCanvas" xmlns:cx="http://schemas.microsoft.com/office/drawing/2014/chartex" xmlns:mc="http://schemas.openxmlformats.org/markup-compatibility/2006" xmlns:o="urn:schemas-microsoft-com:office:office" xmlns:r="http://schemas.openxmlformats.org/officeDocument/2006/relationships" xmlns:m="http://schemas.openxmlformats.org/officeDocument/2006/math" xmlns:v="urn:schemas-microsoft-com:vml" xmlns:wp14="http://schemas.microsoft.com/office/word/2010/wordprocessingDrawing" xmlns:wp="http://schemas.openxmlformats.org/drawingml/2006/wordprocessingDrawing" xmlns:w10="urn:schemas-microsoft-com:office:word" xmlns:w="http://schemas.openxmlformats.org/wordprocessingml/2006/main" xmlns:w14="http://schemas.microsoft.com/office/word/2010/wordml" xmlns:w15="http://schemas.microsoft.com/office/word/2012/wordml" xmlns:w16se="http://schemas.microsoft.com/office/word/2015/wordml/symex" xmlns:wpg="http://schemas.microsoft.com/office/word/2010/wordprocessingGroup" xmlns:wpi="http://schemas.microsoft.com/office/word/2010/wordprocessingInk" xmlns:wne="http://schemas.microsoft.com/office/word/2006/wordml" xmlns:wps="http://schemas.microsoft.com/office/word/2010/wordprocessingShape" mc:Ignorable="w14 w15 w16se wp14">
+<w:endnotes xmlns:wpc="http://schemas.microsoft.com/office/word/2010/wordprocessingCanvas" xmlns:cx="http://schemas.microsoft.com/office/drawing/2014/chartex" xmlns:cx1="http://schemas.microsoft.com/office/drawing/2015/9/8/chartex" xmlns:cx2="http://schemas.microsoft.com/office/drawing/2015/10/21/chartex" xmlns:cx3="http://schemas.microsoft.com/office/drawing/2016/5/9/chartex" xmlns:cx4="http://schemas.microsoft.com/office/drawing/2016/5/10/chartex" xmlns:cx5="http://schemas.microsoft.com/office/drawing/2016/5/11/chartex" xmlns:cx6="http://schemas.microsoft.com/office/drawing/2016/5/12/chartex" xmlns:cx7="http://schemas.microsoft.com/office/drawing/2016/5/13/chartex" xmlns:cx8="http://schemas.microsoft.com/office/drawing/2016/5/14/chartex" xmlns:mc="http://schemas.openxmlformats.org/markup-compatibility/2006" xmlns:aink="http://schemas.microsoft.com/office/drawing/2016/ink" xmlns:am3d="http://schemas.microsoft.com/office/drawing/2017/model3d" xmlns:o="urn:schemas-microsoft-com:office:office" xmlns:oel="http://schemas.microsoft.com/office/2019/extlst" xmlns:r="http://schemas.openxmlformats.org/officeDocument/2006/relationships" xmlns:m="http://schemas.openxmlformats.org/officeDocument/2006/math" xmlns:v="urn:schemas-microsoft-com:vml" xmlns:wp14="http://schemas.microsoft.com/office/word/2010/wordprocessingDrawing" xmlns:wp="http://schemas.openxmlformats.org/drawingml/2006/wordprocessingDrawing" xmlns:w10="urn:schemas-microsoft-com:office:word" xmlns:w="http://schemas.openxmlformats.org/wordprocessingml/2006/main" xmlns:w14="http://schemas.microsoft.com/office/word/2010/wordml" xmlns:w15="http://schemas.microsoft.com/office/word/2012/wordml" xmlns:w16cex="http://schemas.microsoft.com/office/word/2018/wordml/cex" xmlns:w16cid="http://schemas.microsoft.com/office/word/2016/wordml/cid" xmlns:w16="http://schemas.microsoft.com/office/word/2018/wordml" xmlns:w16du="http://schemas.microsoft.com/office/word/2023/wordml/word16du" xmlns:w16sdtdh="http://schemas.microsoft.com/office/word/2020/wordml/sdtdatahash" xmlns:w16sdtfl="http://schemas.microsoft.com/office/word/2024/wordml/sdtformatlock" xmlns:w16se="http://schemas.microsoft.com/office/word/2015/wordml/symex" xmlns:wpg="http://schemas.microsoft.com/office/word/2010/wordprocessingGroup" xmlns:wpi="http://schemas.microsoft.com/office/word/2010/wordprocessingInk" xmlns:wne="http://schemas.microsoft.com/office/word/2006/wordml" xmlns:wps="http://schemas.microsoft.com/office/word/2010/wordprocessingShape" mc:Ignorable="w14 w15 w16se w16cid w16 w16cex w16sdtdh w16sdtfl w16du wp14">
   <w:endnote w:type="separator" w:id="-1">
     <w:p>
       <w:r>
@@ -2126,7 +2066,7 @@
 </file>
 
 <file path=word/footer1.xml><?xml version="1.0" encoding="utf-8"?>
-<w:ftr xmlns:wpc="http://schemas.microsoft.com/office/word/2010/wordprocessingCanvas" xmlns:cx="http://schemas.microsoft.com/office/drawing/2014/chartex" xmlns:mc="http://schemas.openxmlformats.org/markup-compatibility/2006" xmlns:o="urn:schemas-microsoft-com:office:office" xmlns:r="http://schemas.openxmlformats.org/officeDocument/2006/relationships" xmlns:m="http://schemas.openxmlformats.org/officeDocument/2006/math" xmlns:v="urn:schemas-microsoft-com:vml" xmlns:wp14="http://schemas.microsoft.com/office/word/2010/wordprocessingDrawing" xmlns:wp="http://schemas.openxmlformats.org/drawingml/2006/wordprocessingDrawing" xmlns:w10="urn:schemas-microsoft-com:office:word" xmlns:w="http://schemas.openxmlformats.org/wordprocessingml/2006/main" xmlns:w14="http://schemas.microsoft.com/office/word/2010/wordml" xmlns:w15="http://schemas.microsoft.com/office/word/2012/wordml" xmlns:w16se="http://schemas.microsoft.com/office/word/2015/wordml/symex" xmlns:wpg="http://schemas.microsoft.com/office/word/2010/wordprocessingGroup" xmlns:wpi="http://schemas.microsoft.com/office/word/2010/wordprocessingInk" xmlns:wne="http://schemas.microsoft.com/office/word/2006/wordml" xmlns:wps="http://schemas.microsoft.com/office/word/2010/wordprocessingShape" mc:Ignorable="w14 w15 w16se wp14">
+<w:ftr xmlns:wpc="http://schemas.microsoft.com/office/word/2010/wordprocessingCanvas" xmlns:cx="http://schemas.microsoft.com/office/drawing/2014/chartex" xmlns:cx1="http://schemas.microsoft.com/office/drawing/2015/9/8/chartex" xmlns:cx2="http://schemas.microsoft.com/office/drawing/2015/10/21/chartex" xmlns:cx3="http://schemas.microsoft.com/office/drawing/2016/5/9/chartex" xmlns:cx4="http://schemas.microsoft.com/office/drawing/2016/5/10/chartex" xmlns:cx5="http://schemas.microsoft.com/office/drawing/2016/5/11/chartex" xmlns:cx6="http://schemas.microsoft.com/office/drawing/2016/5/12/chartex" xmlns:cx7="http://schemas.microsoft.com/office/drawing/2016/5/13/chartex" xmlns:cx8="http://schemas.microsoft.com/office/drawing/2016/5/14/chartex" xmlns:mc="http://schemas.openxmlformats.org/markup-compatibility/2006" xmlns:aink="http://schemas.microsoft.com/office/drawing/2016/ink" xmlns:am3d="http://schemas.microsoft.com/office/drawing/2017/model3d" xmlns:o="urn:schemas-microsoft-com:office:office" xmlns:oel="http://schemas.microsoft.com/office/2019/extlst" xmlns:r="http://schemas.openxmlformats.org/officeDocument/2006/relationships" xmlns:m="http://schemas.openxmlformats.org/officeDocument/2006/math" xmlns:v="urn:schemas-microsoft-com:vml" xmlns:wp14="http://schemas.microsoft.com/office/word/2010/wordprocessingDrawing" xmlns:wp="http://schemas.openxmlformats.org/drawingml/2006/wordprocessingDrawing" xmlns:w10="urn:schemas-microsoft-com:office:word" xmlns:w="http://schemas.openxmlformats.org/wordprocessingml/2006/main" xmlns:w14="http://schemas.microsoft.com/office/word/2010/wordml" xmlns:w15="http://schemas.microsoft.com/office/word/2012/wordml" xmlns:w16cex="http://schemas.microsoft.com/office/word/2018/wordml/cex" xmlns:w16cid="http://schemas.microsoft.com/office/word/2016/wordml/cid" xmlns:w16="http://schemas.microsoft.com/office/word/2018/wordml" xmlns:w16du="http://schemas.microsoft.com/office/word/2023/wordml/word16du" xmlns:w16sdtdh="http://schemas.microsoft.com/office/word/2020/wordml/sdtdatahash" xmlns:w16sdtfl="http://schemas.microsoft.com/office/word/2024/wordml/sdtformatlock" xmlns:w16se="http://schemas.microsoft.com/office/word/2015/wordml/symex" xmlns:wpg="http://schemas.microsoft.com/office/word/2010/wordprocessingGroup" xmlns:wpi="http://schemas.microsoft.com/office/word/2010/wordprocessingInk" xmlns:wne="http://schemas.microsoft.com/office/word/2006/wordml" xmlns:wps="http://schemas.microsoft.com/office/word/2010/wordprocessingShape" mc:Ignorable="w14 w15 w16se w16cid w16 w16cex w16sdtdh w16sdtfl w16du wp14">
   <w:p>
     <w:pPr>
       <w:pStyle w:val="smile-footer"/>
@@ -2136,6 +2076,7 @@
         <w:i w:val="0"/>
         <w:color w:val="auto"/>
         <w:sz w:val="12"/>
+        <w:szCs w:val="12"/>
       </w:rPr>
     </w:pPr>
   </w:p>
@@ -2148,77 +2089,6 @@
         <w:color w:val="auto"/>
       </w:rPr>
     </w:pPr>
-    <w:r>
-      <w:rPr>
-        <w:i w:val="0"/>
-        <w:noProof/>
-        <w:color w:val="auto"/>
-        <w:lang w:val="en-US" w:eastAsia="en-US" w:bidi="ar-SA"/>
-      </w:rPr>
-      <w:drawing>
-        <wp:anchor distT="0" distB="0" distL="0" distR="0" simplePos="0" relativeHeight="251663360" behindDoc="0" locked="0" layoutInCell="1" allowOverlap="1" wp14:anchorId="6588F05E" wp14:editId="517A2143">
-          <wp:simplePos x="0" y="0"/>
-          <wp:positionH relativeFrom="column">
-            <wp:posOffset>-71755</wp:posOffset>
-          </wp:positionH>
-          <wp:positionV relativeFrom="paragraph">
-            <wp:posOffset>107950</wp:posOffset>
-          </wp:positionV>
-          <wp:extent cx="878400" cy="360000"/>
-          <wp:effectExtent l="0" t="0" r="0" b="2540"/>
-          <wp:wrapNone/>
-          <wp:docPr id="37" name="Picture 37"/>
-          <wp:cNvGraphicFramePr>
-            <a:graphicFrameLocks xmlns:a="http://schemas.openxmlformats.org/drawingml/2006/main" noChangeAspect="1"/>
-          </wp:cNvGraphicFramePr>
-          <a:graphic xmlns:a="http://schemas.openxmlformats.org/drawingml/2006/main">
-            <a:graphicData uri="http://schemas.openxmlformats.org/drawingml/2006/picture">
-              <pic:pic xmlns:pic="http://schemas.openxmlformats.org/drawingml/2006/picture">
-                <pic:nvPicPr>
-                  <pic:cNvPr id="0" name="Picture 19"/>
-                  <pic:cNvPicPr>
-                    <a:picLocks noChangeAspect="1" noChangeArrowheads="1"/>
-                  </pic:cNvPicPr>
-                </pic:nvPicPr>
-                <pic:blipFill>
-                  <a:blip r:embed="rId1" cstate="print">
-                    <a:extLst>
-                      <a:ext uri="{28A0092B-C50C-407E-A947-70E740481C1C}">
-                        <a14:useLocalDpi xmlns:a14="http://schemas.microsoft.com/office/drawing/2010/main" val="0"/>
-                      </a:ext>
-                    </a:extLst>
-                  </a:blip>
-                  <a:stretch>
-                    <a:fillRect/>
-                  </a:stretch>
-                </pic:blipFill>
-                <pic:spPr bwMode="auto">
-                  <a:xfrm>
-                    <a:off x="0" y="0"/>
-                    <a:ext cx="878400" cy="360000"/>
-                  </a:xfrm>
-                  <a:prstGeom prst="rect">
-                    <a:avLst/>
-                  </a:prstGeom>
-                  <a:solidFill>
-                    <a:srgbClr val="FFFFFF"/>
-                  </a:solidFill>
-                  <a:ln>
-                    <a:noFill/>
-                  </a:ln>
-                </pic:spPr>
-              </pic:pic>
-            </a:graphicData>
-          </a:graphic>
-          <wp14:sizeRelH relativeFrom="margin">
-            <wp14:pctWidth>0</wp14:pctWidth>
-          </wp14:sizeRelH>
-          <wp14:sizeRelV relativeFrom="margin">
-            <wp14:pctHeight>0</wp14:pctHeight>
-          </wp14:sizeRelV>
-        </wp:anchor>
-      </w:drawing>
-    </w:r>
     <w:r>
       <w:rPr>
         <w:i w:val="0"/>
@@ -2404,8 +2274,70 @@
 </w:ftr>
 </file>
 
+<file path=word/footer2.xml><?xml version="1.0" encoding="utf-8"?>
+<w:ftr xmlns:wpc="http://schemas.microsoft.com/office/word/2010/wordprocessingCanvas" xmlns:cx="http://schemas.microsoft.com/office/drawing/2014/chartex" xmlns:cx1="http://schemas.microsoft.com/office/drawing/2015/9/8/chartex" xmlns:cx2="http://schemas.microsoft.com/office/drawing/2015/10/21/chartex" xmlns:cx3="http://schemas.microsoft.com/office/drawing/2016/5/9/chartex" xmlns:cx4="http://schemas.microsoft.com/office/drawing/2016/5/10/chartex" xmlns:cx5="http://schemas.microsoft.com/office/drawing/2016/5/11/chartex" xmlns:cx6="http://schemas.microsoft.com/office/drawing/2016/5/12/chartex" xmlns:cx7="http://schemas.microsoft.com/office/drawing/2016/5/13/chartex" xmlns:cx8="http://schemas.microsoft.com/office/drawing/2016/5/14/chartex" xmlns:mc="http://schemas.openxmlformats.org/markup-compatibility/2006" xmlns:aink="http://schemas.microsoft.com/office/drawing/2016/ink" xmlns:am3d="http://schemas.microsoft.com/office/drawing/2017/model3d" xmlns:o="urn:schemas-microsoft-com:office:office" xmlns:oel="http://schemas.microsoft.com/office/2019/extlst" xmlns:r="http://schemas.openxmlformats.org/officeDocument/2006/relationships" xmlns:m="http://schemas.openxmlformats.org/officeDocument/2006/math" xmlns:v="urn:schemas-microsoft-com:vml" xmlns:wp14="http://schemas.microsoft.com/office/word/2010/wordprocessingDrawing" xmlns:wp="http://schemas.openxmlformats.org/drawingml/2006/wordprocessingDrawing" xmlns:w10="urn:schemas-microsoft-com:office:word" xmlns:w="http://schemas.openxmlformats.org/wordprocessingml/2006/main" xmlns:w14="http://schemas.microsoft.com/office/word/2010/wordml" xmlns:w15="http://schemas.microsoft.com/office/word/2012/wordml" xmlns:w16cex="http://schemas.microsoft.com/office/word/2018/wordml/cex" xmlns:w16cid="http://schemas.microsoft.com/office/word/2016/wordml/cid" xmlns:w16="http://schemas.microsoft.com/office/word/2018/wordml" xmlns:w16du="http://schemas.microsoft.com/office/word/2023/wordml/word16du" xmlns:w16sdtdh="http://schemas.microsoft.com/office/word/2020/wordml/sdtdatahash" xmlns:w16sdtfl="http://schemas.microsoft.com/office/word/2024/wordml/sdtformatlock" xmlns:w16se="http://schemas.microsoft.com/office/word/2015/wordml/symex" xmlns:wpg="http://schemas.microsoft.com/office/word/2010/wordprocessingGroup" xmlns:wpi="http://schemas.microsoft.com/office/word/2010/wordprocessingInk" xmlns:wne="http://schemas.microsoft.com/office/word/2006/wordml" xmlns:wps="http://schemas.microsoft.com/office/word/2010/wordprocessingShape" mc:Ignorable="w14 w15 w16se w16cid w16 w16cex w16sdtdh w16sdtfl w16du wp14">
+  <w:tbl>
+    <w:tblPr>
+      <w:tblW w:w="0" w:type="auto"/>
+      <w:tblLayout w:type="fixed"/>
+      <w:tblLook w:val="06A0" w:firstRow="1" w:lastRow="0" w:firstColumn="1" w:lastColumn="0" w:noHBand="1" w:noVBand="1"/>
+    </w:tblPr>
+    <w:tblGrid>
+      <w:gridCol w:w="3445"/>
+      <w:gridCol w:w="3445"/>
+      <w:gridCol w:w="3445"/>
+    </w:tblGrid>
+    <w:tr>
+      <w:trPr>
+        <w:trHeight w:val="300"/>
+      </w:trPr>
+      <w:tc>
+        <w:tcPr>
+          <w:tcW w:w="3445" w:type="dxa"/>
+        </w:tcPr>
+        <w:p>
+          <w:pPr>
+            <w:pStyle w:val="Cabealho"/>
+            <w:ind w:left="-115"/>
+            <w:jc w:val="left"/>
+          </w:pPr>
+        </w:p>
+      </w:tc>
+      <w:tc>
+        <w:tcPr>
+          <w:tcW w:w="3445" w:type="dxa"/>
+        </w:tcPr>
+        <w:p>
+          <w:pPr>
+            <w:pStyle w:val="Cabealho"/>
+            <w:jc w:val="center"/>
+          </w:pPr>
+        </w:p>
+      </w:tc>
+      <w:tc>
+        <w:tcPr>
+          <w:tcW w:w="3445" w:type="dxa"/>
+        </w:tcPr>
+        <w:p>
+          <w:pPr>
+            <w:pStyle w:val="Cabealho"/>
+            <w:ind w:right="-115"/>
+            <w:jc w:val="right"/>
+          </w:pPr>
+        </w:p>
+      </w:tc>
+    </w:tr>
+  </w:tbl>
+  <w:p>
+    <w:pPr>
+      <w:pStyle w:val="Rodap"/>
+    </w:pPr>
+  </w:p>
+</w:ftr>
+</file>
+
 <file path=word/footnotes.xml><?xml version="1.0" encoding="utf-8"?>
-<w:footnotes xmlns:wpc="http://schemas.microsoft.com/office/word/2010/wordprocessingCanvas" xmlns:cx="http://schemas.microsoft.com/office/drawing/2014/chartex" xmlns:mc="http://schemas.openxmlformats.org/markup-compatibility/2006" xmlns:o="urn:schemas-microsoft-com:office:office" xmlns:r="http://schemas.openxmlformats.org/officeDocument/2006/relationships" xmlns:m="http://schemas.openxmlformats.org/officeDocument/2006/math" xmlns:v="urn:schemas-microsoft-com:vml" xmlns:wp14="http://schemas.microsoft.com/office/word/2010/wordprocessingDrawing" xmlns:wp="http://schemas.openxmlformats.org/drawingml/2006/wordprocessingDrawing" xmlns:w10="urn:schemas-microsoft-com:office:word" xmlns:w="http://schemas.openxmlformats.org/wordprocessingml/2006/main" xmlns:w14="http://schemas.microsoft.com/office/word/2010/wordml" xmlns:w15="http://schemas.microsoft.com/office/word/2012/wordml" xmlns:w16se="http://schemas.microsoft.com/office/word/2015/wordml/symex" xmlns:wpg="http://schemas.microsoft.com/office/word/2010/wordprocessingGroup" xmlns:wpi="http://schemas.microsoft.com/office/word/2010/wordprocessingInk" xmlns:wne="http://schemas.microsoft.com/office/word/2006/wordml" xmlns:wps="http://schemas.microsoft.com/office/word/2010/wordprocessingShape" mc:Ignorable="w14 w15 w16se wp14">
+<w:footnotes xmlns:wpc="http://schemas.microsoft.com/office/word/2010/wordprocessingCanvas" xmlns:cx="http://schemas.microsoft.com/office/drawing/2014/chartex" xmlns:cx1="http://schemas.microsoft.com/office/drawing/2015/9/8/chartex" xmlns:cx2="http://schemas.microsoft.com/office/drawing/2015/10/21/chartex" xmlns:cx3="http://schemas.microsoft.com/office/drawing/2016/5/9/chartex" xmlns:cx4="http://schemas.microsoft.com/office/drawing/2016/5/10/chartex" xmlns:cx5="http://schemas.microsoft.com/office/drawing/2016/5/11/chartex" xmlns:cx6="http://schemas.microsoft.com/office/drawing/2016/5/12/chartex" xmlns:cx7="http://schemas.microsoft.com/office/drawing/2016/5/13/chartex" xmlns:cx8="http://schemas.microsoft.com/office/drawing/2016/5/14/chartex" xmlns:mc="http://schemas.openxmlformats.org/markup-compatibility/2006" xmlns:aink="http://schemas.microsoft.com/office/drawing/2016/ink" xmlns:am3d="http://schemas.microsoft.com/office/drawing/2017/model3d" xmlns:o="urn:schemas-microsoft-com:office:office" xmlns:oel="http://schemas.microsoft.com/office/2019/extlst" xmlns:r="http://schemas.openxmlformats.org/officeDocument/2006/relationships" xmlns:m="http://schemas.openxmlformats.org/officeDocument/2006/math" xmlns:v="urn:schemas-microsoft-com:vml" xmlns:wp14="http://schemas.microsoft.com/office/word/2010/wordprocessingDrawing" xmlns:wp="http://schemas.openxmlformats.org/drawingml/2006/wordprocessingDrawing" xmlns:w10="urn:schemas-microsoft-com:office:word" xmlns:w="http://schemas.openxmlformats.org/wordprocessingml/2006/main" xmlns:w14="http://schemas.microsoft.com/office/word/2010/wordml" xmlns:w15="http://schemas.microsoft.com/office/word/2012/wordml" xmlns:w16cex="http://schemas.microsoft.com/office/word/2018/wordml/cex" xmlns:w16cid="http://schemas.microsoft.com/office/word/2016/wordml/cid" xmlns:w16="http://schemas.microsoft.com/office/word/2018/wordml" xmlns:w16du="http://schemas.microsoft.com/office/word/2023/wordml/word16du" xmlns:w16sdtdh="http://schemas.microsoft.com/office/word/2020/wordml/sdtdatahash" xmlns:w16sdtfl="http://schemas.microsoft.com/office/word/2024/wordml/sdtformatlock" xmlns:w16se="http://schemas.microsoft.com/office/word/2015/wordml/symex" xmlns:wpg="http://schemas.microsoft.com/office/word/2010/wordprocessingGroup" xmlns:wpi="http://schemas.microsoft.com/office/word/2010/wordprocessingInk" xmlns:wne="http://schemas.microsoft.com/office/word/2006/wordml" xmlns:wps="http://schemas.microsoft.com/office/word/2010/wordprocessingShape" mc:Ignorable="w14 w15 w16se w16cid w16 w16cex w16sdtdh w16sdtfl w16du wp14">
   <w:footnote w:type="separator" w:id="-1">
     <w:p>
       <w:r>
@@ -2424,7 +2356,7 @@
 </file>
 
 <file path=word/header1.xml><?xml version="1.0" encoding="utf-8"?>
-<w:hdr xmlns:wpc="http://schemas.microsoft.com/office/word/2010/wordprocessingCanvas" xmlns:cx="http://schemas.microsoft.com/office/drawing/2014/chartex" xmlns:mc="http://schemas.openxmlformats.org/markup-compatibility/2006" xmlns:o="urn:schemas-microsoft-com:office:office" xmlns:r="http://schemas.openxmlformats.org/officeDocument/2006/relationships" xmlns:m="http://schemas.openxmlformats.org/officeDocument/2006/math" xmlns:v="urn:schemas-microsoft-com:vml" xmlns:wp14="http://schemas.microsoft.com/office/word/2010/wordprocessingDrawing" xmlns:wp="http://schemas.openxmlformats.org/drawingml/2006/wordprocessingDrawing" xmlns:w10="urn:schemas-microsoft-com:office:word" xmlns:w="http://schemas.openxmlformats.org/wordprocessingml/2006/main" xmlns:w14="http://schemas.microsoft.com/office/word/2010/wordml" xmlns:w15="http://schemas.microsoft.com/office/word/2012/wordml" xmlns:w16se="http://schemas.microsoft.com/office/word/2015/wordml/symex" xmlns:wpg="http://schemas.microsoft.com/office/word/2010/wordprocessingGroup" xmlns:wpi="http://schemas.microsoft.com/office/word/2010/wordprocessingInk" xmlns:wne="http://schemas.microsoft.com/office/word/2006/wordml" xmlns:wps="http://schemas.microsoft.com/office/word/2010/wordprocessingShape" mc:Ignorable="w14 w15 w16se wp14">
+<w:hdr xmlns:wpc="http://schemas.microsoft.com/office/word/2010/wordprocessingCanvas" xmlns:cx="http://schemas.microsoft.com/office/drawing/2014/chartex" xmlns:cx1="http://schemas.microsoft.com/office/drawing/2015/9/8/chartex" xmlns:cx2="http://schemas.microsoft.com/office/drawing/2015/10/21/chartex" xmlns:cx3="http://schemas.microsoft.com/office/drawing/2016/5/9/chartex" xmlns:cx4="http://schemas.microsoft.com/office/drawing/2016/5/10/chartex" xmlns:cx5="http://schemas.microsoft.com/office/drawing/2016/5/11/chartex" xmlns:cx6="http://schemas.microsoft.com/office/drawing/2016/5/12/chartex" xmlns:cx7="http://schemas.microsoft.com/office/drawing/2016/5/13/chartex" xmlns:cx8="http://schemas.microsoft.com/office/drawing/2016/5/14/chartex" xmlns:mc="http://schemas.openxmlformats.org/markup-compatibility/2006" xmlns:aink="http://schemas.microsoft.com/office/drawing/2016/ink" xmlns:am3d="http://schemas.microsoft.com/office/drawing/2017/model3d" xmlns:o="urn:schemas-microsoft-com:office:office" xmlns:oel="http://schemas.microsoft.com/office/2019/extlst" xmlns:r="http://schemas.openxmlformats.org/officeDocument/2006/relationships" xmlns:m="http://schemas.openxmlformats.org/officeDocument/2006/math" xmlns:v="urn:schemas-microsoft-com:vml" xmlns:wp14="http://schemas.microsoft.com/office/word/2010/wordprocessingDrawing" xmlns:wp="http://schemas.openxmlformats.org/drawingml/2006/wordprocessingDrawing" xmlns:w10="urn:schemas-microsoft-com:office:word" xmlns:w="http://schemas.openxmlformats.org/wordprocessingml/2006/main" xmlns:w14="http://schemas.microsoft.com/office/word/2010/wordml" xmlns:w15="http://schemas.microsoft.com/office/word/2012/wordml" xmlns:w16cex="http://schemas.microsoft.com/office/word/2018/wordml/cex" xmlns:w16cid="http://schemas.microsoft.com/office/word/2016/wordml/cid" xmlns:w16="http://schemas.microsoft.com/office/word/2018/wordml" xmlns:w16du="http://schemas.microsoft.com/office/word/2023/wordml/word16du" xmlns:w16sdtdh="http://schemas.microsoft.com/office/word/2020/wordml/sdtdatahash" xmlns:w16sdtfl="http://schemas.microsoft.com/office/word/2024/wordml/sdtformatlock" xmlns:w16se="http://schemas.microsoft.com/office/word/2015/wordml/symex" xmlns:wpg="http://schemas.microsoft.com/office/word/2010/wordprocessingGroup" xmlns:wpi="http://schemas.microsoft.com/office/word/2010/wordprocessingInk" xmlns:wne="http://schemas.microsoft.com/office/word/2006/wordml" xmlns:wps="http://schemas.microsoft.com/office/word/2010/wordprocessingShape" mc:Ignorable="w14 w15 w16se w16cid w16 w16cex w16sdtdh w16sdtfl w16du wp14">
   <w:tbl>
     <w:tblPr>
       <w:tblW w:w="9810" w:type="dxa"/>
@@ -2454,6 +2386,7 @@
             <w:jc w:val="left"/>
             <w:rPr>
               <w:sz w:val="18"/>
+              <w:szCs w:val="18"/>
               <w:lang w:val="fr-LU"/>
             </w:rPr>
           </w:pPr>
@@ -2535,6 +2468,7 @@
             <w:jc w:val="center"/>
             <w:rPr>
               <w:sz w:val="18"/>
+              <w:szCs w:val="18"/>
               <w:lang w:val="fr-LU"/>
             </w:rPr>
           </w:pPr>
@@ -2553,18 +2487,19 @@
             <w:spacing w:after="0"/>
             <w:jc w:val="right"/>
             <w:rPr>
-              <w:b/>
+              <w:rFonts w:eastAsia="Century Schoolbook" w:cs="Century Schoolbook"/>
               <w:sz w:val="16"/>
+              <w:szCs w:val="16"/>
               <w:lang w:val="fr-LU"/>
             </w:rPr>
           </w:pPr>
           <w:r>
             <w:rPr>
-              <w:b/>
+              <w:rFonts w:eastAsia="Century Schoolbook" w:cs="Century Schoolbook"/>
               <w:sz w:val="16"/>
-              <w:lang w:val="fr-LU"/>
+              <w:szCs w:val="16"/>
             </w:rPr>
-            <w:t>Version</w:t>
+            <w:t>Versão</w:t>
           </w:r>
         </w:p>
       </w:tc>
@@ -2593,7 +2528,6 @@
             <w:rPr>
               <w:sz w:val="16"/>
               <w:szCs w:val="16"/>
-              <w:lang w:val="fr-LU"/>
             </w:rPr>
             <w:t>${VERSION}</w:t>
           </w:r>
@@ -2615,6 +2549,7 @@
             <w:jc w:val="center"/>
             <w:rPr>
               <w:sz w:val="18"/>
+              <w:szCs w:val="18"/>
               <w:lang w:val="fr-LU"/>
             </w:rPr>
           </w:pPr>
@@ -2633,29 +2568,20 @@
             <w:spacing w:after="0"/>
             <w:jc w:val="right"/>
             <w:rPr>
-              <w:b/>
+              <w:rFonts w:eastAsia="Century Schoolbook" w:cs="Century Schoolbook"/>
               <w:sz w:val="16"/>
+              <w:szCs w:val="16"/>
               <w:lang w:val="fr-LU"/>
             </w:rPr>
           </w:pPr>
           <w:r>
             <w:rPr>
-              <w:b/>
+              <w:rFonts w:eastAsia="Century Schoolbook" w:cs="Century Schoolbook"/>
               <w:sz w:val="16"/>
-              <w:lang w:val="fr-LU"/>
+              <w:szCs w:val="16"/>
             </w:rPr>
-            <w:t xml:space="preserve">Document </w:t>
+            <w:t>Estado do documento</w:t>
           </w:r>
-          <w:proofErr w:type="spellStart"/>
-          <w:r>
-            <w:rPr>
-              <w:b/>
-              <w:sz w:val="16"/>
-              <w:lang w:val="fr-LU"/>
-            </w:rPr>
-            <w:t>status</w:t>
-          </w:r>
-          <w:proofErr w:type="spellEnd"/>
         </w:p>
       </w:tc>
       <w:tc>
@@ -2682,7 +2608,7 @@
           <w:r>
             <w:rPr>
               <w:sz w:val="16"/>
-              <w:lang w:val="fr-LU"/>
+              <w:szCs w:val="16"/>
             </w:rPr>
             <w:t>${STATE}</w:t>
           </w:r>
@@ -2704,6 +2630,7 @@
             <w:jc w:val="center"/>
             <w:rPr>
               <w:sz w:val="18"/>
+              <w:szCs w:val="18"/>
               <w:lang w:val="fr-LU"/>
             </w:rPr>
           </w:pPr>
@@ -2723,18 +2650,19 @@
             <w:ind w:left="-351"/>
             <w:jc w:val="right"/>
             <w:rPr>
-              <w:b/>
+              <w:rFonts w:eastAsia="Century Schoolbook" w:cs="Century Schoolbook"/>
               <w:sz w:val="16"/>
+              <w:szCs w:val="16"/>
               <w:lang w:val="fr-LU"/>
             </w:rPr>
           </w:pPr>
           <w:r>
             <w:rPr>
-              <w:b/>
+              <w:rFonts w:eastAsia="Century Schoolbook" w:cs="Century Schoolbook"/>
               <w:sz w:val="16"/>
-              <w:lang w:val="fr-LU"/>
+              <w:szCs w:val="16"/>
             </w:rPr>
-            <w:t>Classification</w:t>
+            <w:t>Classificação</w:t>
           </w:r>
         </w:p>
       </w:tc>
@@ -2763,7 +2691,6 @@
             <w:rPr>
               <w:sz w:val="16"/>
               <w:szCs w:val="16"/>
-              <w:lang w:val="fr-LU"/>
             </w:rPr>
             <w:t>${CLASSIFICATION}</w:t>
           </w:r>
@@ -2785,6 +2712,7 @@
             <w:jc w:val="center"/>
             <w:rPr>
               <w:sz w:val="18"/>
+              <w:szCs w:val="18"/>
               <w:lang w:val="fr-LU"/>
             </w:rPr>
           </w:pPr>
@@ -2803,21 +2731,20 @@
             <w:spacing w:after="0"/>
             <w:jc w:val="right"/>
             <w:rPr>
-              <w:b/>
+              <w:rFonts w:eastAsia="Century Schoolbook" w:cs="Century Schoolbook"/>
               <w:sz w:val="16"/>
+              <w:szCs w:val="16"/>
               <w:lang w:val="fr-LU"/>
             </w:rPr>
           </w:pPr>
-          <w:proofErr w:type="spellStart"/>
           <w:r>
             <w:rPr>
-              <w:b/>
+              <w:rFonts w:eastAsia="Century Schoolbook" w:cs="Century Schoolbook"/>
               <w:sz w:val="16"/>
-              <w:lang w:val="fr-LU"/>
+              <w:szCs w:val="16"/>
             </w:rPr>
-            <w:t>Company</w:t>
+            <w:t>Empresa</w:t>
           </w:r>
-          <w:proofErr w:type="spellEnd"/>
         </w:p>
       </w:tc>
       <w:tc>
@@ -2845,17 +2772,8 @@
             <w:rPr>
               <w:sz w:val="16"/>
               <w:szCs w:val="16"/>
-              <w:lang w:val="fr-LU"/>
             </w:rPr>
-            <w:t>${</w:t>
-          </w:r>
-          <w:r>
-            <w:rPr>
-              <w:sz w:val="16"/>
-              <w:szCs w:val="16"/>
-              <w:lang w:val="fr-LU"/>
-            </w:rPr>
-            <w:t>COMPANY}</w:t>
+            <w:t>${COMPANY}</w:t>
           </w:r>
         </w:p>
       </w:tc>
@@ -2875,6 +2793,7 @@
             <w:jc w:val="center"/>
             <w:rPr>
               <w:sz w:val="18"/>
+              <w:szCs w:val="18"/>
               <w:lang w:val="fr-LU"/>
             </w:rPr>
           </w:pPr>
@@ -2893,29 +2812,20 @@
             <w:spacing w:after="0"/>
             <w:jc w:val="right"/>
             <w:rPr>
-              <w:b/>
+              <w:rFonts w:eastAsia="Century Schoolbook" w:cs="Century Schoolbook"/>
               <w:sz w:val="16"/>
+              <w:szCs w:val="16"/>
               <w:lang w:val="fr-LU"/>
             </w:rPr>
           </w:pPr>
           <w:r>
             <w:rPr>
-              <w:b/>
+              <w:rFonts w:eastAsia="Century Schoolbook" w:cs="Century Schoolbook"/>
               <w:sz w:val="16"/>
-              <w:lang w:val="fr-LU"/>
+              <w:szCs w:val="16"/>
             </w:rPr>
-            <w:t xml:space="preserve">Document </w:t>
+            <w:t>Nome do documento</w:t>
           </w:r>
-          <w:proofErr w:type="spellStart"/>
-          <w:r>
-            <w:rPr>
-              <w:b/>
-              <w:sz w:val="16"/>
-              <w:lang w:val="fr-LU"/>
-            </w:rPr>
-            <w:t>name</w:t>
-          </w:r>
-          <w:proofErr w:type="spellEnd"/>
         </w:p>
       </w:tc>
       <w:tc>
@@ -2943,7 +2853,6 @@
             <w:rPr>
               <w:sz w:val="16"/>
               <w:szCs w:val="16"/>
-              <w:lang w:val="de-CH"/>
             </w:rPr>
             <w:t>${DOCUMENT}</w:t>
           </w:r>
@@ -2953,14 +2862,76 @@
   </w:tbl>
   <w:p>
     <w:pPr>
-      <w:pStyle w:val="Header"/>
+      <w:pStyle w:val="Cabealho"/>
+    </w:pPr>
+  </w:p>
+</w:hdr>
+</file>
+
+<file path=word/header2.xml><?xml version="1.0" encoding="utf-8"?>
+<w:hdr xmlns:wpc="http://schemas.microsoft.com/office/word/2010/wordprocessingCanvas" xmlns:cx="http://schemas.microsoft.com/office/drawing/2014/chartex" xmlns:cx1="http://schemas.microsoft.com/office/drawing/2015/9/8/chartex" xmlns:cx2="http://schemas.microsoft.com/office/drawing/2015/10/21/chartex" xmlns:cx3="http://schemas.microsoft.com/office/drawing/2016/5/9/chartex" xmlns:cx4="http://schemas.microsoft.com/office/drawing/2016/5/10/chartex" xmlns:cx5="http://schemas.microsoft.com/office/drawing/2016/5/11/chartex" xmlns:cx6="http://schemas.microsoft.com/office/drawing/2016/5/12/chartex" xmlns:cx7="http://schemas.microsoft.com/office/drawing/2016/5/13/chartex" xmlns:cx8="http://schemas.microsoft.com/office/drawing/2016/5/14/chartex" xmlns:mc="http://schemas.openxmlformats.org/markup-compatibility/2006" xmlns:aink="http://schemas.microsoft.com/office/drawing/2016/ink" xmlns:am3d="http://schemas.microsoft.com/office/drawing/2017/model3d" xmlns:o="urn:schemas-microsoft-com:office:office" xmlns:oel="http://schemas.microsoft.com/office/2019/extlst" xmlns:r="http://schemas.openxmlformats.org/officeDocument/2006/relationships" xmlns:m="http://schemas.openxmlformats.org/officeDocument/2006/math" xmlns:v="urn:schemas-microsoft-com:vml" xmlns:wp14="http://schemas.microsoft.com/office/word/2010/wordprocessingDrawing" xmlns:wp="http://schemas.openxmlformats.org/drawingml/2006/wordprocessingDrawing" xmlns:w10="urn:schemas-microsoft-com:office:word" xmlns:w="http://schemas.openxmlformats.org/wordprocessingml/2006/main" xmlns:w14="http://schemas.microsoft.com/office/word/2010/wordml" xmlns:w15="http://schemas.microsoft.com/office/word/2012/wordml" xmlns:w16cex="http://schemas.microsoft.com/office/word/2018/wordml/cex" xmlns:w16cid="http://schemas.microsoft.com/office/word/2016/wordml/cid" xmlns:w16="http://schemas.microsoft.com/office/word/2018/wordml" xmlns:w16du="http://schemas.microsoft.com/office/word/2023/wordml/word16du" xmlns:w16sdtdh="http://schemas.microsoft.com/office/word/2020/wordml/sdtdatahash" xmlns:w16sdtfl="http://schemas.microsoft.com/office/word/2024/wordml/sdtformatlock" xmlns:w16se="http://schemas.microsoft.com/office/word/2015/wordml/symex" xmlns:wpg="http://schemas.microsoft.com/office/word/2010/wordprocessingGroup" xmlns:wpi="http://schemas.microsoft.com/office/word/2010/wordprocessingInk" xmlns:wne="http://schemas.microsoft.com/office/word/2006/wordml" xmlns:wps="http://schemas.microsoft.com/office/word/2010/wordprocessingShape" mc:Ignorable="w14 w15 w16se w16cid w16 w16cex w16sdtdh w16sdtfl w16du wp14">
+  <w:tbl>
+    <w:tblPr>
+      <w:tblW w:w="0" w:type="auto"/>
+      <w:tblLayout w:type="fixed"/>
+      <w:tblLook w:val="06A0" w:firstRow="1" w:lastRow="0" w:firstColumn="1" w:lastColumn="0" w:noHBand="1" w:noVBand="1"/>
+    </w:tblPr>
+    <w:tblGrid>
+      <w:gridCol w:w="3445"/>
+      <w:gridCol w:w="3445"/>
+      <w:gridCol w:w="3445"/>
+    </w:tblGrid>
+    <w:tr>
+      <w:trPr>
+        <w:trHeight w:val="300"/>
+      </w:trPr>
+      <w:tc>
+        <w:tcPr>
+          <w:tcW w:w="3445" w:type="dxa"/>
+        </w:tcPr>
+        <w:p>
+          <w:pPr>
+            <w:pStyle w:val="Cabealho"/>
+            <w:ind w:left="-115"/>
+            <w:jc w:val="left"/>
+          </w:pPr>
+        </w:p>
+      </w:tc>
+      <w:tc>
+        <w:tcPr>
+          <w:tcW w:w="3445" w:type="dxa"/>
+        </w:tcPr>
+        <w:p>
+          <w:pPr>
+            <w:pStyle w:val="Cabealho"/>
+            <w:jc w:val="center"/>
+          </w:pPr>
+        </w:p>
+      </w:tc>
+      <w:tc>
+        <w:tcPr>
+          <w:tcW w:w="3445" w:type="dxa"/>
+        </w:tcPr>
+        <w:p>
+          <w:pPr>
+            <w:pStyle w:val="Cabealho"/>
+            <w:ind w:right="-115"/>
+            <w:jc w:val="right"/>
+          </w:pPr>
+        </w:p>
+      </w:tc>
+    </w:tr>
+  </w:tbl>
+  <w:p>
+    <w:pPr>
+      <w:pStyle w:val="Cabealho"/>
     </w:pPr>
   </w:p>
 </w:hdr>
 </file>
 
 <file path=word/numbering.xml><?xml version="1.0" encoding="utf-8"?>
-<w:numbering xmlns:wpc="http://schemas.microsoft.com/office/word/2010/wordprocessingCanvas" xmlns:cx="http://schemas.microsoft.com/office/drawing/2014/chartex" xmlns:mc="http://schemas.openxmlformats.org/markup-compatibility/2006" xmlns:o="urn:schemas-microsoft-com:office:office" xmlns:r="http://schemas.openxmlformats.org/officeDocument/2006/relationships" xmlns:m="http://schemas.openxmlformats.org/officeDocument/2006/math" xmlns:v="urn:schemas-microsoft-com:vml" xmlns:wp14="http://schemas.microsoft.com/office/word/2010/wordprocessingDrawing" xmlns:wp="http://schemas.openxmlformats.org/drawingml/2006/wordprocessingDrawing" xmlns:w10="urn:schemas-microsoft-com:office:word" xmlns:w="http://schemas.openxmlformats.org/wordprocessingml/2006/main" xmlns:w14="http://schemas.microsoft.com/office/word/2010/wordml" xmlns:w15="http://schemas.microsoft.com/office/word/2012/wordml" xmlns:w16se="http://schemas.microsoft.com/office/word/2015/wordml/symex" xmlns:wpg="http://schemas.microsoft.com/office/word/2010/wordprocessingGroup" xmlns:wpi="http://schemas.microsoft.com/office/word/2010/wordprocessingInk" xmlns:wne="http://schemas.microsoft.com/office/word/2006/wordml" xmlns:wps="http://schemas.microsoft.com/office/word/2010/wordprocessingShape" mc:Ignorable="w14 w15 w16se wp14">
+<w:numbering xmlns:wpc="http://schemas.microsoft.com/office/word/2010/wordprocessingCanvas" xmlns:cx="http://schemas.microsoft.com/office/drawing/2014/chartex" xmlns:cx1="http://schemas.microsoft.com/office/drawing/2015/9/8/chartex" xmlns:cx2="http://schemas.microsoft.com/office/drawing/2015/10/21/chartex" xmlns:cx3="http://schemas.microsoft.com/office/drawing/2016/5/9/chartex" xmlns:cx4="http://schemas.microsoft.com/office/drawing/2016/5/10/chartex" xmlns:cx5="http://schemas.microsoft.com/office/drawing/2016/5/11/chartex" xmlns:cx6="http://schemas.microsoft.com/office/drawing/2016/5/12/chartex" xmlns:cx7="http://schemas.microsoft.com/office/drawing/2016/5/13/chartex" xmlns:cx8="http://schemas.microsoft.com/office/drawing/2016/5/14/chartex" xmlns:mc="http://schemas.openxmlformats.org/markup-compatibility/2006" xmlns:aink="http://schemas.microsoft.com/office/drawing/2016/ink" xmlns:am3d="http://schemas.microsoft.com/office/drawing/2017/model3d" xmlns:o="urn:schemas-microsoft-com:office:office" xmlns:oel="http://schemas.microsoft.com/office/2019/extlst" xmlns:r="http://schemas.openxmlformats.org/officeDocument/2006/relationships" xmlns:m="http://schemas.openxmlformats.org/officeDocument/2006/math" xmlns:v="urn:schemas-microsoft-com:vml" xmlns:wp14="http://schemas.microsoft.com/office/word/2010/wordprocessingDrawing" xmlns:wp="http://schemas.openxmlformats.org/drawingml/2006/wordprocessingDrawing" xmlns:w10="urn:schemas-microsoft-com:office:word" xmlns:w="http://schemas.openxmlformats.org/wordprocessingml/2006/main" xmlns:w14="http://schemas.microsoft.com/office/word/2010/wordml" xmlns:w15="http://schemas.microsoft.com/office/word/2012/wordml" xmlns:w16cex="http://schemas.microsoft.com/office/word/2018/wordml/cex" xmlns:w16cid="http://schemas.microsoft.com/office/word/2016/wordml/cid" xmlns:w16="http://schemas.microsoft.com/office/word/2018/wordml" xmlns:w16du="http://schemas.microsoft.com/office/word/2023/wordml/word16du" xmlns:w16sdtdh="http://schemas.microsoft.com/office/word/2020/wordml/sdtdatahash" xmlns:w16sdtfl="http://schemas.microsoft.com/office/word/2024/wordml/sdtformatlock" xmlns:w16se="http://schemas.microsoft.com/office/word/2015/wordml/symex" xmlns:wpg="http://schemas.microsoft.com/office/word/2010/wordprocessingGroup" xmlns:wpi="http://schemas.microsoft.com/office/word/2010/wordprocessingInk" xmlns:wne="http://schemas.microsoft.com/office/word/2006/wordml" xmlns:wps="http://schemas.microsoft.com/office/word/2010/wordprocessingShape" mc:Ignorable="w14 w15 w16se w16cid w16 w16cex w16sdtdh w16sdtfl w16du wp14">
   <w:abstractNum w:abstractNumId="0" w15:restartNumberingAfterBreak="0">
     <w:nsid w:val="213D5408"/>
     <w:multiLevelType w:val="hybridMultilevel"/>
@@ -3125,7 +3096,7 @@
     <w:lvl w:ilvl="0">
       <w:start w:val="1"/>
       <w:numFmt w:val="decimal"/>
-      <w:pStyle w:val="Heading1"/>
+      <w:pStyle w:val="Ttulo1"/>
       <w:lvlText w:val="%1"/>
       <w:lvlJc w:val="left"/>
       <w:pPr>
@@ -3138,7 +3109,7 @@
     <w:lvl w:ilvl="1">
       <w:start w:val="1"/>
       <w:numFmt w:val="decimal"/>
-      <w:pStyle w:val="Heading2"/>
+      <w:pStyle w:val="Ttulo2"/>
       <w:lvlText w:val="%1.%2"/>
       <w:lvlJc w:val="left"/>
       <w:pPr>
@@ -3191,7 +3162,7 @@
     <w:lvl w:ilvl="2">
       <w:start w:val="1"/>
       <w:numFmt w:val="decimal"/>
-      <w:pStyle w:val="Heading3"/>
+      <w:pStyle w:val="Ttulo3"/>
       <w:lvlText w:val="%1.%2.%3"/>
       <w:lvlJc w:val="left"/>
       <w:pPr>
@@ -3204,7 +3175,7 @@
     <w:lvl w:ilvl="3">
       <w:start w:val="1"/>
       <w:numFmt w:val="decimal"/>
-      <w:pStyle w:val="Heading4"/>
+      <w:pStyle w:val="Ttulo4"/>
       <w:lvlText w:val="%1.%2.%3.%4"/>
       <w:lvlJc w:val="left"/>
       <w:pPr>
@@ -3242,7 +3213,7 @@
     <w:lvl w:ilvl="6">
       <w:start w:val="1"/>
       <w:numFmt w:val="decimal"/>
-      <w:pStyle w:val="Heading7"/>
+      <w:pStyle w:val="Ttulo7"/>
       <w:lvlText w:val="%1.%2.%3.%4.%5.%6.%7"/>
       <w:lvlJc w:val="left"/>
       <w:pPr>
@@ -3255,7 +3226,7 @@
     <w:lvl w:ilvl="7">
       <w:start w:val="1"/>
       <w:numFmt w:val="decimal"/>
-      <w:pStyle w:val="Heading8"/>
+      <w:pStyle w:val="Ttulo8"/>
       <w:lvlText w:val="%1.%2.%3.%4.%5.%6.%7.%8"/>
       <w:lvlJc w:val="left"/>
       <w:pPr>
@@ -3268,7 +3239,7 @@
     <w:lvl w:ilvl="8">
       <w:start w:val="1"/>
       <w:numFmt w:val="decimal"/>
-      <w:pStyle w:val="Heading9"/>
+      <w:pStyle w:val="Ttulo9"/>
       <w:lvlText w:val="%1.%2.%3.%4.%5.%6.%7.%8.%9"/>
       <w:lvlJc w:val="left"/>
       <w:pPr>
@@ -4027,34 +3998,34 @@
       </w:rPr>
     </w:lvl>
   </w:abstractNum>
-  <w:num w:numId="1">
+  <w:num w:numId="1" w16cid:durableId="1215265756">
     <w:abstractNumId w:val="1"/>
   </w:num>
-  <w:num w:numId="2">
+  <w:num w:numId="2" w16cid:durableId="95636738">
     <w:abstractNumId w:val="6"/>
   </w:num>
-  <w:num w:numId="3">
+  <w:num w:numId="3" w16cid:durableId="1739593397">
     <w:abstractNumId w:val="7"/>
   </w:num>
-  <w:num w:numId="4">
+  <w:num w:numId="4" w16cid:durableId="673579592">
     <w:abstractNumId w:val="5"/>
   </w:num>
-  <w:num w:numId="5">
+  <w:num w:numId="5" w16cid:durableId="867059977">
     <w:abstractNumId w:val="4"/>
   </w:num>
-  <w:num w:numId="6">
+  <w:num w:numId="6" w16cid:durableId="1887137013">
     <w:abstractNumId w:val="3"/>
   </w:num>
-  <w:num w:numId="7">
+  <w:num w:numId="7" w16cid:durableId="1942106313">
     <w:abstractNumId w:val="2"/>
   </w:num>
-  <w:num w:numId="8">
+  <w:num w:numId="8" w16cid:durableId="1348480802">
     <w:abstractNumId w:val="0"/>
   </w:num>
-  <w:num w:numId="9">
+  <w:num w:numId="9" w16cid:durableId="629826582">
     <w:abstractNumId w:val="1"/>
   </w:num>
-  <w:num w:numId="10">
+  <w:num w:numId="10" w16cid:durableId="507450519">
     <w:abstractNumId w:val="1"/>
   </w:num>
   <w:numIdMacAtCleanup w:val="7"/>
@@ -4062,7 +4033,7 @@
 </file>
 
 <file path=word/styles.xml><?xml version="1.0" encoding="utf-8"?>
-<w:styles xmlns:mc="http://schemas.openxmlformats.org/markup-compatibility/2006" xmlns:r="http://schemas.openxmlformats.org/officeDocument/2006/relationships" xmlns:w="http://schemas.openxmlformats.org/wordprocessingml/2006/main" xmlns:w14="http://schemas.microsoft.com/office/word/2010/wordml" xmlns:w15="http://schemas.microsoft.com/office/word/2012/wordml" xmlns:w16se="http://schemas.microsoft.com/office/word/2015/wordml/symex" mc:Ignorable="w14 w15 w16se">
+<w:styles xmlns:mc="http://schemas.openxmlformats.org/markup-compatibility/2006" xmlns:r="http://schemas.openxmlformats.org/officeDocument/2006/relationships" xmlns:w="http://schemas.openxmlformats.org/wordprocessingml/2006/main" xmlns:w14="http://schemas.microsoft.com/office/word/2010/wordml" xmlns:w15="http://schemas.microsoft.com/office/word/2012/wordml" xmlns:w16cex="http://schemas.microsoft.com/office/word/2018/wordml/cex" xmlns:w16cid="http://schemas.microsoft.com/office/word/2016/wordml/cid" xmlns:w16="http://schemas.microsoft.com/office/word/2018/wordml" xmlns:w16du="http://schemas.microsoft.com/office/word/2023/wordml/word16du" xmlns:w16sdtdh="http://schemas.microsoft.com/office/word/2020/wordml/sdtdatahash" xmlns:w16sdtfl="http://schemas.microsoft.com/office/word/2024/wordml/sdtformatlock" xmlns:w16se="http://schemas.microsoft.com/office/word/2015/wordml/symex" mc:Ignorable="w14 w15 w16se w16cid w16 w16cex w16sdtdh w16sdtfl w16du">
   <w:docDefaults>
     <w:rPrDefault>
       <w:rPr>
@@ -4078,7 +4049,7 @@
       </w:pPr>
     </w:pPrDefault>
   </w:docDefaults>
-  <w:latentStyles w:defLockedState="0" w:defUIPriority="99" w:defSemiHidden="0" w:defUnhideWhenUsed="0" w:defQFormat="0" w:count="371">
+  <w:latentStyles w:defLockedState="0" w:defUIPriority="99" w:defSemiHidden="0" w:defUnhideWhenUsed="0" w:defQFormat="0" w:count="376">
     <w:lsdException w:name="Normal" w:uiPriority="0" w:qFormat="1"/>
     <w:lsdException w:name="heading 1" w:uiPriority="9" w:qFormat="1"/>
     <w:lsdException w:name="heading 2" w:semiHidden="1" w:uiPriority="0" w:unhideWhenUsed="1" w:qFormat="1"/>
@@ -4450,37 +4421,40 @@
     <w:lsdException w:name="List Table 5 Dark Accent 6" w:uiPriority="50"/>
     <w:lsdException w:name="List Table 6 Colorful Accent 6" w:uiPriority="51"/>
     <w:lsdException w:name="List Table 7 Colorful Accent 6" w:uiPriority="52"/>
+    <w:lsdException w:name="Mention" w:semiHidden="1" w:unhideWhenUsed="1"/>
+    <w:lsdException w:name="Smart Hyperlink" w:semiHidden="1" w:unhideWhenUsed="1"/>
+    <w:lsdException w:name="Hashtag" w:semiHidden="1" w:unhideWhenUsed="1"/>
+    <w:lsdException w:name="Unresolved Mention" w:semiHidden="1" w:unhideWhenUsed="1"/>
+    <w:lsdException w:name="Smart Link" w:semiHidden="1" w:unhideWhenUsed="1"/>
   </w:latentStyles>
   <w:style w:type="paragraph" w:default="1" w:styleId="Normal">
     <w:name w:val="Normal"/>
     <w:qFormat/>
-    <w:rsid w:val="001C5BAC"/>
-    <w:pPr>
-      <w:spacing w:after="120" w:line="240" w:lineRule="auto"/>
+    <w:rsid w:val="1990C7A8"/>
+    <w:pPr>
+      <w:spacing w:after="120"/>
       <w:ind w:right="113"/>
       <w:jc w:val="both"/>
     </w:pPr>
     <w:rPr>
       <w:rFonts w:ascii="Century Schoolbook" w:hAnsi="Century Schoolbook" w:cs="Arial"/>
-      <w:lang w:val="en-US" w:eastAsia="fr-FR"/>
-    </w:rPr>
-  </w:style>
-  <w:style w:type="paragraph" w:styleId="Heading1">
+      <w:lang w:val="pt-PT" w:eastAsia="fr-FR"/>
+    </w:rPr>
+  </w:style>
+  <w:style w:type="paragraph" w:styleId="Ttulo1">
     <w:name w:val="heading 1"/>
-    <w:aliases w:val="Titre1,Titre2,Chapter,CF6 - Titre 1"/>
     <w:basedOn w:val="Normal"/>
     <w:next w:val="Normal"/>
-    <w:link w:val="Heading1Char"/>
+    <w:link w:val="Ttulo1Carter"/>
     <w:uiPriority w:val="9"/>
     <w:qFormat/>
-    <w:rsid w:val="001333B4"/>
+    <w:rsid w:val="1990C7A8"/>
     <w:pPr>
       <w:keepNext/>
       <w:pageBreakBefore/>
       <w:numPr>
         <w:numId w:val="10"/>
       </w:numPr>
-      <w:suppressAutoHyphens/>
       <w:spacing w:before="60" w:after="240"/>
       <w:ind w:right="0"/>
       <w:outlineLvl w:val="0"/>
@@ -4490,25 +4464,23 @@
       <w:b/>
       <w:bCs/>
       <w:sz w:val="32"/>
-      <w:szCs w:val="36"/>
-    </w:rPr>
-  </w:style>
-  <w:style w:type="paragraph" w:styleId="Heading2">
+      <w:szCs w:val="32"/>
+    </w:rPr>
+  </w:style>
+  <w:style w:type="paragraph" w:styleId="Ttulo2">
     <w:name w:val="heading 2"/>
-    <w:aliases w:val="Titre 2"/>
     <w:basedOn w:val="Normal"/>
     <w:next w:val="Normal"/>
-    <w:link w:val="Heading2Char"/>
-    <w:autoRedefine/>
+    <w:link w:val="Ttulo2Carter"/>
+    <w:uiPriority w:val="1"/>
     <w:qFormat/>
-    <w:rsid w:val="001333B4"/>
+    <w:rsid w:val="1990C7A8"/>
     <w:pPr>
       <w:keepNext/>
       <w:numPr>
         <w:ilvl w:val="1"/>
         <w:numId w:val="10"/>
       </w:numPr>
-      <w:suppressAutoHyphens/>
       <w:spacing w:before="360" w:after="240"/>
       <w:ind w:right="0"/>
       <w:outlineLvl w:val="1"/>
@@ -4521,22 +4493,20 @@
       <w:szCs w:val="24"/>
     </w:rPr>
   </w:style>
-  <w:style w:type="paragraph" w:styleId="Heading3">
+  <w:style w:type="paragraph" w:styleId="Ttulo3">
     <w:name w:val="heading 3"/>
     <w:basedOn w:val="Normal"/>
     <w:next w:val="Normal"/>
-    <w:link w:val="Heading3Char"/>
-    <w:autoRedefine/>
+    <w:link w:val="Ttulo3Carter"/>
     <w:uiPriority w:val="9"/>
     <w:qFormat/>
-    <w:rsid w:val="001333B4"/>
+    <w:rsid w:val="1990C7A8"/>
     <w:pPr>
       <w:keepNext/>
       <w:numPr>
         <w:ilvl w:val="2"/>
         <w:numId w:val="1"/>
       </w:numPr>
-      <w:suppressAutoHyphens/>
       <w:spacing w:before="240"/>
       <w:ind w:left="720" w:right="0"/>
       <w:outlineLvl w:val="2"/>
@@ -4549,22 +4519,20 @@
       <w:szCs w:val="24"/>
     </w:rPr>
   </w:style>
-  <w:style w:type="paragraph" w:styleId="Heading4">
+  <w:style w:type="paragraph" w:styleId="Ttulo4">
     <w:name w:val="heading 4"/>
-    <w:aliases w:val="H4,Heading 4 TLS"/>
     <w:basedOn w:val="Normal"/>
     <w:next w:val="Normal"/>
-    <w:link w:val="Heading4Char"/>
+    <w:link w:val="Ttulo4Carter"/>
     <w:uiPriority w:val="9"/>
     <w:qFormat/>
-    <w:rsid w:val="001333B4"/>
+    <w:rsid w:val="1990C7A8"/>
     <w:pPr>
       <w:keepNext/>
       <w:numPr>
         <w:ilvl w:val="3"/>
         <w:numId w:val="10"/>
       </w:numPr>
-      <w:suppressAutoHyphens/>
       <w:spacing w:before="240"/>
       <w:ind w:right="0"/>
       <w:outlineLvl w:val="3"/>
@@ -4572,24 +4540,22 @@
     <w:rPr>
       <w:rFonts w:eastAsia="Times New Roman" w:cs="Times New Roman"/>
       <w:b/>
-      <w:iCs/>
-      <w:szCs w:val="24"/>
-    </w:rPr>
-  </w:style>
-  <w:style w:type="paragraph" w:styleId="Heading5">
+      <w:bCs/>
+    </w:rPr>
+  </w:style>
+  <w:style w:type="paragraph" w:styleId="Ttulo5">
     <w:name w:val="heading 5"/>
-    <w:aliases w:val="Titre5,E,heading 5"/>
     <w:basedOn w:val="Normal"/>
     <w:next w:val="Normal"/>
-    <w:link w:val="Heading5Char"/>
+    <w:link w:val="Ttulo5Carter"/>
+    <w:uiPriority w:val="1"/>
     <w:qFormat/>
-    <w:rsid w:val="008628ED"/>
+    <w:rsid w:val="1990C7A8"/>
     <w:pPr>
       <w:keepNext/>
       <w:pBdr>
         <w:bottom w:val="single" w:sz="12" w:space="1" w:color="auto"/>
       </w:pBdr>
-      <w:suppressAutoHyphens/>
       <w:spacing w:before="360"/>
       <w:ind w:right="0"/>
       <w:outlineLvl w:val="4"/>
@@ -4601,19 +4567,18 @@
       <w:i/>
       <w:iCs/>
       <w:smallCaps/>
-      <w:szCs w:val="24"/>
-    </w:rPr>
-  </w:style>
-  <w:style w:type="paragraph" w:styleId="Heading6">
+    </w:rPr>
+  </w:style>
+  <w:style w:type="paragraph" w:styleId="Ttulo6">
     <w:name w:val="heading 6"/>
     <w:basedOn w:val="Normal"/>
     <w:next w:val="Normal"/>
-    <w:link w:val="Heading6Char"/>
+    <w:link w:val="Ttulo6Carter"/>
+    <w:uiPriority w:val="1"/>
     <w:qFormat/>
-    <w:rsid w:val="00F81DB7"/>
+    <w:rsid w:val="1990C7A8"/>
     <w:pPr>
       <w:keepNext/>
-      <w:suppressAutoHyphens/>
       <w:spacing w:before="120" w:after="60"/>
       <w:ind w:left="426" w:right="0"/>
       <w:outlineLvl w:val="5"/>
@@ -4621,23 +4586,23 @@
     <w:rPr>
       <w:rFonts w:eastAsia="Times New Roman" w:cs="Times New Roman"/>
       <w:b/>
-      <w:szCs w:val="24"/>
-    </w:rPr>
-  </w:style>
-  <w:style w:type="paragraph" w:styleId="Heading7">
+      <w:bCs/>
+    </w:rPr>
+  </w:style>
+  <w:style w:type="paragraph" w:styleId="Ttulo7">
     <w:name w:val="heading 7"/>
     <w:basedOn w:val="Normal"/>
     <w:next w:val="Normal"/>
-    <w:link w:val="Heading7Char"/>
+    <w:link w:val="Ttulo7Carter"/>
+    <w:uiPriority w:val="1"/>
     <w:qFormat/>
-    <w:rsid w:val="001333B4"/>
+    <w:rsid w:val="1990C7A8"/>
     <w:pPr>
       <w:keepNext/>
       <w:numPr>
         <w:ilvl w:val="6"/>
         <w:numId w:val="10"/>
       </w:numPr>
-      <w:suppressAutoHyphens/>
       <w:spacing w:before="60"/>
       <w:ind w:right="0"/>
       <w:outlineLvl w:val="6"/>
@@ -4645,19 +4610,21 @@
     <w:rPr>
       <w:rFonts w:eastAsia="Times New Roman" w:cs="Times New Roman"/>
       <w:b/>
+      <w:bCs/>
       <w:smallCaps/>
       <w:sz w:val="24"/>
       <w:szCs w:val="24"/>
       <w:lang w:val="fr-FR"/>
     </w:rPr>
   </w:style>
-  <w:style w:type="paragraph" w:styleId="Heading8">
+  <w:style w:type="paragraph" w:styleId="Ttulo8">
     <w:name w:val="heading 8"/>
     <w:basedOn w:val="Normal"/>
     <w:next w:val="Normal"/>
-    <w:link w:val="Heading8Char"/>
+    <w:link w:val="Ttulo8Carter"/>
+    <w:uiPriority w:val="1"/>
     <w:qFormat/>
-    <w:rsid w:val="001333B4"/>
+    <w:rsid w:val="1990C7A8"/>
     <w:pPr>
       <w:keepNext/>
       <w:numPr>
@@ -4667,7 +4634,6 @@
       <w:pBdr>
         <w:bottom w:val="single" w:sz="6" w:space="1" w:color="auto"/>
       </w:pBdr>
-      <w:suppressAutoHyphens/>
       <w:spacing w:before="60"/>
       <w:ind w:right="0"/>
       <w:jc w:val="center"/>
@@ -4676,26 +4642,27 @@
     <w:rPr>
       <w:rFonts w:eastAsia="Times New Roman" w:cs="Times New Roman"/>
       <w:b/>
+      <w:bCs/>
       <w:smallCaps/>
       <w:sz w:val="28"/>
-      <w:szCs w:val="24"/>
+      <w:szCs w:val="28"/>
       <w:lang w:val="fr-FR"/>
     </w:rPr>
   </w:style>
-  <w:style w:type="paragraph" w:styleId="Heading9">
+  <w:style w:type="paragraph" w:styleId="Ttulo9">
     <w:name w:val="heading 9"/>
     <w:basedOn w:val="Normal"/>
     <w:next w:val="Normal"/>
-    <w:link w:val="Heading9Char"/>
+    <w:link w:val="Ttulo9Carter"/>
+    <w:uiPriority w:val="1"/>
     <w:qFormat/>
-    <w:rsid w:val="001333B4"/>
+    <w:rsid w:val="1990C7A8"/>
     <w:pPr>
       <w:keepNext/>
       <w:numPr>
         <w:ilvl w:val="8"/>
         <w:numId w:val="10"/>
       </w:numPr>
-      <w:suppressAutoHyphens/>
       <w:spacing w:before="60"/>
       <w:ind w:right="0"/>
       <w:jc w:val="right"/>
@@ -4704,18 +4671,17 @@
     <w:rPr>
       <w:rFonts w:eastAsia="Times New Roman" w:cs="Times New Roman"/>
       <w:color w:val="003366"/>
-      <w:szCs w:val="24"/>
       <w:u w:val="single"/>
       <w:lang w:val="fr-FR"/>
     </w:rPr>
   </w:style>
-  <w:style w:type="character" w:default="1" w:styleId="DefaultParagraphFont">
+  <w:style w:type="character" w:default="1" w:styleId="Tipodeletrapredefinidodopargrafo">
     <w:name w:val="Default Paragraph Font"/>
     <w:uiPriority w:val="1"/>
     <w:semiHidden/>
     <w:unhideWhenUsed/>
   </w:style>
-  <w:style w:type="table" w:default="1" w:styleId="TableNormal">
+  <w:style w:type="table" w:default="1" w:styleId="Tabelanormal">
     <w:name w:val="Normal Table"/>
     <w:uiPriority w:val="99"/>
     <w:semiHidden/>
@@ -4730,17 +4696,16 @@
       </w:tblCellMar>
     </w:tblPr>
   </w:style>
-  <w:style w:type="numbering" w:default="1" w:styleId="NoList">
+  <w:style w:type="numbering" w:default="1" w:styleId="Semlista">
     <w:name w:val="No List"/>
     <w:uiPriority w:val="99"/>
     <w:semiHidden/>
     <w:unhideWhenUsed/>
   </w:style>
-  <w:style w:type="character" w:customStyle="1" w:styleId="Heading1Char">
-    <w:name w:val="Heading 1 Char"/>
-    <w:aliases w:val="Titre1 Char,Titre2 Char,Chapter Char,CF6 - Titre 1 Char"/>
-    <w:basedOn w:val="DefaultParagraphFont"/>
-    <w:link w:val="Heading1"/>
+  <w:style w:type="character" w:customStyle="1" w:styleId="Ttulo1Carter">
+    <w:name w:val="Título 1 Caráter"/>
+    <w:basedOn w:val="Tipodeletrapredefinidodopargrafo"/>
+    <w:link w:val="Ttulo1"/>
     <w:uiPriority w:val="9"/>
     <w:rsid w:val="00AF0EFC"/>
     <w:rPr>
@@ -4752,11 +4717,10 @@
       <w:lang w:val="en-US" w:eastAsia="fr-FR"/>
     </w:rPr>
   </w:style>
-  <w:style w:type="character" w:customStyle="1" w:styleId="Heading2Char">
-    <w:name w:val="Heading 2 Char"/>
-    <w:aliases w:val="Titre 2 Char"/>
-    <w:basedOn w:val="DefaultParagraphFont"/>
-    <w:link w:val="Heading2"/>
+  <w:style w:type="character" w:customStyle="1" w:styleId="Ttulo2Carter">
+    <w:name w:val="Título 2 Caráter"/>
+    <w:basedOn w:val="Tipodeletrapredefinidodopargrafo"/>
+    <w:link w:val="Ttulo2"/>
     <w:rsid w:val="001333B4"/>
     <w:rPr>
       <w:rFonts w:ascii="Century Schoolbook" w:eastAsia="Times New Roman" w:hAnsi="Century Schoolbook" w:cs="Arial"/>
@@ -4767,10 +4731,10 @@
       <w:lang w:val="en-US" w:eastAsia="fr-FR"/>
     </w:rPr>
   </w:style>
-  <w:style w:type="character" w:customStyle="1" w:styleId="Heading3Char">
-    <w:name w:val="Heading 3 Char"/>
-    <w:basedOn w:val="DefaultParagraphFont"/>
-    <w:link w:val="Heading3"/>
+  <w:style w:type="character" w:customStyle="1" w:styleId="Ttulo3Carter">
+    <w:name w:val="Título 3 Caráter"/>
+    <w:basedOn w:val="Tipodeletrapredefinidodopargrafo"/>
+    <w:link w:val="Ttulo3"/>
     <w:uiPriority w:val="9"/>
     <w:rsid w:val="001333B4"/>
     <w:rPr>
@@ -4782,11 +4746,10 @@
       <w:lang w:val="en-US" w:eastAsia="fr-FR"/>
     </w:rPr>
   </w:style>
-  <w:style w:type="character" w:customStyle="1" w:styleId="Heading4Char">
-    <w:name w:val="Heading 4 Char"/>
-    <w:aliases w:val="H4 Char,Heading 4 TLS Char"/>
-    <w:basedOn w:val="DefaultParagraphFont"/>
-    <w:link w:val="Heading4"/>
+  <w:style w:type="character" w:customStyle="1" w:styleId="Ttulo4Carter">
+    <w:name w:val="Título 4 Caráter"/>
+    <w:basedOn w:val="Tipodeletrapredefinidodopargrafo"/>
+    <w:link w:val="Ttulo4"/>
     <w:uiPriority w:val="9"/>
     <w:rsid w:val="00007B0B"/>
     <w:rPr>
@@ -4797,11 +4760,10 @@
       <w:lang w:val="en-US" w:eastAsia="fr-FR"/>
     </w:rPr>
   </w:style>
-  <w:style w:type="character" w:customStyle="1" w:styleId="Heading5Char">
-    <w:name w:val="Heading 5 Char"/>
-    <w:aliases w:val="Titre5 Char,E Char,heading 5 Char"/>
-    <w:basedOn w:val="DefaultParagraphFont"/>
-    <w:link w:val="Heading5"/>
+  <w:style w:type="character" w:customStyle="1" w:styleId="Ttulo5Carter">
+    <w:name w:val="Título 5 Caráter"/>
+    <w:basedOn w:val="Tipodeletrapredefinidodopargrafo"/>
+    <w:link w:val="Ttulo5"/>
     <w:rsid w:val="008628ED"/>
     <w:rPr>
       <w:rFonts w:ascii="Arial" w:eastAsia="Times New Roman" w:hAnsi="Arial" w:cs="Times New Roman"/>
@@ -4814,10 +4776,10 @@
       <w:lang w:val="en-GB" w:eastAsia="ar-SA"/>
     </w:rPr>
   </w:style>
-  <w:style w:type="character" w:customStyle="1" w:styleId="Heading6Char">
-    <w:name w:val="Heading 6 Char"/>
-    <w:basedOn w:val="DefaultParagraphFont"/>
-    <w:link w:val="Heading6"/>
+  <w:style w:type="character" w:customStyle="1" w:styleId="Ttulo6Carter">
+    <w:name w:val="Título 6 Caráter"/>
+    <w:basedOn w:val="Tipodeletrapredefinidodopargrafo"/>
+    <w:link w:val="Ttulo6"/>
     <w:rsid w:val="00F81DB7"/>
     <w:rPr>
       <w:rFonts w:ascii="Arial" w:eastAsia="Times New Roman" w:hAnsi="Arial" w:cs="Times New Roman"/>
@@ -4826,10 +4788,10 @@
       <w:lang w:val="en-GB" w:eastAsia="ar-SA"/>
     </w:rPr>
   </w:style>
-  <w:style w:type="character" w:customStyle="1" w:styleId="Heading7Char">
-    <w:name w:val="Heading 7 Char"/>
-    <w:basedOn w:val="DefaultParagraphFont"/>
-    <w:link w:val="Heading7"/>
+  <w:style w:type="character" w:customStyle="1" w:styleId="Ttulo7Carter">
+    <w:name w:val="Título 7 Caráter"/>
+    <w:basedOn w:val="Tipodeletrapredefinidodopargrafo"/>
+    <w:link w:val="Ttulo7"/>
     <w:rsid w:val="007C1CE1"/>
     <w:rPr>
       <w:rFonts w:ascii="Century Schoolbook" w:eastAsia="Times New Roman" w:hAnsi="Century Schoolbook" w:cs="Times New Roman"/>
@@ -4840,10 +4802,10 @@
       <w:lang w:eastAsia="fr-FR"/>
     </w:rPr>
   </w:style>
-  <w:style w:type="character" w:customStyle="1" w:styleId="Heading8Char">
-    <w:name w:val="Heading 8 Char"/>
-    <w:basedOn w:val="DefaultParagraphFont"/>
-    <w:link w:val="Heading8"/>
+  <w:style w:type="character" w:customStyle="1" w:styleId="Ttulo8Carter">
+    <w:name w:val="Título 8 Caráter"/>
+    <w:basedOn w:val="Tipodeletrapredefinidodopargrafo"/>
+    <w:link w:val="Ttulo8"/>
     <w:rsid w:val="007C1CE1"/>
     <w:rPr>
       <w:rFonts w:ascii="Century Schoolbook" w:eastAsia="Times New Roman" w:hAnsi="Century Schoolbook" w:cs="Times New Roman"/>
@@ -4854,10 +4816,10 @@
       <w:lang w:eastAsia="fr-FR"/>
     </w:rPr>
   </w:style>
-  <w:style w:type="character" w:customStyle="1" w:styleId="Heading9Char">
-    <w:name w:val="Heading 9 Char"/>
-    <w:basedOn w:val="DefaultParagraphFont"/>
-    <w:link w:val="Heading9"/>
+  <w:style w:type="character" w:customStyle="1" w:styleId="Ttulo9Carter">
+    <w:name w:val="Título 9 Caráter"/>
+    <w:basedOn w:val="Tipodeletrapredefinidodopargrafo"/>
+    <w:link w:val="Ttulo9"/>
     <w:rsid w:val="007C1CE1"/>
     <w:rPr>
       <w:rFonts w:ascii="Century Schoolbook" w:eastAsia="Times New Roman" w:hAnsi="Century Schoolbook" w:cs="Times New Roman"/>
@@ -4869,36 +4831,36 @@
   </w:style>
   <w:style w:type="character" w:customStyle="1" w:styleId="apple-converted-space">
     <w:name w:val="apple-converted-space"/>
-    <w:basedOn w:val="DefaultParagraphFont"/>
+    <w:basedOn w:val="Tipodeletrapredefinidodopargrafo"/>
     <w:rsid w:val="007C1CE1"/>
   </w:style>
   <w:style w:type="character" w:customStyle="1" w:styleId="apple-style-span">
     <w:name w:val="apple-style-span"/>
-    <w:basedOn w:val="DefaultParagraphFont"/>
+    <w:basedOn w:val="Tipodeletrapredefinidodopargrafo"/>
     <w:rsid w:val="007C1CE1"/>
   </w:style>
   <w:style w:type="character" w:customStyle="1" w:styleId="b">
     <w:name w:val="b"/>
-    <w:basedOn w:val="DefaultParagraphFont"/>
+    <w:basedOn w:val="Tipodeletrapredefinidodopargrafo"/>
     <w:rsid w:val="007C1CE1"/>
   </w:style>
-  <w:style w:type="paragraph" w:styleId="BalloonText">
+  <w:style w:type="paragraph" w:styleId="Textodebalo">
     <w:name w:val="Balloon Text"/>
     <w:basedOn w:val="Normal"/>
-    <w:link w:val="BalloonTextChar"/>
+    <w:link w:val="TextodebaloCarter"/>
     <w:uiPriority w:val="99"/>
     <w:unhideWhenUsed/>
-    <w:rsid w:val="007C1CE1"/>
+    <w:rsid w:val="1990C7A8"/>
     <w:rPr>
       <w:rFonts w:ascii="Tahoma" w:hAnsi="Tahoma" w:cs="Tahoma"/>
       <w:sz w:val="16"/>
       <w:szCs w:val="16"/>
     </w:rPr>
   </w:style>
-  <w:style w:type="character" w:customStyle="1" w:styleId="BalloonTextChar">
-    <w:name w:val="Balloon Text Char"/>
-    <w:basedOn w:val="DefaultParagraphFont"/>
-    <w:link w:val="BalloonText"/>
+  <w:style w:type="character" w:customStyle="1" w:styleId="TextodebaloCarter">
+    <w:name w:val="Texto de balão Caráter"/>
+    <w:basedOn w:val="Tipodeletrapredefinidodopargrafo"/>
+    <w:link w:val="Textodebalo"/>
     <w:uiPriority w:val="99"/>
     <w:rsid w:val="007C1CE1"/>
     <w:rPr>
@@ -4908,23 +4870,23 @@
       <w:lang w:val="en-GB" w:eastAsia="ar-SA"/>
     </w:rPr>
   </w:style>
-  <w:style w:type="paragraph" w:styleId="Bibliography">
+  <w:style w:type="paragraph" w:styleId="Bibliografia">
     <w:name w:val="Bibliography"/>
     <w:basedOn w:val="Normal"/>
     <w:next w:val="Normal"/>
     <w:uiPriority w:val="37"/>
     <w:unhideWhenUsed/>
-    <w:rsid w:val="007C1CE1"/>
-  </w:style>
-  <w:style w:type="paragraph" w:styleId="Caption">
+    <w:rsid w:val="1990C7A8"/>
+  </w:style>
+  <w:style w:type="paragraph" w:styleId="Legenda">
     <w:name w:val="caption"/>
-    <w:aliases w:val="DNV-cap,DNV-cap1,DNV-cap2"/>
     <w:basedOn w:val="Normal"/>
     <w:next w:val="Normal"/>
-    <w:link w:val="CaptionChar"/>
+    <w:link w:val="LegendaCarter"/>
+    <w:uiPriority w:val="1"/>
     <w:unhideWhenUsed/>
     <w:qFormat/>
-    <w:rsid w:val="007C1CE1"/>
+    <w:rsid w:val="1990C7A8"/>
     <w:pPr>
       <w:spacing w:before="240" w:after="240"/>
       <w:jc w:val="center"/>
@@ -4933,32 +4895,32 @@
       <w:b/>
       <w:bCs/>
       <w:i/>
-      <w:color w:val="000000"/>
+      <w:iCs/>
+      <w:color w:val="000000" w:themeColor="text1"/>
       <w:sz w:val="20"/>
-      <w:szCs w:val="18"/>
+      <w:szCs w:val="20"/>
     </w:rPr>
   </w:style>
   <w:style w:type="paragraph" w:customStyle="1" w:styleId="Citation">
     <w:name w:val="Citation"/>
     <w:basedOn w:val="Normal"/>
+    <w:uiPriority w:val="1"/>
     <w:qFormat/>
-    <w:rsid w:val="000C0994"/>
-    <w:pPr>
-      <w:autoSpaceDE w:val="0"/>
-      <w:autoSpaceDN w:val="0"/>
-      <w:adjustRightInd w:val="0"/>
+    <w:rsid w:val="1990C7A8"/>
+    <w:pPr>
       <w:ind w:left="567" w:right="284"/>
     </w:pPr>
     <w:rPr>
       <w:rFonts w:eastAsia="Calibri"/>
       <w:i/>
+      <w:iCs/>
       <w:sz w:val="20"/>
-      <w:szCs w:val="24"/>
-    </w:rPr>
-  </w:style>
-  <w:style w:type="character" w:styleId="CommentReference">
+      <w:szCs w:val="20"/>
+    </w:rPr>
+  </w:style>
+  <w:style w:type="character" w:styleId="Refdecomentrio">
     <w:name w:val="annotation reference"/>
-    <w:basedOn w:val="DefaultParagraphFont"/>
+    <w:basedOn w:val="Tipodeletrapredefinidodopargrafo"/>
     <w:uiPriority w:val="99"/>
     <w:rsid w:val="007C1CE1"/>
     <w:rPr>
@@ -4966,12 +4928,12 @@
       <w:szCs w:val="16"/>
     </w:rPr>
   </w:style>
-  <w:style w:type="paragraph" w:styleId="CommentText">
+  <w:style w:type="paragraph" w:styleId="Textodecomentrio">
     <w:name w:val="annotation text"/>
     <w:basedOn w:val="Normal"/>
-    <w:link w:val="CommentTextChar"/>
+    <w:link w:val="TextodecomentrioCarter"/>
     <w:uiPriority w:val="99"/>
-    <w:rsid w:val="007C1CE1"/>
+    <w:rsid w:val="1990C7A8"/>
     <w:pPr>
       <w:spacing w:before="120" w:after="0"/>
       <w:ind w:right="0"/>
@@ -4983,10 +4945,10 @@
       <w:lang w:eastAsia="en-GB"/>
     </w:rPr>
   </w:style>
-  <w:style w:type="character" w:customStyle="1" w:styleId="CommentTextChar">
-    <w:name w:val="Comment Text Char"/>
-    <w:basedOn w:val="DefaultParagraphFont"/>
-    <w:link w:val="CommentText"/>
+  <w:style w:type="character" w:customStyle="1" w:styleId="TextodecomentrioCarter">
+    <w:name w:val="Texto de comentário Caráter"/>
+    <w:basedOn w:val="Tipodeletrapredefinidodopargrafo"/>
+    <w:link w:val="Textodecomentrio"/>
     <w:uiPriority w:val="99"/>
     <w:rsid w:val="007C1CE1"/>
     <w:rPr>
@@ -4999,15 +4961,16 @@
   <w:style w:type="paragraph" w:customStyle="1" w:styleId="ContrleTitre">
     <w:name w:val="Contrôle_Titre"/>
     <w:basedOn w:val="Normal"/>
-    <w:rsid w:val="007C1CE1"/>
-    <w:pPr>
-      <w:suppressAutoHyphens/>
+    <w:uiPriority w:val="1"/>
+    <w:rsid w:val="1990C7A8"/>
+    <w:pPr>
       <w:spacing w:before="60" w:after="60"/>
       <w:ind w:left="142" w:right="0"/>
     </w:pPr>
     <w:rPr>
       <w:rFonts w:eastAsia="Times New Roman" w:cs="Times New Roman"/>
       <w:b/>
+      <w:bCs/>
       <w:sz w:val="20"/>
       <w:szCs w:val="20"/>
       <w:lang w:val="fr-FR"/>
@@ -5021,9 +4984,9 @@
       <w:b w:val="0"/>
     </w:rPr>
   </w:style>
-  <w:style w:type="character" w:styleId="Emphasis">
+  <w:style w:type="character" w:styleId="nfase">
     <w:name w:val="Emphasis"/>
-    <w:basedOn w:val="DefaultParagraphFont"/>
+    <w:basedOn w:val="Tipodeletrapredefinidodopargrafo"/>
     <w:uiPriority w:val="20"/>
     <w:qFormat/>
     <w:rsid w:val="007C1CE1"/>
@@ -5032,13 +4995,13 @@
       <w:iCs/>
     </w:rPr>
   </w:style>
-  <w:style w:type="paragraph" w:styleId="Footer">
+  <w:style w:type="paragraph" w:styleId="Rodap">
     <w:name w:val="footer"/>
     <w:basedOn w:val="Normal"/>
-    <w:link w:val="FooterChar"/>
+    <w:link w:val="RodapCarter"/>
     <w:uiPriority w:val="99"/>
     <w:unhideWhenUsed/>
-    <w:rsid w:val="007C1CE1"/>
+    <w:rsid w:val="1990C7A8"/>
     <w:pPr>
       <w:tabs>
         <w:tab w:val="center" w:pos="4536"/>
@@ -5046,10 +5009,10 @@
       </w:tabs>
     </w:pPr>
   </w:style>
-  <w:style w:type="character" w:customStyle="1" w:styleId="FooterChar">
-    <w:name w:val="Footer Char"/>
-    <w:basedOn w:val="DefaultParagraphFont"/>
-    <w:link w:val="Footer"/>
+  <w:style w:type="character" w:customStyle="1" w:styleId="RodapCarter">
+    <w:name w:val="Rodapé Caráter"/>
+    <w:basedOn w:val="Tipodeletrapredefinidodopargrafo"/>
+    <w:link w:val="Rodap"/>
     <w:uiPriority w:val="99"/>
     <w:rsid w:val="007C1CE1"/>
     <w:rPr>
@@ -5057,9 +5020,9 @@
       <w:lang w:val="en-GB" w:eastAsia="ar-SA"/>
     </w:rPr>
   </w:style>
-  <w:style w:type="character" w:styleId="FootnoteReference">
+  <w:style w:type="character" w:styleId="Refdenotaderodap">
     <w:name w:val="footnote reference"/>
-    <w:basedOn w:val="DefaultParagraphFont"/>
+    <w:basedOn w:val="Tipodeletrapredefinidodopargrafo"/>
     <w:uiPriority w:val="99"/>
     <w:semiHidden/>
     <w:unhideWhenUsed/>
@@ -5068,13 +5031,13 @@
       <w:vertAlign w:val="superscript"/>
     </w:rPr>
   </w:style>
-  <w:style w:type="paragraph" w:styleId="FootnoteText">
+  <w:style w:type="paragraph" w:styleId="Textodenotaderodap">
     <w:name w:val="footnote text"/>
     <w:basedOn w:val="Normal"/>
-    <w:link w:val="FootnoteTextChar"/>
+    <w:link w:val="TextodenotaderodapCarter"/>
     <w:uiPriority w:val="99"/>
     <w:unhideWhenUsed/>
-    <w:rsid w:val="007C1CE1"/>
+    <w:rsid w:val="1990C7A8"/>
     <w:pPr>
       <w:spacing w:after="0"/>
     </w:pPr>
@@ -5083,10 +5046,10 @@
       <w:szCs w:val="20"/>
     </w:rPr>
   </w:style>
-  <w:style w:type="character" w:customStyle="1" w:styleId="FootnoteTextChar">
-    <w:name w:val="Footnote Text Char"/>
-    <w:basedOn w:val="DefaultParagraphFont"/>
-    <w:link w:val="FootnoteText"/>
+  <w:style w:type="character" w:customStyle="1" w:styleId="TextodenotaderodapCarter">
+    <w:name w:val="Texto de nota de rodapé Caráter"/>
+    <w:basedOn w:val="Tipodeletrapredefinidodopargrafo"/>
+    <w:link w:val="Textodenotaderodap"/>
     <w:uiPriority w:val="99"/>
     <w:rsid w:val="007C1CE1"/>
     <w:rPr>
@@ -5096,12 +5059,13 @@
       <w:lang w:val="en-GB" w:eastAsia="ar-SA"/>
     </w:rPr>
   </w:style>
-  <w:style w:type="paragraph" w:styleId="Header">
+  <w:style w:type="paragraph" w:styleId="Cabealho">
     <w:name w:val="header"/>
     <w:basedOn w:val="Normal"/>
-    <w:link w:val="HeaderChar"/>
+    <w:link w:val="CabealhoCarter"/>
+    <w:uiPriority w:val="1"/>
     <w:unhideWhenUsed/>
-    <w:rsid w:val="007C1CE1"/>
+    <w:rsid w:val="1990C7A8"/>
     <w:pPr>
       <w:tabs>
         <w:tab w:val="center" w:pos="4536"/>
@@ -5109,10 +5073,10 @@
       </w:tabs>
     </w:pPr>
   </w:style>
-  <w:style w:type="character" w:customStyle="1" w:styleId="HeaderChar">
-    <w:name w:val="Header Char"/>
-    <w:basedOn w:val="DefaultParagraphFont"/>
-    <w:link w:val="Header"/>
+  <w:style w:type="character" w:customStyle="1" w:styleId="CabealhoCarter">
+    <w:name w:val="Cabeçalho Caráter"/>
+    <w:basedOn w:val="Tipodeletrapredefinidodopargrafo"/>
+    <w:link w:val="Cabealho"/>
     <w:uiPriority w:val="99"/>
     <w:rsid w:val="007C1CE1"/>
     <w:rPr>
@@ -5120,32 +5084,33 @@
       <w:lang w:val="en-GB" w:eastAsia="ar-SA"/>
     </w:rPr>
   </w:style>
-  <w:style w:type="paragraph" w:customStyle="1" w:styleId="heading20">
+  <w:style w:type="paragraph" w:customStyle="1" w:styleId="heading2">
     <w:name w:val="heading2"/>
     <w:basedOn w:val="Normal"/>
     <w:next w:val="Normal"/>
-    <w:rsid w:val="007C1CE1"/>
+    <w:uiPriority w:val="1"/>
+    <w:rsid w:val="1990C7A8"/>
     <w:pPr>
       <w:keepNext/>
       <w:keepLines/>
       <w:tabs>
         <w:tab w:val="left" w:pos="510"/>
       </w:tabs>
-      <w:suppressAutoHyphens/>
       <w:spacing w:before="440" w:after="220"/>
       <w:ind w:right="0"/>
     </w:pPr>
     <w:rPr>
       <w:rFonts w:ascii="Times" w:eastAsia="Times New Roman" w:hAnsi="Times" w:cs="Times New Roman"/>
       <w:b/>
+      <w:bCs/>
       <w:sz w:val="20"/>
       <w:szCs w:val="20"/>
       <w:lang w:eastAsia="de-DE"/>
     </w:rPr>
   </w:style>
-  <w:style w:type="character" w:styleId="Hyperlink">
+  <w:style w:type="character" w:styleId="Hiperligao">
     <w:name w:val="Hyperlink"/>
-    <w:basedOn w:val="DefaultParagraphFont"/>
+    <w:basedOn w:val="Tipodeletrapredefinidodopargrafo"/>
     <w:uiPriority w:val="99"/>
     <w:rsid w:val="007C1CE1"/>
     <w:rPr>
@@ -5154,12 +5119,12 @@
       <w:u w:val="single"/>
     </w:rPr>
   </w:style>
-  <w:style w:type="paragraph" w:styleId="ListParagraph">
+  <w:style w:type="paragraph" w:styleId="PargrafodaLista">
     <w:name w:val="List Paragraph"/>
     <w:basedOn w:val="Normal"/>
     <w:uiPriority w:val="34"/>
     <w:qFormat/>
-    <w:rsid w:val="007C1CE1"/>
+    <w:rsid w:val="1990C7A8"/>
     <w:pPr>
       <w:ind w:left="720"/>
       <w:contextualSpacing/>
@@ -5170,9 +5135,9 @@
     <w:basedOn w:val="Normal"/>
     <w:uiPriority w:val="99"/>
     <w:unhideWhenUsed/>
-    <w:rsid w:val="007C1CE1"/>
-    <w:pPr>
-      <w:spacing w:before="100" w:beforeAutospacing="1" w:after="100" w:afterAutospacing="1"/>
+    <w:rsid w:val="1990C7A8"/>
+    <w:pPr>
+      <w:spacing w:beforeAutospacing="1" w:afterAutospacing="1"/>
       <w:ind w:right="0"/>
       <w:jc w:val="left"/>
     </w:pPr>
@@ -5187,7 +5152,8 @@
     <w:name w:val="p1a"/>
     <w:basedOn w:val="Normal"/>
     <w:next w:val="Normal"/>
-    <w:rsid w:val="007C1CE1"/>
+    <w:uiPriority w:val="1"/>
+    <w:rsid w:val="1990C7A8"/>
     <w:pPr>
       <w:spacing w:after="0"/>
       <w:ind w:right="0"/>
@@ -5202,22 +5168,23 @@
   <w:style w:type="paragraph" w:customStyle="1" w:styleId="PageDeGardeTitre">
     <w:name w:val="PageDeGardeTitre"/>
     <w:basedOn w:val="Normal"/>
-    <w:rsid w:val="007C1CE1"/>
-    <w:pPr>
-      <w:suppressAutoHyphens/>
+    <w:uiPriority w:val="1"/>
+    <w:rsid w:val="1990C7A8"/>
+    <w:pPr>
       <w:spacing w:before="60"/>
       <w:ind w:right="0"/>
     </w:pPr>
     <w:rPr>
       <w:rFonts w:eastAsia="Times New Roman" w:cs="Times New Roman"/>
       <w:b/>
+      <w:bCs/>
       <w:sz w:val="26"/>
-      <w:szCs w:val="24"/>
-    </w:rPr>
-  </w:style>
-  <w:style w:type="character" w:styleId="PlaceholderText">
+      <w:szCs w:val="26"/>
+    </w:rPr>
+  </w:style>
+  <w:style w:type="character" w:styleId="TextodoMarcadordePosio">
     <w:name w:val="Placeholder Text"/>
-    <w:basedOn w:val="DefaultParagraphFont"/>
+    <w:basedOn w:val="Tipodeletrapredefinidodopargrafo"/>
     <w:uiPriority w:val="99"/>
     <w:semiHidden/>
     <w:rsid w:val="007C1CE1"/>
@@ -5228,7 +5195,8 @@
   <w:style w:type="paragraph" w:customStyle="1" w:styleId="reference">
     <w:name w:val="reference"/>
     <w:basedOn w:val="Normal"/>
-    <w:rsid w:val="007C1CE1"/>
+    <w:uiPriority w:val="1"/>
+    <w:rsid w:val="1990C7A8"/>
     <w:pPr>
       <w:spacing w:after="0"/>
       <w:ind w:left="227" w:right="0" w:hanging="227"/>
@@ -5236,23 +5204,24 @@
     <w:rPr>
       <w:rFonts w:ascii="Times" w:eastAsia="Times New Roman" w:hAnsi="Times" w:cs="Times New Roman"/>
       <w:sz w:val="18"/>
-      <w:szCs w:val="20"/>
+      <w:szCs w:val="18"/>
       <w:lang w:eastAsia="de-DE"/>
     </w:rPr>
   </w:style>
   <w:style w:type="paragraph" w:customStyle="1" w:styleId="SCHEMA">
     <w:name w:val="SCHEMA"/>
     <w:basedOn w:val="Normal"/>
+    <w:uiPriority w:val="1"/>
     <w:qFormat/>
-    <w:rsid w:val="007C1CE1"/>
+    <w:rsid w:val="1990C7A8"/>
     <w:pPr>
       <w:spacing w:before="240" w:after="240"/>
       <w:jc w:val="center"/>
     </w:pPr>
   </w:style>
-  <w:style w:type="table" w:styleId="TableGrid">
+  <w:style w:type="table" w:styleId="TabelacomGrelha">
     <w:name w:val="Table Grid"/>
-    <w:basedOn w:val="TableNormal"/>
+    <w:basedOn w:val="Tabelanormal"/>
     <w:uiPriority w:val="59"/>
     <w:rsid w:val="007C1CE1"/>
     <w:pPr>
@@ -5276,26 +5245,26 @@
       </w:tblBorders>
     </w:tblPr>
   </w:style>
-  <w:style w:type="paragraph" w:styleId="TableofFigures">
+  <w:style w:type="paragraph" w:styleId="ndicedeilustraes">
     <w:name w:val="table of figures"/>
     <w:basedOn w:val="Normal"/>
     <w:next w:val="Normal"/>
     <w:uiPriority w:val="99"/>
     <w:unhideWhenUsed/>
-    <w:rsid w:val="007C1CE1"/>
+    <w:rsid w:val="1990C7A8"/>
     <w:pPr>
       <w:spacing w:after="0"/>
     </w:pPr>
   </w:style>
-  <w:style w:type="paragraph" w:styleId="Title">
+  <w:style w:type="paragraph" w:styleId="Ttulo">
     <w:name w:val="Title"/>
     <w:basedOn w:val="Normal"/>
     <w:next w:val="Normal"/>
-    <w:link w:val="TitleChar"/>
+    <w:link w:val="TtuloCarter"/>
+    <w:uiPriority w:val="1"/>
     <w:qFormat/>
-    <w:rsid w:val="007C1CE1"/>
-    <w:pPr>
-      <w:suppressAutoHyphens/>
+    <w:rsid w:val="1990C7A8"/>
+    <w:pPr>
       <w:spacing w:before="240" w:after="60"/>
       <w:ind w:right="0"/>
       <w:jc w:val="center"/>
@@ -5305,15 +5274,14 @@
       <w:rFonts w:eastAsia="Times New Roman"/>
       <w:b/>
       <w:bCs/>
-      <w:kern w:val="28"/>
       <w:sz w:val="32"/>
       <w:szCs w:val="32"/>
     </w:rPr>
   </w:style>
-  <w:style w:type="character" w:customStyle="1" w:styleId="TitleChar">
-    <w:name w:val="Title Char"/>
-    <w:basedOn w:val="DefaultParagraphFont"/>
-    <w:link w:val="Title"/>
+  <w:style w:type="character" w:customStyle="1" w:styleId="TtuloCarter">
+    <w:name w:val="Título Caráter"/>
+    <w:basedOn w:val="Tipodeletrapredefinidodopargrafo"/>
+    <w:link w:val="Ttulo"/>
     <w:rsid w:val="007C1CE1"/>
     <w:rPr>
       <w:rFonts w:ascii="Arial" w:eastAsia="Times New Roman" w:hAnsi="Arial" w:cs="Arial"/>
@@ -5328,13 +5296,15 @@
   <w:style w:type="paragraph" w:customStyle="1" w:styleId="TitreofFigure">
     <w:name w:val="Titre of Figure"/>
     <w:basedOn w:val="Normal"/>
+    <w:uiPriority w:val="1"/>
     <w:qFormat/>
-    <w:rsid w:val="007C1CE1"/>
+    <w:rsid w:val="1990C7A8"/>
     <w:pPr>
       <w:jc w:val="center"/>
     </w:pPr>
     <w:rPr>
       <w:sz w:val="20"/>
+      <w:szCs w:val="20"/>
     </w:rPr>
   </w:style>
   <w:style w:type="paragraph" w:customStyle="1" w:styleId="TitreofTableau">
@@ -5346,13 +5316,13 @@
       <w:spacing w:before="240"/>
     </w:pPr>
   </w:style>
-  <w:style w:type="paragraph" w:styleId="TOC1">
+  <w:style w:type="paragraph" w:styleId="ndice1">
     <w:name w:val="toc 1"/>
     <w:basedOn w:val="Normal"/>
     <w:next w:val="Normal"/>
     <w:uiPriority w:val="39"/>
     <w:qFormat/>
-    <w:rsid w:val="0006625B"/>
+    <w:rsid w:val="1990C7A8"/>
     <w:pPr>
       <w:spacing w:before="120"/>
       <w:jc w:val="left"/>
@@ -5365,13 +5335,13 @@
       <w:szCs w:val="20"/>
     </w:rPr>
   </w:style>
-  <w:style w:type="paragraph" w:styleId="TOC2">
+  <w:style w:type="paragraph" w:styleId="ndice2">
     <w:name w:val="toc 2"/>
     <w:basedOn w:val="Normal"/>
     <w:next w:val="Normal"/>
     <w:uiPriority w:val="39"/>
     <w:qFormat/>
-    <w:rsid w:val="0006625B"/>
+    <w:rsid w:val="1990C7A8"/>
     <w:pPr>
       <w:spacing w:after="0"/>
       <w:ind w:left="220"/>
@@ -5383,15 +5353,14 @@
       <w:szCs w:val="20"/>
     </w:rPr>
   </w:style>
-  <w:style w:type="paragraph" w:styleId="TOC3">
+  <w:style w:type="paragraph" w:styleId="ndice3">
     <w:name w:val="toc 3"/>
     <w:basedOn w:val="Normal"/>
     <w:next w:val="Normal"/>
-    <w:autoRedefine/>
     <w:uiPriority w:val="39"/>
     <w:unhideWhenUsed/>
     <w:qFormat/>
-    <w:rsid w:val="0006625B"/>
+    <w:rsid w:val="1990C7A8"/>
     <w:pPr>
       <w:spacing w:after="0"/>
       <w:ind w:left="440"/>
@@ -5404,14 +5373,13 @@
       <w:szCs w:val="20"/>
     </w:rPr>
   </w:style>
-  <w:style w:type="paragraph" w:styleId="TOC4">
+  <w:style w:type="paragraph" w:styleId="ndice4">
     <w:name w:val="toc 4"/>
     <w:basedOn w:val="Normal"/>
     <w:next w:val="Normal"/>
-    <w:autoRedefine/>
     <w:uiPriority w:val="39"/>
     <w:unhideWhenUsed/>
-    <w:rsid w:val="0006625B"/>
+    <w:rsid w:val="1990C7A8"/>
     <w:pPr>
       <w:spacing w:after="0"/>
       <w:ind w:left="660"/>
@@ -5422,14 +5390,13 @@
       <w:szCs w:val="18"/>
     </w:rPr>
   </w:style>
-  <w:style w:type="paragraph" w:styleId="TOC5">
+  <w:style w:type="paragraph" w:styleId="ndice5">
     <w:name w:val="toc 5"/>
     <w:basedOn w:val="Normal"/>
     <w:next w:val="Normal"/>
-    <w:autoRedefine/>
     <w:uiPriority w:val="39"/>
     <w:unhideWhenUsed/>
-    <w:rsid w:val="0006625B"/>
+    <w:rsid w:val="1990C7A8"/>
     <w:pPr>
       <w:spacing w:after="0"/>
       <w:ind w:left="880"/>
@@ -5440,14 +5407,13 @@
       <w:szCs w:val="18"/>
     </w:rPr>
   </w:style>
-  <w:style w:type="paragraph" w:styleId="TOC6">
+  <w:style w:type="paragraph" w:styleId="ndice6">
     <w:name w:val="toc 6"/>
     <w:basedOn w:val="Normal"/>
     <w:next w:val="Normal"/>
-    <w:autoRedefine/>
     <w:uiPriority w:val="39"/>
     <w:unhideWhenUsed/>
-    <w:rsid w:val="0006625B"/>
+    <w:rsid w:val="1990C7A8"/>
     <w:pPr>
       <w:spacing w:after="0"/>
       <w:ind w:left="1100"/>
@@ -5458,14 +5424,13 @@
       <w:szCs w:val="18"/>
     </w:rPr>
   </w:style>
-  <w:style w:type="paragraph" w:styleId="TOC7">
+  <w:style w:type="paragraph" w:styleId="ndice7">
     <w:name w:val="toc 7"/>
     <w:basedOn w:val="Normal"/>
     <w:next w:val="Normal"/>
-    <w:autoRedefine/>
     <w:uiPriority w:val="39"/>
     <w:unhideWhenUsed/>
-    <w:rsid w:val="007C1CE1"/>
+    <w:rsid w:val="1990C7A8"/>
     <w:pPr>
       <w:spacing w:after="0"/>
       <w:ind w:left="1320"/>
@@ -5477,14 +5442,13 @@
       <w:szCs w:val="18"/>
     </w:rPr>
   </w:style>
-  <w:style w:type="paragraph" w:styleId="TOC8">
+  <w:style w:type="paragraph" w:styleId="ndice8">
     <w:name w:val="toc 8"/>
     <w:basedOn w:val="Normal"/>
     <w:next w:val="Normal"/>
-    <w:autoRedefine/>
     <w:uiPriority w:val="39"/>
     <w:unhideWhenUsed/>
-    <w:rsid w:val="007C1CE1"/>
+    <w:rsid w:val="1990C7A8"/>
     <w:pPr>
       <w:spacing w:after="0"/>
       <w:ind w:left="1540"/>
@@ -5496,14 +5460,13 @@
       <w:szCs w:val="18"/>
     </w:rPr>
   </w:style>
-  <w:style w:type="paragraph" w:styleId="TOC9">
+  <w:style w:type="paragraph" w:styleId="ndice9">
     <w:name w:val="toc 9"/>
     <w:basedOn w:val="Normal"/>
     <w:next w:val="Normal"/>
-    <w:autoRedefine/>
     <w:uiPriority w:val="39"/>
     <w:unhideWhenUsed/>
-    <w:rsid w:val="007C1CE1"/>
+    <w:rsid w:val="1990C7A8"/>
     <w:pPr>
       <w:spacing w:after="0"/>
       <w:ind w:left="1760"/>
@@ -5515,9 +5478,9 @@
       <w:szCs w:val="18"/>
     </w:rPr>
   </w:style>
-  <w:style w:type="paragraph" w:styleId="TOCHeading">
+  <w:style w:type="paragraph" w:styleId="Cabealhodondice">
     <w:name w:val="TOC Heading"/>
-    <w:basedOn w:val="Heading1"/>
+    <w:basedOn w:val="Ttulo1"/>
     <w:next w:val="Normal"/>
     <w:uiPriority w:val="39"/>
     <w:unhideWhenUsed/>
@@ -5529,8 +5492,7 @@
       <w:numPr>
         <w:numId w:val="0"/>
       </w:numPr>
-      <w:suppressAutoHyphens w:val="0"/>
-      <w:spacing w:before="480" w:after="0" w:line="276" w:lineRule="auto"/>
+      <w:spacing w:before="480" w:after="0"/>
       <w:jc w:val="left"/>
       <w:outlineLvl w:val="9"/>
     </w:pPr>
@@ -5546,7 +5508,8 @@
     <w:name w:val="CELTIC Normal"/>
     <w:basedOn w:val="Normal"/>
     <w:link w:val="CELTICNormalCar"/>
-    <w:rsid w:val="0011604B"/>
+    <w:uiPriority w:val="1"/>
+    <w:rsid w:val="1990C7A8"/>
     <w:pPr>
       <w:spacing w:after="0"/>
       <w:ind w:right="0"/>
@@ -5554,13 +5517,13 @@
     <w:rPr>
       <w:rFonts w:ascii="Times New Roman" w:eastAsia="Times New Roman" w:hAnsi="Times New Roman" w:cs="Times New Roman"/>
       <w:sz w:val="24"/>
-      <w:szCs w:val="20"/>
+      <w:szCs w:val="24"/>
       <w:lang w:eastAsia="en-US"/>
     </w:rPr>
   </w:style>
   <w:style w:type="character" w:customStyle="1" w:styleId="CELTICNormalCar">
     <w:name w:val="CELTIC Normal Car"/>
-    <w:basedOn w:val="DefaultParagraphFont"/>
+    <w:basedOn w:val="Tipodeletrapredefinidodopargrafo"/>
     <w:link w:val="CELTICNormal"/>
     <w:rsid w:val="005F2377"/>
     <w:rPr>
@@ -5573,8 +5536,9 @@
   <w:style w:type="paragraph" w:customStyle="1" w:styleId="Formule">
     <w:name w:val="Formule"/>
     <w:basedOn w:val="Normal"/>
+    <w:uiPriority w:val="1"/>
     <w:qFormat/>
-    <w:rsid w:val="00503863"/>
+    <w:rsid w:val="1990C7A8"/>
     <w:pPr>
       <w:ind w:left="1134"/>
       <w:jc w:val="left"/>
@@ -5582,6 +5546,7 @@
     <w:rPr>
       <w:rFonts w:ascii="Cambria Math" w:hAnsi="Cambria Math"/>
       <w:i/>
+      <w:iCs/>
     </w:rPr>
   </w:style>
   <w:style w:type="paragraph" w:customStyle="1" w:styleId="Equation">
@@ -5592,8 +5557,8 @@
   </w:style>
   <w:style w:type="paragraph" w:customStyle="1" w:styleId="Biblio">
     <w:name w:val="Biblio"/>
-    <w:basedOn w:val="ListParagraph"/>
-    <w:next w:val="IntenseQuote"/>
+    <w:basedOn w:val="PargrafodaLista"/>
+    <w:next w:val="CitaoIntensa"/>
     <w:qFormat/>
     <w:rsid w:val="00C75FE2"/>
     <w:pPr>
@@ -5603,14 +5568,14 @@
       <w:contextualSpacing w:val="0"/>
     </w:pPr>
   </w:style>
-  <w:style w:type="paragraph" w:styleId="IntenseQuote">
+  <w:style w:type="paragraph" w:styleId="CitaoIntensa">
     <w:name w:val="Intense Quote"/>
     <w:basedOn w:val="Normal"/>
     <w:next w:val="Normal"/>
-    <w:link w:val="IntenseQuoteChar"/>
+    <w:link w:val="CitaoIntensaCarter"/>
     <w:uiPriority w:val="30"/>
     <w:qFormat/>
-    <w:rsid w:val="006C2F1E"/>
+    <w:rsid w:val="1990C7A8"/>
     <w:pPr>
       <w:pBdr>
         <w:bottom w:val="single" w:sz="4" w:space="4" w:color="4F81BD" w:themeColor="accent1"/>
@@ -5626,10 +5591,10 @@
       <w:color w:val="4F81BD" w:themeColor="accent1"/>
     </w:rPr>
   </w:style>
-  <w:style w:type="character" w:customStyle="1" w:styleId="IntenseQuoteChar">
-    <w:name w:val="Intense Quote Char"/>
-    <w:basedOn w:val="DefaultParagraphFont"/>
-    <w:link w:val="IntenseQuote"/>
+  <w:style w:type="character" w:customStyle="1" w:styleId="CitaoIntensaCarter">
+    <w:name w:val="Citação Intensa Caráter"/>
+    <w:basedOn w:val="Tipodeletrapredefinidodopargrafo"/>
+    <w:link w:val="CitaoIntensa"/>
     <w:uiPriority w:val="30"/>
     <w:rsid w:val="006C2F1E"/>
     <w:rPr>
@@ -5654,9 +5619,9 @@
       <w:bCs/>
     </w:rPr>
   </w:style>
-  <w:style w:type="character" w:styleId="IntenseEmphasis">
+  <w:style w:type="character" w:styleId="nfaseIntensa">
     <w:name w:val="Intense Emphasis"/>
-    <w:basedOn w:val="DefaultParagraphFont"/>
+    <w:basedOn w:val="Tipodeletrapredefinidodopargrafo"/>
     <w:uiPriority w:val="21"/>
     <w:qFormat/>
     <w:rsid w:val="00B94DB5"/>
@@ -5668,7 +5633,7 @@
       <w:color w:val="4F81BD" w:themeColor="accent1"/>
     </w:rPr>
   </w:style>
-  <w:style w:type="paragraph" w:styleId="NoSpacing">
+  <w:style w:type="paragraph" w:styleId="SemEspaamento">
     <w:name w:val="No Spacing"/>
     <w:uiPriority w:val="1"/>
     <w:qFormat/>
@@ -5683,18 +5648,15 @@
       <w:lang w:val="en-GB" w:eastAsia="ar-SA"/>
     </w:rPr>
   </w:style>
-  <w:style w:type="paragraph" w:styleId="Subtitle">
+  <w:style w:type="paragraph" w:styleId="Subttulo">
     <w:name w:val="Subtitle"/>
     <w:basedOn w:val="Normal"/>
     <w:next w:val="Normal"/>
-    <w:link w:val="SubtitleChar"/>
+    <w:link w:val="SubttuloCarter"/>
     <w:uiPriority w:val="11"/>
     <w:qFormat/>
-    <w:rsid w:val="00B94DB5"/>
-    <w:pPr>
-      <w:numPr>
-        <w:ilvl w:val="1"/>
-      </w:numPr>
+    <w:rsid w:val="1990C7A8"/>
+    <w:pPr>
       <w:ind w:left="113"/>
     </w:pPr>
     <w:rPr>
@@ -5702,15 +5664,14 @@
       <w:i/>
       <w:iCs/>
       <w:color w:val="4F81BD" w:themeColor="accent1"/>
-      <w:spacing w:val="15"/>
       <w:sz w:val="24"/>
       <w:szCs w:val="24"/>
     </w:rPr>
   </w:style>
-  <w:style w:type="character" w:customStyle="1" w:styleId="SubtitleChar">
-    <w:name w:val="Subtitle Char"/>
-    <w:basedOn w:val="DefaultParagraphFont"/>
-    <w:link w:val="Subtitle"/>
+  <w:style w:type="character" w:customStyle="1" w:styleId="SubttuloCarter">
+    <w:name w:val="Subtítulo Caráter"/>
+    <w:basedOn w:val="Tipodeletrapredefinidodopargrafo"/>
+    <w:link w:val="Subttulo"/>
     <w:uiPriority w:val="11"/>
     <w:rsid w:val="00B94DB5"/>
     <w:rPr>
@@ -5724,9 +5685,9 @@
       <w:lang w:val="en-GB" w:eastAsia="ar-SA"/>
     </w:rPr>
   </w:style>
-  <w:style w:type="character" w:styleId="FollowedHyperlink">
+  <w:style w:type="character" w:styleId="Hiperligaovisitada">
     <w:name w:val="FollowedHyperlink"/>
-    <w:basedOn w:val="DefaultParagraphFont"/>
+    <w:basedOn w:val="Tipodeletrapredefinidodopargrafo"/>
     <w:uiPriority w:val="99"/>
     <w:semiHidden/>
     <w:unhideWhenUsed/>
@@ -5738,19 +5699,19 @@
   </w:style>
   <w:style w:type="character" w:customStyle="1" w:styleId="shorttext">
     <w:name w:val="short_text"/>
-    <w:basedOn w:val="DefaultParagraphFont"/>
+    <w:basedOn w:val="Tipodeletrapredefinidodopargrafo"/>
     <w:rsid w:val="00330F3A"/>
   </w:style>
   <w:style w:type="character" w:customStyle="1" w:styleId="longtext">
     <w:name w:val="long_text"/>
-    <w:basedOn w:val="DefaultParagraphFont"/>
+    <w:basedOn w:val="Tipodeletrapredefinidodopargrafo"/>
     <w:rsid w:val="00081749"/>
   </w:style>
-  <w:style w:type="paragraph" w:customStyle="1" w:styleId="Heading40">
+  <w:style w:type="paragraph" w:customStyle="1" w:styleId="Heading4">
     <w:name w:val="Heading4"/>
-    <w:basedOn w:val="Heading3"/>
+    <w:basedOn w:val="Ttulo3"/>
     <w:next w:val="Normal"/>
-    <w:link w:val="Heading4Char0"/>
+    <w:link w:val="Heading4Char"/>
     <w:qFormat/>
     <w:rsid w:val="001E1CD1"/>
     <w:pPr>
@@ -5761,7 +5722,6 @@
       <w:tabs>
         <w:tab w:val="num" w:pos="864"/>
       </w:tabs>
-      <w:suppressAutoHyphens w:val="0"/>
       <w:ind w:left="862" w:hanging="862"/>
       <w:outlineLvl w:val="3"/>
     </w:pPr>
@@ -5771,10 +5731,10 @@
       <w:lang w:val="fr-FR"/>
     </w:rPr>
   </w:style>
-  <w:style w:type="character" w:customStyle="1" w:styleId="Heading4Char0">
+  <w:style w:type="character" w:customStyle="1" w:styleId="Heading4Char">
     <w:name w:val="Heading4 Char"/>
-    <w:basedOn w:val="Heading3Char"/>
-    <w:link w:val="Heading40"/>
+    <w:basedOn w:val="Ttulo3Carter"/>
+    <w:link w:val="Heading4"/>
     <w:rsid w:val="001E1CD1"/>
     <w:rPr>
       <w:rFonts w:ascii="Arial" w:eastAsia="Times New Roman" w:hAnsi="Arial" w:cs="URWPalladioL-Bold"/>
@@ -5787,18 +5747,16 @@
   </w:style>
   <w:style w:type="character" w:customStyle="1" w:styleId="mediumtext">
     <w:name w:val="medium_text"/>
-    <w:basedOn w:val="DefaultParagraphFont"/>
+    <w:basedOn w:val="Tipodeletrapredefinidodopargrafo"/>
     <w:rsid w:val="005F2377"/>
   </w:style>
   <w:style w:type="paragraph" w:customStyle="1" w:styleId="Normal30">
     <w:name w:val="Normal+30"/>
     <w:basedOn w:val="Normal"/>
     <w:next w:val="Normal"/>
-    <w:rsid w:val="005F2377"/>
-    <w:pPr>
-      <w:autoSpaceDE w:val="0"/>
-      <w:autoSpaceDN w:val="0"/>
-      <w:adjustRightInd w:val="0"/>
+    <w:uiPriority w:val="1"/>
+    <w:rsid w:val="1990C7A8"/>
+    <w:pPr>
       <w:spacing w:after="0"/>
       <w:ind w:right="0"/>
       <w:jc w:val="left"/>
@@ -5806,7 +5764,7 @@
     <w:rPr>
       <w:rFonts w:eastAsia="Times New Roman" w:cs="Times New Roman"/>
       <w:sz w:val="24"/>
-      <w:szCs w:val="20"/>
+      <w:szCs w:val="24"/>
       <w:lang w:eastAsia="en-US"/>
     </w:rPr>
   </w:style>
@@ -5827,38 +5785,40 @@
       <w:lang w:val="en-US"/>
     </w:rPr>
   </w:style>
-  <w:style w:type="paragraph" w:styleId="BodyText2">
+  <w:style w:type="paragraph" w:styleId="Corpodetexto2">
     <w:name w:val="Body Text 2"/>
     <w:basedOn w:val="Normal"/>
-    <w:link w:val="BodyText2Char"/>
-    <w:rsid w:val="005F2377"/>
+    <w:link w:val="Corpodetexto2Carter"/>
+    <w:uiPriority w:val="1"/>
+    <w:rsid w:val="1990C7A8"/>
     <w:pPr>
       <w:spacing w:after="0"/>
       <w:ind w:right="0"/>
     </w:pPr>
+    <w:rPr>
+      <w:rFonts w:ascii="Times" w:eastAsia="Times" w:hAnsi="Times" w:cs="Times New Roman"/>
+      <w:sz w:val="24"/>
+      <w:szCs w:val="24"/>
+      <w:lang w:val="fr-FR" w:eastAsia="en-US"/>
+    </w:rPr>
+  </w:style>
+  <w:style w:type="character" w:customStyle="1" w:styleId="Corpodetexto2Carter">
+    <w:name w:val="Corpo de texto 2 Caráter"/>
+    <w:basedOn w:val="Tipodeletrapredefinidodopargrafo"/>
+    <w:link w:val="Corpodetexto2"/>
+    <w:rsid w:val="005F2377"/>
     <w:rPr>
       <w:rFonts w:ascii="Times" w:eastAsia="Times" w:hAnsi="Times" w:cs="Times New Roman"/>
       <w:sz w:val="24"/>
       <w:szCs w:val="20"/>
-      <w:lang w:val="fr-FR" w:eastAsia="en-US"/>
-    </w:rPr>
-  </w:style>
-  <w:style w:type="character" w:customStyle="1" w:styleId="BodyText2Char">
-    <w:name w:val="Body Text 2 Char"/>
-    <w:basedOn w:val="DefaultParagraphFont"/>
-    <w:link w:val="BodyText2"/>
-    <w:rsid w:val="005F2377"/>
-    <w:rPr>
-      <w:rFonts w:ascii="Times" w:eastAsia="Times" w:hAnsi="Times" w:cs="Times New Roman"/>
-      <w:sz w:val="24"/>
-      <w:szCs w:val="20"/>
-    </w:rPr>
-  </w:style>
-  <w:style w:type="paragraph" w:styleId="BodyText3">
+    </w:rPr>
+  </w:style>
+  <w:style w:type="paragraph" w:styleId="Corpodetexto3">
     <w:name w:val="Body Text 3"/>
     <w:basedOn w:val="Normal"/>
-    <w:link w:val="BodyText3Char"/>
-    <w:rsid w:val="005F2377"/>
+    <w:link w:val="Corpodetexto3Carter"/>
+    <w:uiPriority w:val="1"/>
+    <w:rsid w:val="1990C7A8"/>
     <w:pPr>
       <w:spacing w:after="0"/>
       <w:ind w:right="0"/>
@@ -5870,10 +5830,10 @@
       <w:lang w:val="fr-FR" w:eastAsia="en-US"/>
     </w:rPr>
   </w:style>
-  <w:style w:type="character" w:customStyle="1" w:styleId="BodyText3Char">
-    <w:name w:val="Body Text 3 Char"/>
-    <w:basedOn w:val="DefaultParagraphFont"/>
-    <w:link w:val="BodyText3"/>
+  <w:style w:type="character" w:customStyle="1" w:styleId="Corpodetexto3Carter">
+    <w:name w:val="Corpo de texto 3 Caráter"/>
+    <w:basedOn w:val="Tipodeletrapredefinidodopargrafo"/>
+    <w:link w:val="Corpodetexto3"/>
     <w:rsid w:val="005F2377"/>
     <w:rPr>
       <w:rFonts w:ascii="Arial" w:eastAsia="Times" w:hAnsi="Arial" w:cs="Times New Roman"/>
@@ -5881,43 +5841,43 @@
       <w:szCs w:val="20"/>
     </w:rPr>
   </w:style>
-  <w:style w:type="paragraph" w:styleId="EndnoteText">
+  <w:style w:type="paragraph" w:styleId="Textodenotadefim">
     <w:name w:val="endnote text"/>
     <w:basedOn w:val="Normal"/>
-    <w:link w:val="EndnoteTextChar"/>
+    <w:link w:val="TextodenotadefimCarter"/>
+    <w:uiPriority w:val="99"/>
+    <w:semiHidden/>
+    <w:unhideWhenUsed/>
+    <w:rsid w:val="1990C7A8"/>
+    <w:pPr>
+      <w:spacing w:after="0"/>
+    </w:pPr>
+    <w:rPr>
+      <w:sz w:val="20"/>
+      <w:szCs w:val="20"/>
+    </w:rPr>
+  </w:style>
+  <w:style w:type="character" w:customStyle="1" w:styleId="TextodenotadefimCarter">
+    <w:name w:val="Texto de nota de fim Caráter"/>
+    <w:basedOn w:val="Tipodeletrapredefinidodopargrafo"/>
+    <w:link w:val="Textodenotadefim"/>
+    <w:uiPriority w:val="99"/>
+    <w:semiHidden/>
+    <w:rsid w:val="007E1CC9"/>
+    <w:rPr>
+      <w:rFonts w:ascii="Arial" w:eastAsia="TrebuchetMS" w:hAnsi="Arial" w:cs="Arial"/>
+      <w:sz w:val="20"/>
+      <w:szCs w:val="20"/>
+      <w:lang w:val="fr-LU" w:eastAsia="fr-FR"/>
+    </w:rPr>
+  </w:style>
+  <w:style w:type="character" w:styleId="Refdenotadefim">
+    <w:name w:val="endnote reference"/>
+    <w:basedOn w:val="Tipodeletrapredefinidodopargrafo"/>
     <w:uiPriority w:val="99"/>
     <w:semiHidden/>
     <w:unhideWhenUsed/>
     <w:rsid w:val="007E1CC9"/>
-    <w:pPr>
-      <w:spacing w:after="0"/>
-    </w:pPr>
-    <w:rPr>
-      <w:sz w:val="20"/>
-      <w:szCs w:val="20"/>
-    </w:rPr>
-  </w:style>
-  <w:style w:type="character" w:customStyle="1" w:styleId="EndnoteTextChar">
-    <w:name w:val="Endnote Text Char"/>
-    <w:basedOn w:val="DefaultParagraphFont"/>
-    <w:link w:val="EndnoteText"/>
-    <w:uiPriority w:val="99"/>
-    <w:semiHidden/>
-    <w:rsid w:val="007E1CC9"/>
-    <w:rPr>
-      <w:rFonts w:ascii="Arial" w:eastAsia="TrebuchetMS" w:hAnsi="Arial" w:cs="Arial"/>
-      <w:sz w:val="20"/>
-      <w:szCs w:val="20"/>
-      <w:lang w:val="fr-LU" w:eastAsia="fr-FR"/>
-    </w:rPr>
-  </w:style>
-  <w:style w:type="character" w:styleId="EndnoteReference">
-    <w:name w:val="endnote reference"/>
-    <w:basedOn w:val="DefaultParagraphFont"/>
-    <w:uiPriority w:val="99"/>
-    <w:semiHidden/>
-    <w:unhideWhenUsed/>
-    <w:rsid w:val="007E1CC9"/>
     <w:rPr>
       <w:vertAlign w:val="superscript"/>
     </w:rPr>
@@ -5925,7 +5885,8 @@
   <w:style w:type="paragraph" w:customStyle="1" w:styleId="CELTICListNumber1">
     <w:name w:val="CELTIC List Number1"/>
     <w:basedOn w:val="Normal"/>
-    <w:rsid w:val="001341A4"/>
+    <w:uiPriority w:val="1"/>
+    <w:rsid w:val="1990C7A8"/>
     <w:pPr>
       <w:numPr>
         <w:numId w:val="3"/>
@@ -5940,11 +5901,10 @@
       <w:lang w:val="de-DE" w:eastAsia="en-US"/>
     </w:rPr>
   </w:style>
-  <w:style w:type="character" w:customStyle="1" w:styleId="CaptionChar">
-    <w:name w:val="Caption Char"/>
-    <w:aliases w:val="DNV-cap Char,DNV-cap1 Char,DNV-cap2 Char"/>
-    <w:basedOn w:val="DefaultParagraphFont"/>
-    <w:link w:val="Caption"/>
+  <w:style w:type="character" w:customStyle="1" w:styleId="LegendaCarter">
+    <w:name w:val="Legenda Caráter"/>
+    <w:basedOn w:val="Tipodeletrapredefinidodopargrafo"/>
+    <w:link w:val="Legenda"/>
     <w:rsid w:val="001341A4"/>
     <w:rPr>
       <w:rFonts w:ascii="Arial" w:eastAsia="TrebuchetMS" w:hAnsi="Arial" w:cs="Arial"/>
@@ -5973,7 +5933,8 @@
     <w:name w:val="CELTIC Title 1"/>
     <w:basedOn w:val="Normal"/>
     <w:next w:val="Normal"/>
-    <w:rsid w:val="001341A4"/>
+    <w:uiPriority w:val="1"/>
+    <w:rsid w:val="1990C7A8"/>
     <w:pPr>
       <w:pageBreakBefore/>
       <w:numPr>
@@ -5986,10 +5947,11 @@
     <w:rPr>
       <w:rFonts w:eastAsia="Times New Roman" w:cs="Times New Roman"/>
       <w:b/>
+      <w:bCs/>
       <w:caps/>
       <w:color w:val="333399"/>
       <w:sz w:val="32"/>
-      <w:szCs w:val="20"/>
+      <w:szCs w:val="32"/>
       <w:lang w:val="en-GB" w:eastAsia="en-US"/>
     </w:rPr>
   </w:style>
@@ -5997,7 +5959,8 @@
     <w:name w:val="CELTIC Title 2"/>
     <w:basedOn w:val="Normal"/>
     <w:next w:val="Normal"/>
-    <w:rsid w:val="001341A4"/>
+    <w:uiPriority w:val="1"/>
+    <w:rsid w:val="1990C7A8"/>
     <w:pPr>
       <w:numPr>
         <w:ilvl w:val="1"/>
@@ -6010,9 +5973,10 @@
     <w:rPr>
       <w:rFonts w:eastAsia="Times New Roman" w:cs="Times New Roman"/>
       <w:b/>
+      <w:bCs/>
       <w:color w:val="993300"/>
       <w:sz w:val="28"/>
-      <w:szCs w:val="20"/>
+      <w:szCs w:val="28"/>
       <w:lang w:val="en-GB" w:eastAsia="en-US"/>
     </w:rPr>
   </w:style>
@@ -6021,7 +5985,8 @@
     <w:basedOn w:val="Normal"/>
     <w:next w:val="Normal"/>
     <w:link w:val="CELTICTitle3Car"/>
-    <w:rsid w:val="001341A4"/>
+    <w:uiPriority w:val="1"/>
+    <w:rsid w:val="1990C7A8"/>
     <w:pPr>
       <w:numPr>
         <w:ilvl w:val="2"/>
@@ -6037,9 +6002,10 @@
     <w:rPr>
       <w:rFonts w:eastAsia="Times New Roman" w:cs="Times New Roman"/>
       <w:b/>
+      <w:bCs/>
       <w:color w:val="008080"/>
       <w:sz w:val="24"/>
-      <w:szCs w:val="20"/>
+      <w:szCs w:val="24"/>
       <w:lang w:val="en-GB" w:eastAsia="en-US"/>
     </w:rPr>
   </w:style>
@@ -6047,7 +6013,8 @@
     <w:name w:val="CELTIC Title 4"/>
     <w:basedOn w:val="Normal"/>
     <w:next w:val="Normal"/>
-    <w:rsid w:val="001341A4"/>
+    <w:uiPriority w:val="1"/>
+    <w:rsid w:val="1990C7A8"/>
     <w:pPr>
       <w:numPr>
         <w:ilvl w:val="3"/>
@@ -6060,8 +6027,9 @@
     <w:rPr>
       <w:rFonts w:eastAsia="Times New Roman" w:cs="Times New Roman"/>
       <w:b/>
+      <w:bCs/>
       <w:sz w:val="24"/>
-      <w:szCs w:val="20"/>
+      <w:szCs w:val="24"/>
       <w:lang w:val="en-GB" w:eastAsia="en-US"/>
     </w:rPr>
   </w:style>
@@ -6069,7 +6037,8 @@
     <w:name w:val="CELTICNormal"/>
     <w:basedOn w:val="Normal"/>
     <w:link w:val="CELTICNormalCar0"/>
-    <w:rsid w:val="001341A4"/>
+    <w:uiPriority w:val="1"/>
+    <w:rsid w:val="1990C7A8"/>
     <w:pPr>
       <w:ind w:right="0"/>
     </w:pPr>
@@ -6082,7 +6051,7 @@
   </w:style>
   <w:style w:type="character" w:customStyle="1" w:styleId="CELTICNormalCar0">
     <w:name w:val="CELTICNormal Car"/>
-    <w:basedOn w:val="DefaultParagraphFont"/>
+    <w:basedOn w:val="Tipodeletrapredefinidodopargrafo"/>
     <w:link w:val="CELTICNormal0"/>
     <w:rsid w:val="001341A4"/>
     <w:rPr>
@@ -6106,7 +6075,7 @@
   </w:style>
   <w:style w:type="character" w:customStyle="1" w:styleId="CELTICTitle3Car">
     <w:name w:val="CELTIC Title 3 Car"/>
-    <w:basedOn w:val="DefaultParagraphFont"/>
+    <w:basedOn w:val="Tipodeletrapredefinidodopargrafo"/>
     <w:link w:val="CELTICTitle3"/>
     <w:rsid w:val="001341A4"/>
     <w:rPr>
@@ -6120,7 +6089,7 @@
   </w:style>
   <w:style w:type="character" w:customStyle="1" w:styleId="lang-en">
     <w:name w:val="lang-en"/>
-    <w:basedOn w:val="DefaultParagraphFont"/>
+    <w:basedOn w:val="Tipodeletrapredefinidodopargrafo"/>
     <w:rsid w:val="0073402D"/>
   </w:style>
   <w:style w:type="paragraph" w:customStyle="1" w:styleId="smile-footer">
@@ -6158,7 +6127,8 @@
   <w:style w:type="paragraph" w:customStyle="1" w:styleId="Autrestitres">
     <w:name w:val="Autres titres"/>
     <w:basedOn w:val="Normal"/>
-    <w:rsid w:val="000850C5"/>
+    <w:uiPriority w:val="1"/>
+    <w:rsid w:val="1990C7A8"/>
     <w:pPr>
       <w:keepLines/>
       <w:tabs>
@@ -6173,7 +6143,7 @@
       <w:b/>
       <w:bCs/>
       <w:sz w:val="32"/>
-      <w:szCs w:val="20"/>
+      <w:szCs w:val="32"/>
       <w:lang w:val="fr-FR"/>
     </w:rPr>
   </w:style>
@@ -6181,9 +6151,9 @@
     <w:name w:val="Recommandation"/>
     <w:basedOn w:val="Normal"/>
     <w:link w:val="RecommandationChar"/>
-    <w:autoRedefine/>
+    <w:uiPriority w:val="1"/>
     <w:qFormat/>
-    <w:rsid w:val="000A3A6B"/>
+    <w:rsid w:val="1990C7A8"/>
     <w:pPr>
       <w:spacing w:before="120" w:after="160"/>
       <w:ind w:right="0"/>
@@ -6191,7 +6161,7 @@
     <w:rPr>
       <w:rFonts w:eastAsia="Times New Roman"/>
       <w:b/>
-      <w:iCs/>
+      <w:bCs/>
       <w:sz w:val="20"/>
       <w:szCs w:val="20"/>
       <w:lang w:val="fr-LU"/>
@@ -6199,7 +6169,7 @@
   </w:style>
   <w:style w:type="character" w:customStyle="1" w:styleId="RecommandationChar">
     <w:name w:val="Recommandation Char"/>
-    <w:basedOn w:val="DefaultParagraphFont"/>
+    <w:basedOn w:val="Tipodeletrapredefinidodopargrafo"/>
     <w:link w:val="Recommandation"/>
     <w:rsid w:val="000A3A6B"/>
     <w:rPr>
@@ -6219,13 +6189,11 @@
     <w:qFormat/>
     <w:rsid w:val="000A3A6B"/>
     <w:pPr>
-      <w:suppressAutoHyphens w:val="0"/>
       <w:ind w:left="16"/>
       <w:jc w:val="left"/>
     </w:pPr>
     <w:rPr>
       <w:rFonts w:cs="Arial"/>
-      <w:bCs/>
       <w:color w:val="000000"/>
       <w:szCs w:val="16"/>
       <w:lang w:val="en-US"/>
@@ -6233,7 +6201,7 @@
   </w:style>
   <w:style w:type="character" w:customStyle="1" w:styleId="TableauChar">
     <w:name w:val="Tableau Char"/>
-    <w:basedOn w:val="DefaultParagraphFont"/>
+    <w:basedOn w:val="Tipodeletrapredefinidodopargrafo"/>
     <w:link w:val="Tableau"/>
     <w:rsid w:val="000A3A6B"/>
     <w:rPr>
@@ -6248,7 +6216,7 @@
   <w:style w:type="character" w:customStyle="1" w:styleId="Heading1Char1">
     <w:name w:val="Heading 1 Char1"/>
     <w:aliases w:val="Titre1 Char1,Titre2 Char1,Chapter Char1,CF6 - Titre 1 Char1"/>
-    <w:basedOn w:val="DefaultParagraphFont"/>
+    <w:basedOn w:val="Tipodeletrapredefinidodopargrafo"/>
     <w:uiPriority w:val="9"/>
     <w:rsid w:val="001C5BAC"/>
     <w:rPr>
